--- a/مهام.docx
+++ b/مهام.docx
@@ -4,56 +4,76 @@
   <w:body>
     <w:p>
       <w:pPr>
-        <w:bidi/>
-      </w:pPr>
-      <w:r>
-        <w:rPr>
-          <w:rFonts w:cs="Arial"/>
-          <w:rtl/>
-        </w:rPr>
-        <w:t>١-</w:t>
-      </w:r>
-      <w:r>
-        <w:rPr>
-          <w:rFonts w:cs="Arial" w:hint="cs"/>
+        <w:pStyle w:val="ListParagraph"/>
+        <w:numPr>
+          <w:ilvl w:val="0"/>
+          <w:numId w:val="3"/>
+        </w:numPr>
+        <w:bidi/>
+      </w:pPr>
+      <w:r>
+        <w:rPr>
+          <w:rFonts w:cs="Arial"/>
+          <w:rtl/>
+        </w:rPr>
+        <w:t xml:space="preserve">معنى </w:t>
+      </w:r>
+      <w:r>
+        <w:t>escrow</w:t>
+      </w:r>
+      <w:r>
+        <w:rPr>
+          <w:rFonts w:cs="Arial"/>
           <w:rtl/>
         </w:rPr>
         <w:t xml:space="preserve"> </w:t>
       </w:r>
-      <w:r>
-        <w:rPr>
-          <w:rFonts w:cs="Arial"/>
-          <w:rtl/>
-        </w:rPr>
-        <w:t xml:space="preserve">معنى </w:t>
-      </w:r>
-      <w:r>
-        <w:t>escrow</w:t>
-      </w:r>
-      <w:r>
-        <w:rPr>
-          <w:rFonts w:cs="Arial"/>
+    </w:p>
+    <w:p>
+      <w:pPr>
+        <w:pStyle w:val="ListParagraph"/>
+        <w:numPr>
+          <w:ilvl w:val="0"/>
+          <w:numId w:val="3"/>
+        </w:numPr>
+        <w:bidi/>
+      </w:pPr>
+      <w:r>
+        <w:rPr>
+          <w:rFonts w:cs="Arial" w:hint="cs"/>
+          <w:highlight w:val="yellow"/>
           <w:rtl/>
         </w:rPr>
         <w:t xml:space="preserve"> </w:t>
       </w:r>
-    </w:p>
-    <w:p>
-      <w:pPr>
-        <w:bidi/>
-      </w:pPr>
       <w:r>
         <w:rPr>
           <w:rFonts w:cs="Arial"/>
           <w:highlight w:val="yellow"/>
           <w:rtl/>
         </w:rPr>
-        <w:t>٤-</w:t>
-      </w:r>
-      <w:r>
-        <w:rPr>
-          <w:rFonts w:cs="Arial" w:hint="cs"/>
+        <w:t xml:space="preserve">حساب </w:t>
+      </w:r>
+      <w:r>
+        <w:rPr>
           <w:highlight w:val="yellow"/>
+        </w:rPr>
+        <w:t>azure</w:t>
+      </w:r>
+    </w:p>
+    <w:p>
+      <w:pPr>
+        <w:pStyle w:val="ListParagraph"/>
+        <w:numPr>
+          <w:ilvl w:val="0"/>
+          <w:numId w:val="3"/>
+        </w:numPr>
+        <w:bidi/>
+      </w:pPr>
+      <w:r>
+        <w:rPr>
+          <w:rFonts w:cs="Arial" w:hint="cs"/>
+          <w:highlight w:val="yellow"/>
           <w:rtl/>
         </w:rPr>
         <w:t xml:space="preserve"> </w:t>
@@ -64,17 +84,41 @@
           <w:highlight w:val="yellow"/>
           <w:rtl/>
         </w:rPr>
-        <w:t xml:space="preserve">حساب </w:t>
-      </w:r>
-      <w:r>
-        <w:rPr>
+        <w:t>معرض اعمال خالي من الصور الشخصية</w:t>
+      </w:r>
+    </w:p>
+    <w:p>
+      <w:pPr>
+        <w:pStyle w:val="ListParagraph"/>
+        <w:numPr>
+          <w:ilvl w:val="0"/>
+          <w:numId w:val="3"/>
+        </w:numPr>
+        <w:bidi/>
+      </w:pPr>
+      <w:r>
+        <w:rPr>
+          <w:rFonts w:cs="Arial"/>
           <w:highlight w:val="yellow"/>
-        </w:rPr>
-        <w:t>azure</w:t>
-      </w:r>
-    </w:p>
-    <w:p>
-      <w:pPr>
+          <w:rtl/>
+        </w:rPr>
+        <w:t>تسجيل الدخول بجوجل</w:t>
+      </w:r>
+      <w:r>
+        <w:rPr>
+          <w:rFonts w:cs="Arial" w:hint="cs"/>
+          <w:rtl/>
+        </w:rPr>
+        <w:t>-التحقق من ان الحساب حقيقي</w:t>
+      </w:r>
+    </w:p>
+    <w:p>
+      <w:pPr>
+        <w:pStyle w:val="ListParagraph"/>
+        <w:numPr>
+          <w:ilvl w:val="0"/>
+          <w:numId w:val="3"/>
+        </w:numPr>
         <w:bidi/>
       </w:pPr>
       <w:r>
@@ -83,14 +127,42 @@
           <w:highlight w:val="yellow"/>
           <w:rtl/>
         </w:rPr>
-        <w:t>٧-</w:t>
-      </w:r>
-      <w:r>
-        <w:rPr>
-          <w:rFonts w:cs="Arial" w:hint="cs"/>
+        <w:t>هل نسيت كلمة السر</w:t>
+      </w:r>
+    </w:p>
+    <w:p>
+      <w:pPr>
+        <w:pStyle w:val="ListParagraph"/>
+        <w:numPr>
+          <w:ilvl w:val="0"/>
+          <w:numId w:val="3"/>
+        </w:numPr>
+        <w:bidi/>
+      </w:pPr>
+      <w:r>
+        <w:rPr>
+          <w:rFonts w:cs="Arial"/>
           <w:highlight w:val="yellow"/>
           <w:rtl/>
         </w:rPr>
+        <w:t>اشعارات مثل تم التحقق من الهوية او تم قبول عرضك او تم تحويل الرصيد لحساب المستقل بعد التسليم</w:t>
+      </w:r>
+    </w:p>
+    <w:p>
+      <w:pPr>
+        <w:pStyle w:val="ListParagraph"/>
+        <w:numPr>
+          <w:ilvl w:val="0"/>
+          <w:numId w:val="3"/>
+        </w:numPr>
+        <w:bidi/>
+      </w:pPr>
+      <w:r>
+        <w:rPr>
+          <w:rFonts w:cs="Arial" w:hint="cs"/>
+          <w:highlight w:val="yellow"/>
+          <w:rtl/>
+        </w:rPr>
         <w:t xml:space="preserve"> </w:t>
       </w:r>
       <w:r>
@@ -99,392 +171,302 @@
           <w:highlight w:val="yellow"/>
           <w:rtl/>
         </w:rPr>
-        <w:t>معرض اعمال خالي من الصور الشخصية</w:t>
-      </w:r>
-    </w:p>
-    <w:p>
-      <w:pPr>
-        <w:bidi/>
-      </w:pPr>
-      <w:r>
-        <w:rPr>
-          <w:rFonts w:cs="Arial"/>
+        <w:t>تغيير ال</w:t>
+      </w:r>
+      <w:r>
+        <w:rPr>
           <w:highlight w:val="yellow"/>
-          <w:rtl/>
-        </w:rPr>
-        <w:t>١١-</w:t>
-      </w:r>
-      <w:r>
-        <w:rPr>
-          <w:rFonts w:cs="Arial" w:hint="cs"/>
+        </w:rPr>
+        <w:t>routes</w:t>
+      </w:r>
+      <w:r>
+        <w:rPr>
+          <w:rFonts w:cs="Arial"/>
           <w:highlight w:val="yellow"/>
           <w:rtl/>
         </w:rPr>
+        <w:t xml:space="preserve"> وحمايتها مثل اضافة مهمة</w:t>
+      </w:r>
+    </w:p>
+    <w:p>
+      <w:pPr>
+        <w:pStyle w:val="ListParagraph"/>
+        <w:numPr>
+          <w:ilvl w:val="0"/>
+          <w:numId w:val="3"/>
+        </w:numPr>
+        <w:bidi/>
+      </w:pPr>
+      <w:r>
+        <w:rPr>
+          <w:rFonts w:cs="Arial" w:hint="cs"/>
+          <w:rtl/>
+        </w:rPr>
         <w:t xml:space="preserve"> </w:t>
       </w:r>
       <w:r>
         <w:rPr>
           <w:rFonts w:cs="Arial"/>
-          <w:highlight w:val="yellow"/>
-          <w:rtl/>
-        </w:rPr>
-        <w:t>تسجيل الدخول بجوجل</w:t>
-      </w:r>
-      <w:r>
-        <w:rPr>
-          <w:rFonts w:cs="Arial" w:hint="cs"/>
-          <w:rtl/>
-        </w:rPr>
-        <w:t>-التحقق من ان الحساب حقيقي</w:t>
-      </w:r>
-    </w:p>
-    <w:p>
-      <w:pPr>
-        <w:bidi/>
-      </w:pPr>
-      <w:r>
-        <w:rPr>
-          <w:rFonts w:cs="Arial"/>
-          <w:highlight w:val="yellow"/>
-          <w:rtl/>
-        </w:rPr>
-        <w:t>١٢-</w:t>
-      </w:r>
-      <w:r>
-        <w:rPr>
-          <w:rFonts w:cs="Arial" w:hint="cs"/>
-          <w:highlight w:val="yellow"/>
-          <w:rtl/>
+          <w:rtl/>
+        </w:rPr>
+        <w:t>التأكد من ان رصيد العميل به ثمن المهمة قبل نشر المهمة وعدم امكانية السحب بعد نشر المهمة</w:t>
+      </w:r>
+    </w:p>
+    <w:p>
+      <w:pPr>
+        <w:pStyle w:val="ListParagraph"/>
+        <w:numPr>
+          <w:ilvl w:val="0"/>
+          <w:numId w:val="3"/>
+        </w:numPr>
+        <w:bidi/>
+        <w:rPr>
+          <w:rFonts w:cs="Arial"/>
+        </w:rPr>
+      </w:pPr>
+      <w:r>
+        <w:rPr>
+          <w:rFonts w:cs="Arial"/>
+          <w:rtl/>
+        </w:rPr>
+        <w:t>نظام تقييمات مثل كؤوس او اوسمة او ادرعة لتعويض عدم وجود الهوية</w:t>
+      </w:r>
+    </w:p>
+    <w:p>
+      <w:pPr>
+        <w:pStyle w:val="ListParagraph"/>
+        <w:numPr>
+          <w:ilvl w:val="0"/>
+          <w:numId w:val="3"/>
+        </w:numPr>
+        <w:bidi/>
+        <w:rPr>
+          <w:rFonts w:cs="Arial"/>
+          <w:rtl/>
+          <w:lang w:bidi="ar-EG"/>
+        </w:rPr>
+      </w:pPr>
+      <w:r>
+        <w:rPr>
+          <w:rFonts w:cs="Arial" w:hint="cs"/>
+          <w:rtl/>
+          <w:lang w:bidi="ar-EG"/>
+        </w:rPr>
+        <w:t>تعديل الاقسام فرونت</w:t>
+      </w:r>
+    </w:p>
+    <w:p>
+      <w:pPr>
+        <w:pStyle w:val="ListParagraph"/>
+        <w:numPr>
+          <w:ilvl w:val="0"/>
+          <w:numId w:val="3"/>
+        </w:numPr>
+        <w:bidi/>
+        <w:rPr>
+          <w:rFonts w:cs="Arial"/>
+          <w:rtl/>
+          <w:lang w:bidi="ar-EG"/>
+        </w:rPr>
+      </w:pPr>
+      <w:r>
+        <w:rPr>
+          <w:rFonts w:cs="Arial" w:hint="cs"/>
+          <w:rtl/>
+          <w:lang w:bidi="ar-EG"/>
+        </w:rPr>
+        <w:t xml:space="preserve">التسجيل </w:t>
+      </w:r>
+      <w:r>
+        <w:rPr>
+          <w:rFonts w:cs="Arial" w:hint="cs"/>
+          <w:rtl/>
+          <w:lang w:bidi="ar-EG"/>
+        </w:rPr>
+        <w:t>بالتحقق من الايميل</w:t>
+      </w:r>
+    </w:p>
+    <w:p>
+      <w:pPr>
+        <w:pStyle w:val="ListParagraph"/>
+        <w:numPr>
+          <w:ilvl w:val="0"/>
+          <w:numId w:val="3"/>
+        </w:numPr>
+        <w:bidi/>
+        <w:rPr>
+          <w:rFonts w:cs="Arial"/>
+          <w:rtl/>
+          <w:lang w:bidi="ar-EG"/>
+        </w:rPr>
+      </w:pPr>
+      <w:r>
+        <w:rPr>
+          <w:rFonts w:cs="Arial" w:hint="cs"/>
+          <w:rtl/>
+          <w:lang w:bidi="ar-EG"/>
+        </w:rPr>
+        <w:t>رسائل الخطأ عربي -</w:t>
+      </w:r>
+      <w:proofErr w:type="spellStart"/>
+      <w:r>
+        <w:rPr>
+          <w:rFonts w:cs="Arial"/>
+          <w:lang w:bidi="ar-EG"/>
+        </w:rPr>
+        <w:t>en</w:t>
+      </w:r>
+      <w:proofErr w:type="spellEnd"/>
+      <w:r>
+        <w:rPr>
+          <w:rFonts w:cs="Arial"/>
+          <w:lang w:bidi="ar-EG"/>
         </w:rPr>
         <w:t xml:space="preserve"> </w:t>
       </w:r>
-      <w:r>
-        <w:rPr>
-          <w:rFonts w:cs="Arial"/>
-          <w:highlight w:val="yellow"/>
-          <w:rtl/>
-        </w:rPr>
-        <w:t>هل نسيت كلمة السر</w:t>
-      </w:r>
-    </w:p>
-    <w:p>
-      <w:pPr>
-        <w:bidi/>
-      </w:pPr>
-      <w:r>
-        <w:rPr>
-          <w:rFonts w:cs="Arial"/>
-          <w:highlight w:val="yellow"/>
-          <w:rtl/>
-        </w:rPr>
-        <w:t>١٤ـ</w:t>
-      </w:r>
-      <w:r>
-        <w:rPr>
-          <w:rFonts w:cs="Arial" w:hint="cs"/>
-          <w:highlight w:val="yellow"/>
-          <w:rtl/>
-        </w:rPr>
-        <w:t xml:space="preserve"> </w:t>
-      </w:r>
-      <w:r>
-        <w:rPr>
-          <w:rFonts w:cs="Arial"/>
-          <w:highlight w:val="yellow"/>
-          <w:rtl/>
-        </w:rPr>
-        <w:t>اشعارات مثل تم التحقق من الهوية او تم قبول عرضك او تم تحويل الرصيد لحساب المستقل بعد التسليم</w:t>
-      </w:r>
-    </w:p>
-    <w:p>
-      <w:pPr>
-        <w:bidi/>
-      </w:pPr>
-      <w:r>
-        <w:rPr>
-          <w:rFonts w:cs="Arial"/>
-          <w:highlight w:val="yellow"/>
-          <w:rtl/>
-        </w:rPr>
-        <w:t>١٥-</w:t>
-      </w:r>
-      <w:r>
-        <w:rPr>
-          <w:rFonts w:cs="Arial" w:hint="cs"/>
-          <w:highlight w:val="yellow"/>
-          <w:rtl/>
-        </w:rPr>
-        <w:t xml:space="preserve"> </w:t>
-      </w:r>
-      <w:r>
-        <w:rPr>
-          <w:rFonts w:cs="Arial"/>
-          <w:highlight w:val="yellow"/>
-          <w:rtl/>
-        </w:rPr>
-        <w:t>تغيير ال</w:t>
-      </w:r>
-      <w:r>
-        <w:rPr>
-          <w:highlight w:val="yellow"/>
-        </w:rPr>
-        <w:t>routes</w:t>
-      </w:r>
-      <w:r>
-        <w:rPr>
-          <w:rFonts w:cs="Arial"/>
-          <w:highlight w:val="yellow"/>
-          <w:rtl/>
-        </w:rPr>
-        <w:t xml:space="preserve"> وحمايتها مثل اضافة مهمة</w:t>
-      </w:r>
-    </w:p>
-    <w:p>
-      <w:pPr>
-        <w:bidi/>
-      </w:pPr>
-      <w:r>
-        <w:rPr>
-          <w:rFonts w:cs="Arial"/>
-          <w:rtl/>
-        </w:rPr>
-        <w:t>١٦-</w:t>
-      </w:r>
-      <w:r>
-        <w:rPr>
-          <w:rFonts w:cs="Arial" w:hint="cs"/>
-          <w:rtl/>
-        </w:rPr>
-        <w:t xml:space="preserve"> </w:t>
-      </w:r>
-      <w:r>
-        <w:rPr>
-          <w:rFonts w:cs="Arial"/>
-          <w:rtl/>
-        </w:rPr>
-        <w:t>التأكد من ان رصيد العميل به ثمن المهمة قبل نشر المهمة وعدم امكانية السحب بعد نشر المهمة</w:t>
-      </w:r>
-    </w:p>
-    <w:p>
-      <w:pPr>
-        <w:bidi/>
-        <w:rPr>
-          <w:rFonts w:cs="Arial"/>
-        </w:rPr>
-      </w:pPr>
-      <w:r>
-        <w:rPr>
-          <w:rFonts w:cs="Arial"/>
-          <w:rtl/>
-        </w:rPr>
-        <w:t>١٩-</w:t>
-      </w:r>
-      <w:r>
-        <w:rPr>
-          <w:rFonts w:cs="Arial" w:hint="cs"/>
-          <w:rtl/>
-        </w:rPr>
-        <w:t xml:space="preserve"> </w:t>
-      </w:r>
-      <w:r>
-        <w:rPr>
-          <w:rFonts w:cs="Arial"/>
-          <w:rtl/>
-        </w:rPr>
-        <w:t>نظام تقييمات مثل كؤوس او اوسمة او ادرعة لتعويض عدم وجود الهوية</w:t>
-      </w:r>
-    </w:p>
-    <w:p>
-      <w:pPr>
-        <w:bidi/>
-        <w:rPr>
-          <w:rFonts w:cs="Arial"/>
-          <w:rtl/>
-          <w:lang w:bidi="ar-EG"/>
-        </w:rPr>
-      </w:pPr>
-      <w:r>
-        <w:rPr>
-          <w:rFonts w:cs="Arial" w:hint="cs"/>
-          <w:rtl/>
-          <w:lang w:bidi="ar-EG"/>
-        </w:rPr>
-        <w:t>22-تعديل الاقسام فرونت</w:t>
-      </w:r>
-    </w:p>
-    <w:p>
-      <w:pPr>
-        <w:bidi/>
-        <w:rPr>
-          <w:rFonts w:cs="Arial"/>
-          <w:rtl/>
-          <w:lang w:bidi="ar-EG"/>
-        </w:rPr>
-      </w:pPr>
-      <w:r>
-        <w:rPr>
-          <w:rFonts w:cs="Arial" w:hint="cs"/>
-          <w:rtl/>
-          <w:lang w:bidi="ar-EG"/>
-        </w:rPr>
-        <w:t xml:space="preserve">23-التسجيل </w:t>
-      </w:r>
-      <w:r>
-        <w:rPr>
-          <w:rFonts w:cs="Arial" w:hint="cs"/>
-          <w:rtl/>
-          <w:lang w:bidi="ar-EG"/>
-        </w:rPr>
-        <w:t>بالتحقق من الايميل</w:t>
-      </w:r>
-    </w:p>
-    <w:p>
-      <w:pPr>
-        <w:bidi/>
-        <w:rPr>
-          <w:rFonts w:cs="Arial"/>
-          <w:rtl/>
-          <w:lang w:bidi="ar-EG"/>
-        </w:rPr>
-      </w:pPr>
-      <w:r>
-        <w:rPr>
-          <w:rFonts w:cs="Arial"/>
-          <w:lang w:bidi="ar-EG"/>
-        </w:rPr>
-        <w:t>27</w:t>
-      </w:r>
-      <w:r>
-        <w:rPr>
-          <w:rFonts w:cs="Arial" w:hint="cs"/>
-          <w:rtl/>
-          <w:lang w:bidi="ar-EG"/>
-        </w:rPr>
-        <w:t>-رسائل الخطأ عربي -</w:t>
-      </w:r>
-      <w:r>
-        <w:rPr>
-          <w:rFonts w:cs="Arial"/>
-          <w:lang w:bidi="ar-EG"/>
-        </w:rPr>
-        <w:t xml:space="preserve">en </w:t>
-      </w:r>
-    </w:p>
-    <w:p>
-      <w:pPr>
-        <w:bidi/>
-        <w:rPr>
-          <w:rFonts w:cs="Arial"/>
-          <w:rtl/>
-          <w:lang w:bidi="ar-EG"/>
-        </w:rPr>
-      </w:pPr>
-    </w:p>
-    <w:p>
-      <w:pPr>
-        <w:bidi/>
-        <w:rPr>
-          <w:rFonts w:cs="Arial"/>
-          <w:rtl/>
-          <w:lang w:bidi="ar-EG"/>
-        </w:rPr>
-      </w:pPr>
-    </w:p>
-    <w:p>
-      <w:pPr>
-        <w:bidi/>
-        <w:rPr>
-          <w:rFonts w:cs="Arial"/>
-          <w:rtl/>
-          <w:lang w:bidi="ar-EG"/>
-        </w:rPr>
-      </w:pPr>
-    </w:p>
-    <w:p>
-      <w:pPr>
-        <w:bidi/>
-        <w:rPr>
-          <w:rFonts w:cs="Arial"/>
-          <w:rtl/>
-          <w:lang w:bidi="ar-EG"/>
-        </w:rPr>
-      </w:pPr>
-    </w:p>
-    <w:p>
-      <w:pPr>
-        <w:bidi/>
-        <w:rPr>
-          <w:rFonts w:cs="Arial"/>
-          <w:rtl/>
-          <w:lang w:bidi="ar-EG"/>
-        </w:rPr>
-      </w:pPr>
-    </w:p>
-    <w:p>
-      <w:pPr>
-        <w:bidi/>
-        <w:rPr>
-          <w:rFonts w:cs="Arial"/>
-          <w:rtl/>
-          <w:lang w:bidi="ar-EG"/>
-        </w:rPr>
-      </w:pPr>
-    </w:p>
-    <w:p>
-      <w:pPr>
-        <w:bidi/>
-        <w:rPr>
-          <w:rFonts w:cs="Arial"/>
-          <w:rtl/>
-          <w:lang w:bidi="ar-EG"/>
-        </w:rPr>
-      </w:pPr>
-    </w:p>
-    <w:p>
-      <w:pPr>
-        <w:bidi/>
-        <w:rPr>
-          <w:rFonts w:cs="Arial"/>
-          <w:rtl/>
-          <w:lang w:bidi="ar-EG"/>
-        </w:rPr>
-      </w:pPr>
-    </w:p>
-    <w:p>
-      <w:pPr>
-        <w:bidi/>
-        <w:rPr>
-          <w:rFonts w:cs="Arial"/>
-          <w:lang w:bidi="ar-EG"/>
-        </w:rPr>
-      </w:pPr>
-    </w:p>
-    <w:p>
-      <w:pPr>
-        <w:bidi/>
-        <w:rPr>
-          <w:rFonts w:cs="Arial"/>
-          <w:rtl/>
-          <w:lang w:bidi="ar-EG"/>
-        </w:rPr>
-      </w:pPr>
-    </w:p>
-    <w:p>
-      <w:pPr>
-        <w:bidi/>
-        <w:rPr>
-          <w:rFonts w:cs="Arial"/>
-          <w:rtl/>
-          <w:lang w:bidi="ar-EG"/>
-        </w:rPr>
-      </w:pPr>
-    </w:p>
-    <w:p>
-      <w:pPr>
-        <w:bidi/>
-        <w:rPr>
-          <w:rFonts w:cs="Arial"/>
-          <w:rtl/>
+    </w:p>
+    <w:p>
+      <w:pPr>
+        <w:bidi/>
+        <w:rPr>
+          <w:rFonts w:cs="Arial"/>
+          <w:rtl/>
+          <w:lang w:bidi="ar-EG"/>
+        </w:rPr>
+      </w:pPr>
+    </w:p>
+    <w:p>
+      <w:pPr>
+        <w:bidi/>
+        <w:rPr>
+          <w:rFonts w:cs="Arial"/>
+          <w:rtl/>
+          <w:lang w:bidi="ar-EG"/>
+        </w:rPr>
+      </w:pPr>
+    </w:p>
+    <w:p>
+      <w:pPr>
+        <w:bidi/>
+        <w:rPr>
+          <w:rFonts w:cs="Arial"/>
+          <w:rtl/>
+          <w:lang w:bidi="ar-EG"/>
+        </w:rPr>
+      </w:pPr>
+    </w:p>
+    <w:p>
+      <w:pPr>
+        <w:bidi/>
+        <w:rPr>
+          <w:rFonts w:cs="Arial"/>
+          <w:rtl/>
+          <w:lang w:bidi="ar-EG"/>
+        </w:rPr>
+      </w:pPr>
+    </w:p>
+    <w:p>
+      <w:pPr>
+        <w:bidi/>
+        <w:rPr>
+          <w:rFonts w:cs="Arial"/>
+          <w:rtl/>
+          <w:lang w:bidi="ar-EG"/>
+        </w:rPr>
+      </w:pPr>
+    </w:p>
+    <w:p>
+      <w:pPr>
+        <w:bidi/>
+        <w:rPr>
+          <w:rFonts w:cs="Arial"/>
+          <w:rtl/>
+          <w:lang w:bidi="ar-EG"/>
+        </w:rPr>
+      </w:pPr>
+    </w:p>
+    <w:p>
+      <w:pPr>
+        <w:bidi/>
+        <w:rPr>
+          <w:rFonts w:cs="Arial"/>
+          <w:rtl/>
+          <w:lang w:bidi="ar-EG"/>
+        </w:rPr>
+      </w:pPr>
+    </w:p>
+    <w:p>
+      <w:pPr>
+        <w:bidi/>
+        <w:rPr>
+          <w:rFonts w:cs="Arial"/>
+          <w:rtl/>
+          <w:lang w:bidi="ar-EG"/>
+        </w:rPr>
+      </w:pPr>
+    </w:p>
+    <w:p>
+      <w:pPr>
+        <w:bidi/>
+        <w:rPr>
+          <w:rFonts w:cs="Arial"/>
+          <w:lang w:bidi="ar-EG"/>
+        </w:rPr>
+      </w:pPr>
+    </w:p>
+    <w:p>
+      <w:pPr>
+        <w:bidi/>
+        <w:rPr>
+          <w:rFonts w:cs="Arial"/>
+          <w:rtl/>
+          <w:lang w:bidi="ar-EG"/>
+        </w:rPr>
+      </w:pPr>
+    </w:p>
+    <w:p>
+      <w:pPr>
+        <w:bidi/>
+        <w:rPr>
+          <w:rFonts w:cs="Arial"/>
+          <w:rtl/>
+          <w:lang w:bidi="ar-EG"/>
+        </w:rPr>
+      </w:pPr>
+    </w:p>
+    <w:p>
+      <w:pPr>
+        <w:bidi/>
+        <w:rPr>
+          <w:rFonts w:cs="Arial"/>
+          <w:rtl/>
+          <w:lang w:bidi="ar-EG"/>
+        </w:rPr>
+      </w:pPr>
+    </w:p>
+    <w:p>
+      <w:pPr>
+        <w:bidi/>
+        <w:rPr>
+          <w:rFonts w:cs="Arial"/>
+          <w:lang w:bidi="ar-EG"/>
+        </w:rPr>
+      </w:pPr>
+    </w:p>
+    <w:p>
+      <w:pPr>
+        <w:bidi/>
+        <w:rPr>
+          <w:rFonts w:cs="Arial"/>
+          <w:lang w:bidi="ar-EG"/>
+        </w:rPr>
+      </w:pPr>
+    </w:p>
+    <w:p>
+      <w:pPr>
+        <w:bidi/>
+        <w:rPr>
+          <w:rFonts w:cs="Arial"/>
           <w:lang w:bidi="ar-EG"/>
         </w:rPr>
       </w:pPr>
@@ -546,13 +528,17 @@
         <w:bidi/>
         <w:rPr>
           <w:rFonts w:cs="Arial"/>
-          <w:highlight w:val="green"/>
-          <w:rtl/>
-        </w:rPr>
-      </w:pPr>
-      <w:r>
-        <w:rPr>
-          <w:rFonts w:cs="Arial"/>
+          <w:sz w:val="22"/>
+          <w:szCs w:val="22"/>
+          <w:highlight w:val="green"/>
+          <w:rtl/>
+        </w:rPr>
+      </w:pPr>
+      <w:r>
+        <w:rPr>
+          <w:rFonts w:cs="Arial"/>
+          <w:sz w:val="22"/>
+          <w:szCs w:val="22"/>
           <w:highlight w:val="green"/>
           <w:rtl/>
         </w:rPr>
@@ -561,6 +547,8 @@
       <w:r>
         <w:rPr>
           <w:rFonts w:cs="Arial" w:hint="cs"/>
+          <w:sz w:val="22"/>
+          <w:szCs w:val="22"/>
           <w:highlight w:val="green"/>
           <w:rtl/>
         </w:rPr>
@@ -576,12 +564,16 @@
         </w:numPr>
         <w:bidi/>
         <w:rPr>
-          <w:highlight w:val="green"/>
-        </w:rPr>
-      </w:pPr>
-      <w:r>
-        <w:rPr>
-          <w:rFonts w:cs="Arial"/>
+          <w:sz w:val="22"/>
+          <w:szCs w:val="22"/>
+          <w:highlight w:val="green"/>
+        </w:rPr>
+      </w:pPr>
+      <w:r>
+        <w:rPr>
+          <w:rFonts w:cs="Arial"/>
+          <w:sz w:val="22"/>
+          <w:szCs w:val="22"/>
           <w:highlight w:val="green"/>
           <w:rtl/>
         </w:rPr>
@@ -598,13 +590,17 @@
         <w:bidi/>
         <w:rPr>
           <w:rFonts w:cs="Arial"/>
-          <w:highlight w:val="green"/>
-          <w:rtl/>
-        </w:rPr>
-      </w:pPr>
-      <w:r>
-        <w:rPr>
-          <w:rFonts w:cs="Arial"/>
+          <w:sz w:val="22"/>
+          <w:szCs w:val="22"/>
+          <w:highlight w:val="green"/>
+          <w:rtl/>
+        </w:rPr>
+      </w:pPr>
+      <w:r>
+        <w:rPr>
+          <w:rFonts w:cs="Arial"/>
+          <w:sz w:val="22"/>
+          <w:szCs w:val="22"/>
           <w:highlight w:val="green"/>
           <w:rtl/>
         </w:rPr>
@@ -621,14 +617,18 @@
         <w:bidi/>
         <w:rPr>
           <w:rFonts w:cs="Arial"/>
-          <w:highlight w:val="green"/>
-          <w:rtl/>
-          <w:lang w:bidi="ar-EG"/>
-        </w:rPr>
-      </w:pPr>
-      <w:r>
-        <w:rPr>
-          <w:rFonts w:cs="Arial" w:hint="cs"/>
+          <w:sz w:val="22"/>
+          <w:szCs w:val="22"/>
+          <w:highlight w:val="green"/>
+          <w:rtl/>
+          <w:lang w:bidi="ar-EG"/>
+        </w:rPr>
+      </w:pPr>
+      <w:r>
+        <w:rPr>
+          <w:rFonts w:cs="Arial" w:hint="cs"/>
+          <w:sz w:val="22"/>
+          <w:szCs w:val="22"/>
           <w:highlight w:val="green"/>
           <w:rtl/>
           <w:lang w:bidi="ar-EG"/>
@@ -646,14 +646,18 @@
         <w:bidi/>
         <w:rPr>
           <w:rFonts w:cs="Arial"/>
-          <w:highlight w:val="green"/>
-          <w:rtl/>
-          <w:lang w:bidi="ar-EG"/>
-        </w:rPr>
-      </w:pPr>
-      <w:r>
-        <w:rPr>
-          <w:rFonts w:cs="Arial" w:hint="cs"/>
+          <w:sz w:val="22"/>
+          <w:szCs w:val="22"/>
+          <w:highlight w:val="green"/>
+          <w:rtl/>
+          <w:lang w:bidi="ar-EG"/>
+        </w:rPr>
+      </w:pPr>
+      <w:r>
+        <w:rPr>
+          <w:rFonts w:cs="Arial" w:hint="cs"/>
+          <w:sz w:val="22"/>
+          <w:szCs w:val="22"/>
           <w:highlight w:val="green"/>
           <w:rtl/>
           <w:lang w:bidi="ar-EG"/>
@@ -670,12 +674,16 @@
         </w:numPr>
         <w:bidi/>
         <w:rPr>
-          <w:highlight w:val="green"/>
-        </w:rPr>
-      </w:pPr>
-      <w:r>
-        <w:rPr>
-          <w:rFonts w:cs="Arial"/>
+          <w:sz w:val="22"/>
+          <w:szCs w:val="22"/>
+          <w:highlight w:val="green"/>
+        </w:rPr>
+      </w:pPr>
+      <w:r>
+        <w:rPr>
+          <w:rFonts w:cs="Arial"/>
+          <w:sz w:val="22"/>
+          <w:szCs w:val="22"/>
           <w:highlight w:val="green"/>
           <w:rtl/>
         </w:rPr>
@@ -691,12 +699,16 @@
         </w:numPr>
         <w:bidi/>
         <w:rPr>
-          <w:highlight w:val="green"/>
-        </w:rPr>
-      </w:pPr>
-      <w:r>
-        <w:rPr>
-          <w:rFonts w:cs="Arial"/>
+          <w:sz w:val="22"/>
+          <w:szCs w:val="22"/>
+          <w:highlight w:val="green"/>
+        </w:rPr>
+      </w:pPr>
+      <w:r>
+        <w:rPr>
+          <w:rFonts w:cs="Arial"/>
+          <w:sz w:val="22"/>
+          <w:szCs w:val="22"/>
           <w:highlight w:val="green"/>
           <w:rtl/>
         </w:rPr>
@@ -705,6 +717,8 @@
       <w:r>
         <w:rPr>
           <w:rFonts w:cs="Arial" w:hint="cs"/>
+          <w:sz w:val="22"/>
+          <w:szCs w:val="22"/>
           <w:highlight w:val="green"/>
           <w:rtl/>
         </w:rPr>
@@ -713,6 +727,8 @@
       <w:r>
         <w:rPr>
           <w:rFonts w:cs="Arial"/>
+          <w:sz w:val="22"/>
+          <w:szCs w:val="22"/>
           <w:highlight w:val="green"/>
           <w:rtl/>
         </w:rPr>
@@ -720,6 +736,8 @@
       </w:r>
       <w:r>
         <w:rPr>
+          <w:sz w:val="22"/>
+          <w:szCs w:val="22"/>
           <w:highlight w:val="green"/>
         </w:rPr>
         <w:t>ai</w:t>
@@ -727,6 +745,8 @@
       <w:r>
         <w:rPr>
           <w:rFonts w:cs="Arial"/>
+          <w:sz w:val="22"/>
+          <w:szCs w:val="22"/>
           <w:highlight w:val="green"/>
           <w:rtl/>
         </w:rPr>
@@ -742,12 +762,16 @@
         </w:numPr>
         <w:bidi/>
         <w:rPr>
-          <w:highlight w:val="green"/>
-        </w:rPr>
-      </w:pPr>
-      <w:r>
-        <w:rPr>
-          <w:rFonts w:cs="Arial" w:hint="cs"/>
+          <w:sz w:val="22"/>
+          <w:szCs w:val="22"/>
+          <w:highlight w:val="green"/>
+        </w:rPr>
+      </w:pPr>
+      <w:r>
+        <w:rPr>
+          <w:rFonts w:cs="Arial" w:hint="cs"/>
+          <w:sz w:val="22"/>
+          <w:szCs w:val="22"/>
           <w:highlight w:val="green"/>
           <w:rtl/>
         </w:rPr>
@@ -756,6 +780,8 @@
       <w:r>
         <w:rPr>
           <w:rFonts w:cs="Arial"/>
+          <w:sz w:val="22"/>
+          <w:szCs w:val="22"/>
           <w:highlight w:val="green"/>
           <w:rtl/>
         </w:rPr>
@@ -771,12 +797,16 @@
         </w:numPr>
         <w:bidi/>
         <w:rPr>
-          <w:highlight w:val="green"/>
-        </w:rPr>
-      </w:pPr>
-      <w:r>
-        <w:rPr>
-          <w:rFonts w:cs="Arial" w:hint="cs"/>
+          <w:sz w:val="22"/>
+          <w:szCs w:val="22"/>
+          <w:highlight w:val="green"/>
+        </w:rPr>
+      </w:pPr>
+      <w:r>
+        <w:rPr>
+          <w:rFonts w:cs="Arial" w:hint="cs"/>
+          <w:sz w:val="22"/>
+          <w:szCs w:val="22"/>
           <w:highlight w:val="green"/>
           <w:rtl/>
         </w:rPr>
@@ -785,6 +815,8 @@
       <w:r>
         <w:rPr>
           <w:rFonts w:cs="Arial"/>
+          <w:sz w:val="22"/>
+          <w:szCs w:val="22"/>
           <w:highlight w:val="green"/>
           <w:rtl/>
         </w:rPr>
@@ -801,13 +833,17 @@
         <w:bidi/>
         <w:rPr>
           <w:rFonts w:cs="Arial"/>
-          <w:highlight w:val="green"/>
-          <w:lang w:bidi="ar-EG"/>
-        </w:rPr>
-      </w:pPr>
-      <w:r>
-        <w:rPr>
-          <w:rFonts w:cs="Arial" w:hint="cs"/>
+          <w:sz w:val="22"/>
+          <w:szCs w:val="22"/>
+          <w:highlight w:val="green"/>
+          <w:lang w:bidi="ar-EG"/>
+        </w:rPr>
+      </w:pPr>
+      <w:r>
+        <w:rPr>
+          <w:rFonts w:cs="Arial" w:hint="cs"/>
+          <w:sz w:val="22"/>
+          <w:szCs w:val="22"/>
           <w:highlight w:val="green"/>
           <w:rtl/>
           <w:lang w:bidi="ar-EG"/>
@@ -825,13 +861,17 @@
         <w:bidi/>
         <w:rPr>
           <w:rFonts w:cs="Arial"/>
-          <w:highlight w:val="green"/>
-          <w:lang w:bidi="ar-EG"/>
-        </w:rPr>
-      </w:pPr>
-      <w:r>
-        <w:rPr>
-          <w:rFonts w:cs="Arial" w:hint="cs"/>
+          <w:sz w:val="22"/>
+          <w:szCs w:val="22"/>
+          <w:highlight w:val="green"/>
+          <w:lang w:bidi="ar-EG"/>
+        </w:rPr>
+      </w:pPr>
+      <w:r>
+        <w:rPr>
+          <w:rFonts w:cs="Arial" w:hint="cs"/>
+          <w:sz w:val="22"/>
+          <w:szCs w:val="22"/>
           <w:highlight w:val="green"/>
           <w:rtl/>
           <w:lang w:bidi="ar-EG"/>
@@ -849,13 +889,17 @@
         <w:bidi/>
         <w:rPr>
           <w:rFonts w:cs="Arial"/>
-          <w:highlight w:val="green"/>
-          <w:lang w:bidi="ar-EG"/>
-        </w:rPr>
-      </w:pPr>
-      <w:r>
-        <w:rPr>
-          <w:rFonts w:cs="Arial" w:hint="cs"/>
+          <w:sz w:val="22"/>
+          <w:szCs w:val="22"/>
+          <w:highlight w:val="green"/>
+          <w:lang w:bidi="ar-EG"/>
+        </w:rPr>
+      </w:pPr>
+      <w:r>
+        <w:rPr>
+          <w:rFonts w:cs="Arial" w:hint="cs"/>
+          <w:sz w:val="22"/>
+          <w:szCs w:val="22"/>
           <w:highlight w:val="green"/>
           <w:rtl/>
           <w:lang w:bidi="ar-EG"/>
@@ -873,14 +917,18 @@
         <w:bidi/>
         <w:rPr>
           <w:rFonts w:cs="Arial"/>
-          <w:highlight w:val="green"/>
-          <w:rtl/>
-          <w:lang w:bidi="ar-EG"/>
-        </w:rPr>
-      </w:pPr>
-      <w:r>
-        <w:rPr>
-          <w:rFonts w:cs="Arial" w:hint="cs"/>
+          <w:sz w:val="22"/>
+          <w:szCs w:val="22"/>
+          <w:highlight w:val="green"/>
+          <w:rtl/>
+          <w:lang w:bidi="ar-EG"/>
+        </w:rPr>
+      </w:pPr>
+      <w:r>
+        <w:rPr>
+          <w:rFonts w:cs="Arial" w:hint="cs"/>
+          <w:sz w:val="22"/>
+          <w:szCs w:val="22"/>
           <w:highlight w:val="green"/>
           <w:rtl/>
           <w:lang w:bidi="ar-EG"/>
@@ -898,13 +946,17 @@
         <w:bidi/>
         <w:rPr>
           <w:rFonts w:cs="Arial"/>
-          <w:highlight w:val="green"/>
-          <w:lang w:bidi="ar-EG"/>
-        </w:rPr>
-      </w:pPr>
-      <w:r>
-        <w:rPr>
-          <w:rFonts w:cs="Arial" w:hint="cs"/>
+          <w:sz w:val="22"/>
+          <w:szCs w:val="22"/>
+          <w:highlight w:val="green"/>
+          <w:lang w:bidi="ar-EG"/>
+        </w:rPr>
+      </w:pPr>
+      <w:r>
+        <w:rPr>
+          <w:rFonts w:cs="Arial" w:hint="cs"/>
+          <w:sz w:val="22"/>
+          <w:szCs w:val="22"/>
           <w:rtl/>
           <w:lang w:bidi="ar-EG"/>
         </w:rPr>
@@ -913,6 +965,8 @@
       <w:r>
         <w:rPr>
           <w:rFonts w:cs="Arial" w:hint="cs"/>
+          <w:sz w:val="22"/>
+          <w:szCs w:val="22"/>
           <w:highlight w:val="green"/>
           <w:rtl/>
           <w:lang w:bidi="ar-EG"/>
@@ -922,6 +976,8 @@
       <w:r>
         <w:rPr>
           <w:rFonts w:cs="Arial"/>
+          <w:sz w:val="22"/>
+          <w:szCs w:val="22"/>
           <w:highlight w:val="green"/>
           <w:lang w:bidi="ar-EG"/>
         </w:rPr>
@@ -930,6 +986,8 @@
       <w:r>
         <w:rPr>
           <w:rFonts w:cs="Arial" w:hint="cs"/>
+          <w:sz w:val="22"/>
+          <w:szCs w:val="22"/>
           <w:highlight w:val="green"/>
           <w:rtl/>
           <w:lang w:bidi="ar-EG"/>
@@ -939,6 +997,8 @@
       <w:r>
         <w:rPr>
           <w:rFonts w:cs="Arial"/>
+          <w:sz w:val="22"/>
+          <w:szCs w:val="22"/>
           <w:highlight w:val="green"/>
           <w:lang w:bidi="ar-EG"/>
         </w:rPr>
@@ -947,6 +1007,8 @@
       <w:r>
         <w:rPr>
           <w:rFonts w:cs="Arial" w:hint="cs"/>
+          <w:sz w:val="22"/>
+          <w:szCs w:val="22"/>
           <w:highlight w:val="green"/>
           <w:rtl/>
           <w:lang w:bidi="ar-EG"/>
@@ -964,14 +1026,18 @@
         <w:bidi/>
         <w:rPr>
           <w:rFonts w:cs="Arial"/>
-          <w:highlight w:val="green"/>
-          <w:rtl/>
-          <w:lang w:bidi="ar-EG"/>
-        </w:rPr>
-      </w:pPr>
-      <w:r>
-        <w:rPr>
-          <w:rFonts w:cs="Arial" w:hint="cs"/>
+          <w:sz w:val="22"/>
+          <w:szCs w:val="22"/>
+          <w:highlight w:val="green"/>
+          <w:rtl/>
+          <w:lang w:bidi="ar-EG"/>
+        </w:rPr>
+      </w:pPr>
+      <w:r>
+        <w:rPr>
+          <w:rFonts w:cs="Arial" w:hint="cs"/>
+          <w:sz w:val="22"/>
+          <w:szCs w:val="22"/>
           <w:highlight w:val="green"/>
           <w:rtl/>
           <w:lang w:bidi="ar-EG"/>
@@ -981,6 +1047,8 @@
       <w:r>
         <w:rPr>
           <w:rFonts w:cs="Arial" w:hint="cs"/>
+          <w:sz w:val="22"/>
+          <w:szCs w:val="22"/>
           <w:highlight w:val="green"/>
           <w:rtl/>
           <w:lang w:bidi="ar-EG"/>
@@ -990,6 +1058,8 @@
       <w:r>
         <w:rPr>
           <w:rFonts w:cs="Arial" w:hint="cs"/>
+          <w:sz w:val="22"/>
+          <w:szCs w:val="22"/>
           <w:highlight w:val="green"/>
           <w:rtl/>
           <w:lang w:bidi="ar-EG"/>
@@ -999,6 +1069,8 @@
       <w:r>
         <w:rPr>
           <w:rFonts w:cs="Arial"/>
+          <w:sz w:val="22"/>
+          <w:szCs w:val="22"/>
           <w:highlight w:val="green"/>
           <w:lang w:bidi="ar-EG"/>
         </w:rPr>
@@ -1007,6 +1079,8 @@
       <w:r>
         <w:rPr>
           <w:rFonts w:cs="Arial" w:hint="cs"/>
+          <w:sz w:val="22"/>
+          <w:szCs w:val="22"/>
           <w:highlight w:val="green"/>
           <w:rtl/>
           <w:lang w:bidi="ar-EG"/>
@@ -1016,6 +1090,8 @@
       <w:r>
         <w:rPr>
           <w:rFonts w:cs="Arial"/>
+          <w:sz w:val="22"/>
+          <w:szCs w:val="22"/>
           <w:highlight w:val="green"/>
           <w:lang w:bidi="ar-EG"/>
         </w:rPr>
@@ -1024,6 +1100,8 @@
       <w:r>
         <w:rPr>
           <w:rFonts w:cs="Arial" w:hint="cs"/>
+          <w:sz w:val="22"/>
+          <w:szCs w:val="22"/>
           <w:highlight w:val="green"/>
           <w:rtl/>
           <w:lang w:bidi="ar-EG"/>
@@ -1041,14 +1119,18 @@
         <w:bidi/>
         <w:rPr>
           <w:rFonts w:cs="Arial"/>
-          <w:highlight w:val="green"/>
-          <w:rtl/>
-          <w:lang w:bidi="ar-EG"/>
-        </w:rPr>
-      </w:pPr>
-      <w:r>
-        <w:rPr>
-          <w:rFonts w:cs="Arial" w:hint="cs"/>
+          <w:sz w:val="22"/>
+          <w:szCs w:val="22"/>
+          <w:highlight w:val="green"/>
+          <w:rtl/>
+          <w:lang w:bidi="ar-EG"/>
+        </w:rPr>
+      </w:pPr>
+      <w:r>
+        <w:rPr>
+          <w:rFonts w:cs="Arial" w:hint="cs"/>
+          <w:sz w:val="22"/>
+          <w:szCs w:val="22"/>
           <w:highlight w:val="green"/>
           <w:rtl/>
           <w:lang w:bidi="ar-EG"/>
@@ -1058,18 +1140,12 @@
       <w:r>
         <w:rPr>
           <w:rFonts w:cs="Arial"/>
-          <w:highlight w:val="green"/>
-          <w:lang w:bidi="ar-EG"/>
-        </w:rPr>
-        <w:t>admin/</w:t>
-      </w:r>
-      <w:r>
-        <w:rPr>
-          <w:rFonts w:cs="Arial"/>
-          <w:highlight w:val="green"/>
-          <w:lang w:bidi="ar-EG"/>
-        </w:rPr>
-        <w:t>dashboard</w:t>
+          <w:sz w:val="22"/>
+          <w:szCs w:val="22"/>
+          <w:highlight w:val="green"/>
+          <w:lang w:bidi="ar-EG"/>
+        </w:rPr>
+        <w:t>admin/dashboard</w:t>
       </w:r>
     </w:p>
     <w:p>
@@ -1082,14 +1158,18 @@
         <w:bidi/>
         <w:rPr>
           <w:rFonts w:cs="Arial"/>
-          <w:highlight w:val="green"/>
-          <w:rtl/>
-          <w:lang w:bidi="ar-EG"/>
-        </w:rPr>
-      </w:pPr>
-      <w:r>
-        <w:rPr>
-          <w:rFonts w:cs="Arial" w:hint="cs"/>
+          <w:sz w:val="22"/>
+          <w:szCs w:val="22"/>
+          <w:highlight w:val="green"/>
+          <w:rtl/>
+          <w:lang w:bidi="ar-EG"/>
+        </w:rPr>
+      </w:pPr>
+      <w:r>
+        <w:rPr>
+          <w:rFonts w:cs="Arial" w:hint="cs"/>
+          <w:sz w:val="22"/>
+          <w:szCs w:val="22"/>
           <w:highlight w:val="green"/>
           <w:rtl/>
           <w:lang w:bidi="ar-EG"/>
@@ -1107,14 +1187,18 @@
         <w:bidi/>
         <w:rPr>
           <w:rFonts w:cs="Arial"/>
-          <w:highlight w:val="green"/>
-          <w:rtl/>
-          <w:lang w:bidi="ar-EG"/>
-        </w:rPr>
-      </w:pPr>
-      <w:r>
-        <w:rPr>
-          <w:rFonts w:cs="Arial" w:hint="cs"/>
+          <w:sz w:val="22"/>
+          <w:szCs w:val="22"/>
+          <w:highlight w:val="green"/>
+          <w:rtl/>
+          <w:lang w:bidi="ar-EG"/>
+        </w:rPr>
+      </w:pPr>
+      <w:r>
+        <w:rPr>
+          <w:rFonts w:cs="Arial" w:hint="cs"/>
+          <w:sz w:val="22"/>
+          <w:szCs w:val="22"/>
           <w:highlight w:val="green"/>
           <w:rtl/>
           <w:lang w:bidi="ar-EG"/>
@@ -1124,6 +1208,8 @@
       <w:r>
         <w:rPr>
           <w:rFonts w:cs="Arial"/>
+          <w:sz w:val="22"/>
+          <w:szCs w:val="22"/>
           <w:highlight w:val="green"/>
           <w:lang w:bidi="ar-EG"/>
         </w:rPr>
@@ -1132,6 +1218,8 @@
       <w:r>
         <w:rPr>
           <w:rFonts w:cs="Arial" w:hint="cs"/>
+          <w:sz w:val="22"/>
+          <w:szCs w:val="22"/>
           <w:highlight w:val="green"/>
           <w:rtl/>
           <w:lang w:bidi="ar-EG"/>
@@ -1141,6 +1229,8 @@
       <w:r>
         <w:rPr>
           <w:rFonts w:cs="Arial"/>
+          <w:sz w:val="22"/>
+          <w:szCs w:val="22"/>
           <w:highlight w:val="green"/>
           <w:lang w:bidi="ar-EG"/>
         </w:rPr>
@@ -1149,6 +1239,8 @@
       <w:r>
         <w:rPr>
           <w:rFonts w:cs="Arial" w:hint="cs"/>
+          <w:sz w:val="22"/>
+          <w:szCs w:val="22"/>
           <w:highlight w:val="green"/>
           <w:rtl/>
           <w:lang w:bidi="ar-EG"/>
@@ -1158,6 +1250,8 @@
       <w:r>
         <w:rPr>
           <w:rFonts w:cs="Arial"/>
+          <w:sz w:val="22"/>
+          <w:szCs w:val="22"/>
           <w:highlight w:val="green"/>
           <w:lang w:bidi="ar-EG"/>
         </w:rPr>
@@ -1166,6 +1260,8 @@
       <w:r>
         <w:rPr>
           <w:rFonts w:cs="Arial" w:hint="cs"/>
+          <w:sz w:val="22"/>
+          <w:szCs w:val="22"/>
           <w:highlight w:val="green"/>
           <w:rtl/>
           <w:lang w:bidi="ar-EG"/>
@@ -1183,14 +1279,18 @@
         <w:bidi/>
         <w:rPr>
           <w:rFonts w:cs="Arial"/>
-          <w:highlight w:val="green"/>
-          <w:rtl/>
-          <w:lang w:bidi="ar-EG"/>
-        </w:rPr>
-      </w:pPr>
-      <w:r>
-        <w:rPr>
-          <w:rFonts w:cs="Arial" w:hint="cs"/>
+          <w:sz w:val="22"/>
+          <w:szCs w:val="22"/>
+          <w:highlight w:val="green"/>
+          <w:rtl/>
+          <w:lang w:bidi="ar-EG"/>
+        </w:rPr>
+      </w:pPr>
+      <w:r>
+        <w:rPr>
+          <w:rFonts w:cs="Arial" w:hint="cs"/>
+          <w:sz w:val="22"/>
+          <w:szCs w:val="22"/>
           <w:highlight w:val="green"/>
           <w:rtl/>
           <w:lang w:bidi="ar-EG"/>
@@ -1207,12 +1307,16 @@
         </w:numPr>
         <w:bidi/>
         <w:rPr>
-          <w:highlight w:val="green"/>
-        </w:rPr>
-      </w:pPr>
-      <w:r>
-        <w:rPr>
-          <w:rFonts w:cs="Arial"/>
+          <w:sz w:val="22"/>
+          <w:szCs w:val="22"/>
+          <w:highlight w:val="green"/>
+        </w:rPr>
+      </w:pPr>
+      <w:r>
+        <w:rPr>
+          <w:rFonts w:cs="Arial"/>
+          <w:sz w:val="22"/>
+          <w:szCs w:val="22"/>
           <w:highlight w:val="green"/>
           <w:rtl/>
         </w:rPr>
@@ -1221,6 +1325,8 @@
       <w:r>
         <w:rPr>
           <w:rFonts w:cs="Arial" w:hint="cs"/>
+          <w:sz w:val="22"/>
+          <w:szCs w:val="22"/>
           <w:highlight w:val="green"/>
           <w:rtl/>
         </w:rPr>
@@ -1236,12 +1342,16 @@
         </w:numPr>
         <w:bidi/>
         <w:rPr>
-          <w:highlight w:val="green"/>
-        </w:rPr>
-      </w:pPr>
-      <w:r>
-        <w:rPr>
-          <w:rFonts w:cs="Arial" w:hint="cs"/>
+          <w:sz w:val="22"/>
+          <w:szCs w:val="22"/>
+          <w:highlight w:val="green"/>
+        </w:rPr>
+      </w:pPr>
+      <w:r>
+        <w:rPr>
+          <w:rFonts w:cs="Arial" w:hint="cs"/>
+          <w:sz w:val="22"/>
+          <w:szCs w:val="22"/>
           <w:highlight w:val="green"/>
           <w:rtl/>
         </w:rPr>
@@ -1250,6 +1360,8 @@
       <w:r>
         <w:rPr>
           <w:rFonts w:cs="Arial"/>
+          <w:sz w:val="22"/>
+          <w:szCs w:val="22"/>
           <w:highlight w:val="green"/>
           <w:rtl/>
         </w:rPr>
@@ -1266,14 +1378,18 @@
         <w:bidi/>
         <w:rPr>
           <w:rFonts w:cs="Arial"/>
-          <w:highlight w:val="green"/>
-          <w:rtl/>
-          <w:lang w:bidi="ar-EG"/>
-        </w:rPr>
-      </w:pPr>
-      <w:r>
-        <w:rPr>
-          <w:rFonts w:cs="Arial" w:hint="cs"/>
+          <w:sz w:val="22"/>
+          <w:szCs w:val="22"/>
+          <w:highlight w:val="green"/>
+          <w:rtl/>
+          <w:lang w:bidi="ar-EG"/>
+        </w:rPr>
+      </w:pPr>
+      <w:r>
+        <w:rPr>
+          <w:rFonts w:cs="Arial" w:hint="cs"/>
+          <w:sz w:val="22"/>
+          <w:szCs w:val="22"/>
           <w:highlight w:val="green"/>
           <w:rtl/>
           <w:lang w:bidi="ar-EG"/>
@@ -1291,14 +1407,18 @@
         <w:bidi/>
         <w:rPr>
           <w:rFonts w:cs="Arial"/>
-          <w:highlight w:val="green"/>
-          <w:rtl/>
-          <w:lang w:bidi="ar-EG"/>
-        </w:rPr>
-      </w:pPr>
-      <w:r>
-        <w:rPr>
-          <w:rFonts w:cs="Arial" w:hint="cs"/>
+          <w:sz w:val="22"/>
+          <w:szCs w:val="22"/>
+          <w:highlight w:val="green"/>
+          <w:rtl/>
+          <w:lang w:bidi="ar-EG"/>
+        </w:rPr>
+      </w:pPr>
+      <w:r>
+        <w:rPr>
+          <w:rFonts w:cs="Arial" w:hint="cs"/>
+          <w:sz w:val="22"/>
+          <w:szCs w:val="22"/>
           <w:highlight w:val="green"/>
           <w:rtl/>
           <w:lang w:bidi="ar-EG"/>
@@ -1308,6 +1428,8 @@
       <w:r>
         <w:rPr>
           <w:rFonts w:cs="Arial"/>
+          <w:sz w:val="22"/>
+          <w:szCs w:val="22"/>
           <w:highlight w:val="green"/>
           <w:lang w:bidi="ar-EG"/>
         </w:rPr>
@@ -1316,6 +1438,8 @@
       <w:r>
         <w:rPr>
           <w:rFonts w:cs="Arial" w:hint="cs"/>
+          <w:sz w:val="22"/>
+          <w:szCs w:val="22"/>
           <w:highlight w:val="green"/>
           <w:rtl/>
           <w:lang w:bidi="ar-EG"/>
@@ -1333,13 +1457,17 @@
         <w:bidi/>
         <w:rPr>
           <w:rFonts w:cs="Arial"/>
-          <w:highlight w:val="green"/>
-          <w:lang w:bidi="ar-EG"/>
-        </w:rPr>
-      </w:pPr>
-      <w:r>
-        <w:rPr>
-          <w:rFonts w:cs="Arial" w:hint="cs"/>
+          <w:sz w:val="22"/>
+          <w:szCs w:val="22"/>
+          <w:highlight w:val="green"/>
+          <w:lang w:bidi="ar-EG"/>
+        </w:rPr>
+      </w:pPr>
+      <w:r>
+        <w:rPr>
+          <w:rFonts w:cs="Arial" w:hint="cs"/>
+          <w:sz w:val="22"/>
+          <w:szCs w:val="22"/>
           <w:highlight w:val="green"/>
           <w:rtl/>
           <w:lang w:bidi="ar-EG"/>
@@ -1354,13 +1482,17 @@
         <w:ind w:left="360"/>
         <w:rPr>
           <w:rFonts w:cs="Arial"/>
-          <w:highlight w:val="green"/>
-          <w:lang w:bidi="ar-EG"/>
-        </w:rPr>
-      </w:pPr>
-      <w:r>
-        <w:rPr>
-          <w:rFonts w:cs="Arial" w:hint="cs"/>
+          <w:sz w:val="22"/>
+          <w:szCs w:val="22"/>
+          <w:highlight w:val="green"/>
+          <w:lang w:bidi="ar-EG"/>
+        </w:rPr>
+      </w:pPr>
+      <w:r>
+        <w:rPr>
+          <w:rFonts w:cs="Arial" w:hint="cs"/>
+          <w:sz w:val="22"/>
+          <w:szCs w:val="22"/>
           <w:highlight w:val="green"/>
           <w:rtl/>
           <w:lang w:bidi="ar-EG"/>
@@ -1370,6 +1502,8 @@
       <w:r>
         <w:rPr>
           <w:rFonts w:cs="Arial"/>
+          <w:sz w:val="22"/>
+          <w:szCs w:val="22"/>
           <w:highlight w:val="green"/>
           <w:lang w:bidi="ar-EG"/>
         </w:rPr>
@@ -1383,13 +1517,17 @@
         <w:ind w:left="360"/>
         <w:rPr>
           <w:rFonts w:cs="Arial"/>
-          <w:highlight w:val="green"/>
-          <w:lang w:bidi="ar-EG"/>
-        </w:rPr>
-      </w:pPr>
-      <w:r>
-        <w:rPr>
-          <w:rFonts w:cs="Arial"/>
+          <w:sz w:val="22"/>
+          <w:szCs w:val="22"/>
+          <w:highlight w:val="green"/>
+          <w:lang w:bidi="ar-EG"/>
+        </w:rPr>
+      </w:pPr>
+      <w:r>
+        <w:rPr>
+          <w:rFonts w:cs="Arial"/>
+          <w:sz w:val="22"/>
+          <w:szCs w:val="22"/>
           <w:highlight w:val="green"/>
           <w:lang w:bidi="ar-EG"/>
         </w:rPr>
@@ -1403,13 +1541,17 @@
         <w:ind w:left="900"/>
         <w:rPr>
           <w:rFonts w:cs="Arial"/>
-          <w:highlight w:val="green"/>
-          <w:lang w:bidi="ar-EG"/>
-        </w:rPr>
-      </w:pPr>
-      <w:r>
-        <w:rPr>
-          <w:rFonts w:cs="Arial"/>
+          <w:sz w:val="22"/>
+          <w:szCs w:val="22"/>
+          <w:highlight w:val="green"/>
+          <w:lang w:bidi="ar-EG"/>
+        </w:rPr>
+      </w:pPr>
+      <w:r>
+        <w:rPr>
+          <w:rFonts w:cs="Arial"/>
+          <w:sz w:val="22"/>
+          <w:szCs w:val="22"/>
           <w:highlight w:val="green"/>
           <w:rtl/>
           <w:lang w:bidi="ar-EG"/>
@@ -1419,6 +1561,8 @@
       <w:r>
         <w:rPr>
           <w:rFonts w:cs="Arial"/>
+          <w:sz w:val="22"/>
+          <w:szCs w:val="22"/>
           <w:highlight w:val="green"/>
           <w:lang w:bidi="ar-EG"/>
         </w:rPr>
@@ -1427,6 +1571,8 @@
       <w:r>
         <w:rPr>
           <w:rFonts w:cs="Arial"/>
+          <w:sz w:val="22"/>
+          <w:szCs w:val="22"/>
           <w:highlight w:val="green"/>
           <w:rtl/>
           <w:lang w:bidi="ar-EG"/>
@@ -1441,13 +1587,17 @@
         <w:ind w:left="900"/>
         <w:rPr>
           <w:rFonts w:cs="Arial"/>
-          <w:rtl/>
-          <w:lang w:bidi="ar-EG"/>
-        </w:rPr>
-      </w:pPr>
-      <w:r>
-        <w:rPr>
-          <w:rFonts w:cs="Arial" w:hint="cs"/>
+          <w:sz w:val="22"/>
+          <w:szCs w:val="22"/>
+          <w:rtl/>
+          <w:lang w:bidi="ar-EG"/>
+        </w:rPr>
+      </w:pPr>
+      <w:r>
+        <w:rPr>
+          <w:rFonts w:cs="Arial" w:hint="cs"/>
+          <w:sz w:val="22"/>
+          <w:szCs w:val="22"/>
           <w:highlight w:val="green"/>
           <w:rtl/>
           <w:lang w:bidi="ar-EG"/>
@@ -1458,20 +1608,124 @@
     <w:p>
       <w:pPr>
         <w:pStyle w:val="ListParagraph"/>
-        <w:bidi/>
-        <w:rPr>
-          <w:rFonts w:cs="Arial"/>
-          <w:rtl/>
-          <w:lang w:bidi="ar-EG"/>
-        </w:rPr>
-      </w:pPr>
-      <w:r>
-        <w:rPr>
-          <w:rFonts w:cs="Arial" w:hint="cs"/>
-          <w:rtl/>
-          <w:lang w:bidi="ar-EG"/>
-        </w:rPr>
-        <w:lastRenderedPageBreak/>
+        <w:numPr>
+          <w:ilvl w:val="0"/>
+          <w:numId w:val="2"/>
+        </w:numPr>
+        <w:bidi/>
+        <w:rPr>
+          <w:rFonts w:cs="Arial"/>
+          <w:sz w:val="22"/>
+          <w:szCs w:val="22"/>
+          <w:highlight w:val="green"/>
+          <w:rtl/>
+          <w:lang w:bidi="ar-EG"/>
+        </w:rPr>
+      </w:pPr>
+      <w:r>
+        <w:rPr>
+          <w:rFonts w:cs="Arial" w:hint="cs"/>
+          <w:sz w:val="22"/>
+          <w:szCs w:val="22"/>
+          <w:highlight w:val="green"/>
+          <w:rtl/>
+          <w:lang w:bidi="ar-EG"/>
+        </w:rPr>
+        <w:t xml:space="preserve">الكارثة بقا ان المحادثة اللي بين </w:t>
+      </w:r>
+      <w:r>
+        <w:rPr>
+          <w:rFonts w:cs="Arial"/>
+          <w:sz w:val="22"/>
+          <w:szCs w:val="22"/>
+          <w:highlight w:val="green"/>
+          <w:lang w:bidi="ar-EG"/>
+        </w:rPr>
+        <w:t xml:space="preserve">bidder1 </w:t>
+      </w:r>
+      <w:r>
+        <w:rPr>
+          <w:rFonts w:cs="Arial" w:hint="cs"/>
+          <w:sz w:val="22"/>
+          <w:szCs w:val="22"/>
+          <w:highlight w:val="green"/>
+          <w:rtl/>
+          <w:lang w:bidi="ar-EG"/>
+        </w:rPr>
+        <w:t xml:space="preserve">والعميل هي هي المحادثة اللي بين </w:t>
+      </w:r>
+      <w:r>
+        <w:rPr>
+          <w:rFonts w:cs="Arial"/>
+          <w:sz w:val="22"/>
+          <w:szCs w:val="22"/>
+          <w:highlight w:val="green"/>
+          <w:lang w:bidi="ar-EG"/>
+        </w:rPr>
+        <w:t xml:space="preserve">bidder2 </w:t>
+      </w:r>
+      <w:r>
+        <w:rPr>
+          <w:rFonts w:cs="Arial" w:hint="cs"/>
+          <w:sz w:val="22"/>
+          <w:szCs w:val="22"/>
+          <w:highlight w:val="green"/>
+          <w:rtl/>
+          <w:lang w:bidi="ar-EG"/>
+        </w:rPr>
+        <w:t xml:space="preserve">والعميل نفس الرسايل بتبقا ظاهرة للكل </w:t>
+      </w:r>
+    </w:p>
+    <w:p>
+      <w:pPr>
+        <w:pStyle w:val="ListParagraph"/>
+        <w:bidi/>
+        <w:ind w:left="900"/>
+        <w:rPr>
+          <w:rFonts w:cs="Arial"/>
+          <w:rtl/>
+          <w:lang w:bidi="ar-EG"/>
+        </w:rPr>
+      </w:pPr>
+    </w:p>
+    <w:p>
+      <w:pPr>
+        <w:pStyle w:val="ListParagraph"/>
+        <w:bidi/>
+        <w:rPr>
+          <w:rFonts w:cs="Arial"/>
+          <w:rtl/>
+          <w:lang w:bidi="ar-EG"/>
+        </w:rPr>
+      </w:pPr>
+    </w:p>
+    <w:p>
+      <w:pPr>
+        <w:pStyle w:val="ListParagraph"/>
+        <w:bidi/>
+        <w:rPr>
+          <w:rFonts w:cs="Arial"/>
+          <w:rtl/>
+          <w:lang w:bidi="ar-EG"/>
+        </w:rPr>
+      </w:pPr>
+    </w:p>
+    <w:p>
+      <w:pPr>
+        <w:pStyle w:val="ListParagraph"/>
+        <w:bidi/>
+        <w:rPr>
+          <w:rFonts w:cs="Arial"/>
+          <w:rtl/>
+          <w:lang w:bidi="ar-EG"/>
+        </w:rPr>
+      </w:pPr>
+      <w:r>
+        <w:rPr>
+          <w:rFonts w:cs="Arial" w:hint="cs"/>
+          <w:rtl/>
+          <w:lang w:bidi="ar-EG"/>
+        </w:rPr>
         <w:t>دلوقتي</w:t>
       </w:r>
     </w:p>
@@ -1480,7 +1734,7 @@
         <w:pStyle w:val="ListParagraph"/>
         <w:numPr>
           <w:ilvl w:val="0"/>
-          <w:numId w:val="1"/>
+          <w:numId w:val="5"/>
         </w:numPr>
         <w:bidi/>
         <w:rPr>
@@ -1541,7 +1795,7 @@
         <w:pStyle w:val="ListParagraph"/>
         <w:numPr>
           <w:ilvl w:val="0"/>
-          <w:numId w:val="1"/>
+          <w:numId w:val="5"/>
         </w:numPr>
         <w:bidi/>
         <w:rPr>
@@ -1609,7 +1863,7 @@
         <w:pStyle w:val="ListParagraph"/>
         <w:numPr>
           <w:ilvl w:val="0"/>
-          <w:numId w:val="1"/>
+          <w:numId w:val="5"/>
         </w:numPr>
         <w:bidi/>
         <w:rPr>
@@ -1655,6 +1909,7 @@
         </w:rPr>
         <w:t xml:space="preserve"> هو يعمل ك </w:t>
       </w:r>
+      <w:proofErr w:type="spellStart"/>
       <w:r>
         <w:rPr>
           <w:rFonts w:cs="Arial"/>
@@ -1663,6 +1918,7 @@
         </w:rPr>
         <w:t>rtl-ltr</w:t>
       </w:r>
+      <w:proofErr w:type="spellEnd"/>
       <w:r>
         <w:rPr>
           <w:rFonts w:cs="Arial" w:hint="cs"/>
@@ -1678,7 +1934,7 @@
         <w:pStyle w:val="ListParagraph"/>
         <w:numPr>
           <w:ilvl w:val="0"/>
-          <w:numId w:val="1"/>
+          <w:numId w:val="5"/>
         </w:numPr>
         <w:bidi/>
         <w:rPr>
@@ -1722,67 +1978,6 @@
     </w:p>
     <w:p>
       <w:pPr>
-        <w:pStyle w:val="ListParagraph"/>
-        <w:numPr>
-          <w:ilvl w:val="0"/>
-          <w:numId w:val="1"/>
-        </w:numPr>
-        <w:bidi/>
-        <w:rPr>
-          <w:rFonts w:cs="Arial"/>
-          <w:rtl/>
-          <w:lang w:bidi="ar-EG"/>
-        </w:rPr>
-      </w:pPr>
-      <w:r>
-        <w:rPr>
-          <w:rFonts w:cs="Arial" w:hint="cs"/>
-          <w:rtl/>
-          <w:lang w:bidi="ar-EG"/>
-        </w:rPr>
-        <w:t xml:space="preserve">الكارثة بقا ان المحادثة اللي بين </w:t>
-      </w:r>
-      <w:r>
-        <w:rPr>
-          <w:rFonts w:cs="Arial"/>
-          <w:lang w:bidi="ar-EG"/>
-        </w:rPr>
-        <w:t xml:space="preserve">bidder1 </w:t>
-      </w:r>
-      <w:r>
-        <w:rPr>
-          <w:rFonts w:cs="Arial" w:hint="cs"/>
-          <w:rtl/>
-          <w:lang w:bidi="ar-EG"/>
-        </w:rPr>
-        <w:t xml:space="preserve">والعميل هي هي المحادثة اللي بين </w:t>
-      </w:r>
-      <w:r>
-        <w:rPr>
-          <w:rFonts w:cs="Arial"/>
-          <w:lang w:bidi="ar-EG"/>
-        </w:rPr>
-        <w:t xml:space="preserve">bidder2 </w:t>
-      </w:r>
-      <w:r>
-        <w:rPr>
-          <w:rFonts w:cs="Arial" w:hint="cs"/>
-          <w:rtl/>
-          <w:lang w:bidi="ar-EG"/>
-        </w:rPr>
-        <w:t xml:space="preserve">والعميل </w:t>
-      </w:r>
-      <w:r>
-        <w:rPr>
-          <w:rFonts w:cs="Arial" w:hint="cs"/>
-          <w:rtl/>
-          <w:lang w:bidi="ar-EG"/>
-        </w:rPr>
-        <w:t xml:space="preserve">نفس الرسايل بتبقا ظاهرة للكل </w:t>
-      </w:r>
-    </w:p>
-    <w:p>
-      <w:pPr>
         <w:bidi/>
         <w:rPr>
           <w:rFonts w:cs="Arial"/>
@@ -1861,57 +2056,173 @@
         </w:rPr>
         <w:t xml:space="preserve">  </w:t>
       </w:r>
-      <w:r>
-        <w:rPr>
-          <w:lang w:bidi="ar-EG"/>
-        </w:rPr>
-        <w:t>&lt;!-- Before --&gt;</w:t>
-      </w:r>
-    </w:p>
-    <w:p>
-      <w:pPr>
-        <w:rPr>
-          <w:lang w:bidi="ar-EG"/>
-        </w:rPr>
-      </w:pPr>
-      <w:r>
-        <w:rPr>
-          <w:lang w:bidi="ar-EG"/>
-        </w:rPr>
-        <w:t>{{ p.submittedAt | date:'d MMM' }}</w:t>
-      </w:r>
-    </w:p>
-    <w:p>
-      <w:pPr>
-        <w:rPr>
-          <w:lang w:bidi="ar-EG"/>
-        </w:rPr>
-      </w:pPr>
-    </w:p>
-    <w:p>
-      <w:pPr>
-        <w:rPr>
-          <w:lang w:bidi="ar-EG"/>
-        </w:rPr>
-      </w:pPr>
-      <w:r>
-        <w:rPr>
-          <w:lang w:bidi="ar-EG"/>
-        </w:rPr>
-        <w:t>&lt;!-- After — Fix 10 --&gt;</w:t>
-      </w:r>
-    </w:p>
-    <w:p>
-      <w:pPr>
-        <w:rPr>
-          <w:lang w:bidi="ar-EG"/>
-        </w:rPr>
-      </w:pPr>
-      <w:r>
-        <w:rPr>
-          <w:lang w:bidi="ar-EG"/>
-        </w:rPr>
-        <w:t>{{ p.submittedAt | utcDate:'date' }}</w:t>
+      <w:proofErr w:type="gramStart"/>
+      <w:r>
+        <w:rPr>
+          <w:lang w:bidi="ar-EG"/>
+        </w:rPr>
+        <w:t>&lt;!--</w:t>
+      </w:r>
+      <w:proofErr w:type="gramEnd"/>
+      <w:r>
+        <w:rPr>
+          <w:lang w:bidi="ar-EG"/>
+        </w:rPr>
+        <w:t xml:space="preserve"> Before --&gt;</w:t>
+      </w:r>
+    </w:p>
+    <w:p>
+      <w:pPr>
+        <w:rPr>
+          <w:lang w:bidi="ar-EG"/>
+        </w:rPr>
+      </w:pPr>
+      <w:proofErr w:type="gramStart"/>
+      <w:r>
+        <w:rPr>
+          <w:lang w:bidi="ar-EG"/>
+        </w:rPr>
+        <w:t xml:space="preserve">{{ </w:t>
+      </w:r>
+      <w:proofErr w:type="spellStart"/>
+      <w:r>
+        <w:rPr>
+          <w:lang w:bidi="ar-EG"/>
+        </w:rPr>
+        <w:t>p</w:t>
+      </w:r>
+      <w:proofErr w:type="gramEnd"/>
+      <w:r>
+        <w:rPr>
+          <w:lang w:bidi="ar-EG"/>
+        </w:rPr>
+        <w:t>.submittedAt</w:t>
+      </w:r>
+      <w:proofErr w:type="spellEnd"/>
+      <w:r>
+        <w:rPr>
+          <w:lang w:bidi="ar-EG"/>
+        </w:rPr>
+        <w:t xml:space="preserve"> | </w:t>
+      </w:r>
+      <w:proofErr w:type="spellStart"/>
+      <w:r>
+        <w:rPr>
+          <w:lang w:bidi="ar-EG"/>
+        </w:rPr>
+        <w:t>date:'d</w:t>
+      </w:r>
+      <w:proofErr w:type="spellEnd"/>
+      <w:r>
+        <w:rPr>
+          <w:lang w:bidi="ar-EG"/>
+        </w:rPr>
+        <w:t xml:space="preserve"> MMM</w:t>
+      </w:r>
+      <w:proofErr w:type="gramStart"/>
+      <w:r>
+        <w:rPr>
+          <w:lang w:bidi="ar-EG"/>
+        </w:rPr>
+        <w:t>' }</w:t>
+      </w:r>
+      <w:proofErr w:type="gramEnd"/>
+      <w:r>
+        <w:rPr>
+          <w:lang w:bidi="ar-EG"/>
+        </w:rPr>
+        <w:t>}</w:t>
+      </w:r>
+    </w:p>
+    <w:p>
+      <w:pPr>
+        <w:rPr>
+          <w:lang w:bidi="ar-EG"/>
+        </w:rPr>
+      </w:pPr>
+    </w:p>
+    <w:p>
+      <w:pPr>
+        <w:rPr>
+          <w:lang w:bidi="ar-EG"/>
+        </w:rPr>
+      </w:pPr>
+      <w:proofErr w:type="gramStart"/>
+      <w:r>
+        <w:rPr>
+          <w:lang w:bidi="ar-EG"/>
+        </w:rPr>
+        <w:t>&lt;!--</w:t>
+      </w:r>
+      <w:proofErr w:type="gramEnd"/>
+      <w:r>
+        <w:rPr>
+          <w:lang w:bidi="ar-EG"/>
+        </w:rPr>
+        <w:t xml:space="preserve"> After — Fix 10 --&gt;</w:t>
+      </w:r>
+    </w:p>
+    <w:p>
+      <w:pPr>
+        <w:rPr>
+          <w:lang w:bidi="ar-EG"/>
+        </w:rPr>
+      </w:pPr>
+      <w:proofErr w:type="gramStart"/>
+      <w:r>
+        <w:rPr>
+          <w:lang w:bidi="ar-EG"/>
+        </w:rPr>
+        <w:t xml:space="preserve">{{ </w:t>
+      </w:r>
+      <w:proofErr w:type="spellStart"/>
+      <w:r>
+        <w:rPr>
+          <w:lang w:bidi="ar-EG"/>
+        </w:rPr>
+        <w:t>p</w:t>
+      </w:r>
+      <w:proofErr w:type="gramEnd"/>
+      <w:r>
+        <w:rPr>
+          <w:lang w:bidi="ar-EG"/>
+        </w:rPr>
+        <w:t>.submittedAt</w:t>
+      </w:r>
+      <w:proofErr w:type="spellEnd"/>
+      <w:r>
+        <w:rPr>
+          <w:lang w:bidi="ar-EG"/>
+        </w:rPr>
+        <w:t xml:space="preserve"> | </w:t>
+      </w:r>
+      <w:proofErr w:type="spellStart"/>
+      <w:r>
+        <w:rPr>
+          <w:lang w:bidi="ar-EG"/>
+        </w:rPr>
+        <w:t>utcDate</w:t>
+      </w:r>
+      <w:proofErr w:type="spellEnd"/>
+      <w:r>
+        <w:rPr>
+          <w:lang w:bidi="ar-EG"/>
+        </w:rPr>
+        <w:t>:'date</w:t>
+      </w:r>
+      <w:proofErr w:type="gramStart"/>
+      <w:r>
+        <w:rPr>
+          <w:lang w:bidi="ar-EG"/>
+        </w:rPr>
+        <w:t>' }</w:t>
+      </w:r>
+      <w:proofErr w:type="gramEnd"/>
+      <w:r>
+        <w:rPr>
+          <w:lang w:bidi="ar-EG"/>
+        </w:rPr>
+        <w:t>}</w:t>
       </w:r>
     </w:p>
     <w:p>
@@ -1935,6 +2246,92 @@
 <file path=word/numbering.xml><?xml version="1.0" encoding="utf-8"?>
 <w:numbering xmlns:wpc="http://schemas.microsoft.com/office/word/2010/wordprocessingCanvas" xmlns:cx="http://schemas.microsoft.com/office/drawing/2014/chartex" xmlns:cx1="http://schemas.microsoft.com/office/drawing/2015/9/8/chartex" xmlns:cx2="http://schemas.microsoft.com/office/drawing/2015/10/21/chartex" xmlns:cx3="http://schemas.microsoft.com/office/drawing/2016/5/9/chartex" xmlns:cx4="http://schemas.microsoft.com/office/drawing/2016/5/10/chartex" xmlns:cx5="http://schemas.microsoft.com/office/drawing/2016/5/11/chartex" xmlns:cx6="http://schemas.microsoft.com/office/drawing/2016/5/12/chartex" xmlns:cx7="http://schemas.microsoft.com/office/drawing/2016/5/13/chartex" xmlns:cx8="http://schemas.microsoft.com/office/drawing/2016/5/14/chartex" xmlns:mc="http://schemas.openxmlformats.org/markup-compatibility/2006" xmlns:aink="http://schemas.microsoft.com/office/drawing/2016/ink" xmlns:am3d="http://schemas.microsoft.com/office/drawing/2017/model3d" xmlns:o="urn:schemas-microsoft-com:office:office" xmlns:oel="http://schemas.microsoft.com/office/2019/extlst" xmlns:r="http://schemas.openxmlformats.org/officeDocument/2006/relationships" xmlns:m="http://schemas.openxmlformats.org/officeDocument/2006/math" xmlns:v="urn:schemas-microsoft-com:vml" xmlns:wp14="http://schemas.microsoft.com/office/word/2010/wordprocessingDrawing" xmlns:wp="http://schemas.openxmlformats.org/drawingml/2006/wordprocessingDrawing" xmlns:w10="urn:schemas-microsoft-com:office:word" xmlns:w="http://schemas.openxmlformats.org/wordprocessingml/2006/main" xmlns:w14="http://schemas.microsoft.com/office/word/2010/wordml" xmlns:w15="http://schemas.microsoft.com/office/word/2012/wordml" xmlns:w16cex="http://schemas.microsoft.com/office/word/2018/wordml/cex" xmlns:w16cid="http://schemas.microsoft.com/office/word/2016/wordml/cid" xmlns:w16="http://schemas.microsoft.com/office/word/2018/wordml" xmlns:w16du="http://schemas.microsoft.com/office/word/2023/wordml/word16du" xmlns:w16sdtdh="http://schemas.microsoft.com/office/word/2020/wordml/sdtdatahash" xmlns:w16sdtfl="http://schemas.microsoft.com/office/word/2024/wordml/sdtformatlock" xmlns:w16se="http://schemas.microsoft.com/office/word/2015/wordml/symex" xmlns:wpg="http://schemas.microsoft.com/office/word/2010/wordprocessingGroup" xmlns:wpi="http://schemas.microsoft.com/office/word/2010/wordprocessingInk" xmlns:wne="http://schemas.microsoft.com/office/word/2006/wordml" xmlns:wps="http://schemas.microsoft.com/office/word/2010/wordprocessingShape" mc:Ignorable="w14 w15 w16se w16cid w16 w16cex w16sdtdh w16sdtfl w16du wp14">
   <w:abstractNum w:abstractNumId="0" w15:restartNumberingAfterBreak="0">
+    <w:nsid w:val="199646BC"/>
+    <w:multiLevelType w:val="hybridMultilevel"/>
+    <w:tmpl w:val="B036A0BE"/>
+    <w:lvl w:ilvl="0" w:tplc="0409000F">
+      <w:start w:val="1"/>
+      <w:numFmt w:val="decimal"/>
+      <w:lvlText w:val="%1."/>
+      <w:lvlJc w:val="left"/>
+      <w:pPr>
+        <w:ind w:left="720" w:hanging="360"/>
+      </w:pPr>
+    </w:lvl>
+    <w:lvl w:ilvl="1" w:tplc="04090019" w:tentative="1">
+      <w:start w:val="1"/>
+      <w:numFmt w:val="lowerLetter"/>
+      <w:lvlText w:val="%2."/>
+      <w:lvlJc w:val="left"/>
+      <w:pPr>
+        <w:ind w:left="1440" w:hanging="360"/>
+      </w:pPr>
+    </w:lvl>
+    <w:lvl w:ilvl="2" w:tplc="0409001B" w:tentative="1">
+      <w:start w:val="1"/>
+      <w:numFmt w:val="lowerRoman"/>
+      <w:lvlText w:val="%3."/>
+      <w:lvlJc w:val="right"/>
+      <w:pPr>
+        <w:ind w:left="2160" w:hanging="180"/>
+      </w:pPr>
+    </w:lvl>
+    <w:lvl w:ilvl="3" w:tplc="0409000F" w:tentative="1">
+      <w:start w:val="1"/>
+      <w:numFmt w:val="decimal"/>
+      <w:lvlText w:val="%4."/>
+      <w:lvlJc w:val="left"/>
+      <w:pPr>
+        <w:ind w:left="2880" w:hanging="360"/>
+      </w:pPr>
+    </w:lvl>
+    <w:lvl w:ilvl="4" w:tplc="04090019" w:tentative="1">
+      <w:start w:val="1"/>
+      <w:numFmt w:val="lowerLetter"/>
+      <w:lvlText w:val="%5."/>
+      <w:lvlJc w:val="left"/>
+      <w:pPr>
+        <w:ind w:left="3600" w:hanging="360"/>
+      </w:pPr>
+    </w:lvl>
+    <w:lvl w:ilvl="5" w:tplc="0409001B" w:tentative="1">
+      <w:start w:val="1"/>
+      <w:numFmt w:val="lowerRoman"/>
+      <w:lvlText w:val="%6."/>
+      <w:lvlJc w:val="right"/>
+      <w:pPr>
+        <w:ind w:left="4320" w:hanging="180"/>
+      </w:pPr>
+    </w:lvl>
+    <w:lvl w:ilvl="6" w:tplc="0409000F" w:tentative="1">
+      <w:start w:val="1"/>
+      <w:numFmt w:val="decimal"/>
+      <w:lvlText w:val="%7."/>
+      <w:lvlJc w:val="left"/>
+      <w:pPr>
+        <w:ind w:left="5040" w:hanging="360"/>
+      </w:pPr>
+    </w:lvl>
+    <w:lvl w:ilvl="7" w:tplc="04090019" w:tentative="1">
+      <w:start w:val="1"/>
+      <w:numFmt w:val="lowerLetter"/>
+      <w:lvlText w:val="%8."/>
+      <w:lvlJc w:val="left"/>
+      <w:pPr>
+        <w:ind w:left="5760" w:hanging="360"/>
+      </w:pPr>
+    </w:lvl>
+    <w:lvl w:ilvl="8" w:tplc="0409001B" w:tentative="1">
+      <w:start w:val="1"/>
+      <w:numFmt w:val="lowerRoman"/>
+      <w:lvlText w:val="%9."/>
+      <w:lvlJc w:val="right"/>
+      <w:pPr>
+        <w:ind w:left="6480" w:hanging="180"/>
+      </w:pPr>
+    </w:lvl>
+  </w:abstractNum>
+  <w:abstractNum w:abstractNumId="1" w15:restartNumberingAfterBreak="0">
     <w:nsid w:val="20616951"/>
     <w:multiLevelType w:val="hybridMultilevel"/>
     <w:tmpl w:val="0AF25F0A"/>
@@ -2020,7 +2417,185 @@
       </w:pPr>
     </w:lvl>
   </w:abstractNum>
-  <w:abstractNum w:abstractNumId="1" w15:restartNumberingAfterBreak="0">
+  <w:abstractNum w:abstractNumId="2" w15:restartNumberingAfterBreak="0">
+    <w:nsid w:val="361747BB"/>
+    <w:multiLevelType w:val="hybridMultilevel"/>
+    <w:tmpl w:val="D9A63B04"/>
+    <w:lvl w:ilvl="0" w:tplc="DBB2E5F0">
+      <w:start w:val="1"/>
+      <w:numFmt w:val="decimal"/>
+      <w:lvlText w:val="%1."/>
+      <w:lvlJc w:val="left"/>
+      <w:pPr>
+        <w:ind w:left="630" w:hanging="360"/>
+      </w:pPr>
+      <w:rPr>
+        <w:rFonts w:hint="default"/>
+      </w:rPr>
+    </w:lvl>
+    <w:lvl w:ilvl="1" w:tplc="04090019" w:tentative="1">
+      <w:start w:val="1"/>
+      <w:numFmt w:val="lowerLetter"/>
+      <w:lvlText w:val="%2."/>
+      <w:lvlJc w:val="left"/>
+      <w:pPr>
+        <w:ind w:left="1350" w:hanging="360"/>
+      </w:pPr>
+    </w:lvl>
+    <w:lvl w:ilvl="2" w:tplc="0409001B" w:tentative="1">
+      <w:start w:val="1"/>
+      <w:numFmt w:val="lowerRoman"/>
+      <w:lvlText w:val="%3."/>
+      <w:lvlJc w:val="right"/>
+      <w:pPr>
+        <w:ind w:left="2070" w:hanging="180"/>
+      </w:pPr>
+    </w:lvl>
+    <w:lvl w:ilvl="3" w:tplc="0409000F" w:tentative="1">
+      <w:start w:val="1"/>
+      <w:numFmt w:val="decimal"/>
+      <w:lvlText w:val="%4."/>
+      <w:lvlJc w:val="left"/>
+      <w:pPr>
+        <w:ind w:left="2790" w:hanging="360"/>
+      </w:pPr>
+    </w:lvl>
+    <w:lvl w:ilvl="4" w:tplc="04090019" w:tentative="1">
+      <w:start w:val="1"/>
+      <w:numFmt w:val="lowerLetter"/>
+      <w:lvlText w:val="%5."/>
+      <w:lvlJc w:val="left"/>
+      <w:pPr>
+        <w:ind w:left="3510" w:hanging="360"/>
+      </w:pPr>
+    </w:lvl>
+    <w:lvl w:ilvl="5" w:tplc="0409001B" w:tentative="1">
+      <w:start w:val="1"/>
+      <w:numFmt w:val="lowerRoman"/>
+      <w:lvlText w:val="%6."/>
+      <w:lvlJc w:val="right"/>
+      <w:pPr>
+        <w:ind w:left="4230" w:hanging="180"/>
+      </w:pPr>
+    </w:lvl>
+    <w:lvl w:ilvl="6" w:tplc="0409000F" w:tentative="1">
+      <w:start w:val="1"/>
+      <w:numFmt w:val="decimal"/>
+      <w:lvlText w:val="%7."/>
+      <w:lvlJc w:val="left"/>
+      <w:pPr>
+        <w:ind w:left="4950" w:hanging="360"/>
+      </w:pPr>
+    </w:lvl>
+    <w:lvl w:ilvl="7" w:tplc="04090019" w:tentative="1">
+      <w:start w:val="1"/>
+      <w:numFmt w:val="lowerLetter"/>
+      <w:lvlText w:val="%8."/>
+      <w:lvlJc w:val="left"/>
+      <w:pPr>
+        <w:ind w:left="5670" w:hanging="360"/>
+      </w:pPr>
+    </w:lvl>
+    <w:lvl w:ilvl="8" w:tplc="0409001B" w:tentative="1">
+      <w:start w:val="1"/>
+      <w:numFmt w:val="lowerRoman"/>
+      <w:lvlText w:val="%9."/>
+      <w:lvlJc w:val="right"/>
+      <w:pPr>
+        <w:ind w:left="6390" w:hanging="180"/>
+      </w:pPr>
+    </w:lvl>
+  </w:abstractNum>
+  <w:abstractNum w:abstractNumId="3" w15:restartNumberingAfterBreak="0">
+    <w:nsid w:val="584473EA"/>
+    <w:multiLevelType w:val="hybridMultilevel"/>
+    <w:tmpl w:val="DA267D68"/>
+    <w:lvl w:ilvl="0" w:tplc="AC14069C">
+      <w:start w:val="1"/>
+      <w:numFmt w:val="decimalFullWidth"/>
+      <w:lvlText w:val="%1-"/>
+      <w:lvlJc w:val="left"/>
+      <w:pPr>
+        <w:ind w:left="720" w:hanging="360"/>
+      </w:pPr>
+      <w:rPr>
+        <w:rFonts w:cs="Arial" w:hint="default"/>
+      </w:rPr>
+    </w:lvl>
+    <w:lvl w:ilvl="1" w:tplc="04090019" w:tentative="1">
+      <w:start w:val="1"/>
+      <w:numFmt w:val="lowerLetter"/>
+      <w:lvlText w:val="%2."/>
+      <w:lvlJc w:val="left"/>
+      <w:pPr>
+        <w:ind w:left="1440" w:hanging="360"/>
+      </w:pPr>
+    </w:lvl>
+    <w:lvl w:ilvl="2" w:tplc="0409001B" w:tentative="1">
+      <w:start w:val="1"/>
+      <w:numFmt w:val="lowerRoman"/>
+      <w:lvlText w:val="%3."/>
+      <w:lvlJc w:val="right"/>
+      <w:pPr>
+        <w:ind w:left="2160" w:hanging="180"/>
+      </w:pPr>
+    </w:lvl>
+    <w:lvl w:ilvl="3" w:tplc="0409000F" w:tentative="1">
+      <w:start w:val="1"/>
+      <w:numFmt w:val="decimal"/>
+      <w:lvlText w:val="%4."/>
+      <w:lvlJc w:val="left"/>
+      <w:pPr>
+        <w:ind w:left="2880" w:hanging="360"/>
+      </w:pPr>
+    </w:lvl>
+    <w:lvl w:ilvl="4" w:tplc="04090019" w:tentative="1">
+      <w:start w:val="1"/>
+      <w:numFmt w:val="lowerLetter"/>
+      <w:lvlText w:val="%5."/>
+      <w:lvlJc w:val="left"/>
+      <w:pPr>
+        <w:ind w:left="3600" w:hanging="360"/>
+      </w:pPr>
+    </w:lvl>
+    <w:lvl w:ilvl="5" w:tplc="0409001B" w:tentative="1">
+      <w:start w:val="1"/>
+      <w:numFmt w:val="lowerRoman"/>
+      <w:lvlText w:val="%6."/>
+      <w:lvlJc w:val="right"/>
+      <w:pPr>
+        <w:ind w:left="4320" w:hanging="180"/>
+      </w:pPr>
+    </w:lvl>
+    <w:lvl w:ilvl="6" w:tplc="0409000F" w:tentative="1">
+      <w:start w:val="1"/>
+      <w:numFmt w:val="decimal"/>
+      <w:lvlText w:val="%7."/>
+      <w:lvlJc w:val="left"/>
+      <w:pPr>
+        <w:ind w:left="5040" w:hanging="360"/>
+      </w:pPr>
+    </w:lvl>
+    <w:lvl w:ilvl="7" w:tplc="04090019" w:tentative="1">
+      <w:start w:val="1"/>
+      <w:numFmt w:val="lowerLetter"/>
+      <w:lvlText w:val="%8."/>
+      <w:lvlJc w:val="left"/>
+      <w:pPr>
+        <w:ind w:left="5760" w:hanging="360"/>
+      </w:pPr>
+    </w:lvl>
+    <w:lvl w:ilvl="8" w:tplc="0409001B" w:tentative="1">
+      <w:start w:val="1"/>
+      <w:numFmt w:val="lowerRoman"/>
+      <w:lvlText w:val="%9."/>
+      <w:lvlJc w:val="right"/>
+      <w:pPr>
+        <w:ind w:left="6480" w:hanging="180"/>
+      </w:pPr>
+    </w:lvl>
+  </w:abstractNum>
+  <w:abstractNum w:abstractNumId="4" w15:restartNumberingAfterBreak="0">
     <w:nsid w:val="66F91DF9"/>
     <w:multiLevelType w:val="hybridMultilevel"/>
     <w:tmpl w:val="1AFC8A26"/>
@@ -2110,10 +2685,19 @@
     </w:lvl>
   </w:abstractNum>
   <w:num w:numId="1" w16cid:durableId="218593495">
+    <w:abstractNumId w:val="1"/>
+  </w:num>
+  <w:num w:numId="2" w16cid:durableId="1994989765">
+    <w:abstractNumId w:val="4"/>
+  </w:num>
+  <w:num w:numId="3" w16cid:durableId="1250234709">
     <w:abstractNumId w:val="0"/>
   </w:num>
-  <w:num w:numId="2" w16cid:durableId="1994989765">
-    <w:abstractNumId w:val="1"/>
+  <w:num w:numId="4" w16cid:durableId="549027653">
+    <w:abstractNumId w:val="3"/>
+  </w:num>
+  <w:num w:numId="5" w16cid:durableId="1262299150">
+    <w:abstractNumId w:val="2"/>
   </w:num>
 </w:numbering>
 </file>

--- a/مهام.docx
+++ b/مهام.docx
@@ -1679,6 +1679,31 @@
     <w:p>
       <w:pPr>
         <w:pStyle w:val="ListParagraph"/>
+        <w:numPr>
+          <w:ilvl w:val="0"/>
+          <w:numId w:val="2"/>
+        </w:numPr>
+        <w:bidi/>
+        <w:rPr>
+          <w:rFonts w:cs="Arial"/>
+          <w:highlight w:val="green"/>
+          <w:rtl/>
+          <w:lang w:bidi="ar-EG"/>
+        </w:rPr>
+      </w:pPr>
+      <w:r>
+        <w:rPr>
+          <w:rFonts w:cs="Arial" w:hint="cs"/>
+          <w:highlight w:val="green"/>
+          <w:rtl/>
+          <w:lang w:bidi="ar-EG"/>
+        </w:rPr>
+        <w:t>اظهار الوثائق المرفوعة في جزء التحقق من الهوية للأدمن فيمكنه فتحها والاطلاع عليها سواء كانت صور او مستندات</w:t>
+      </w:r>
+    </w:p>
+    <w:p>
+      <w:pPr>
+        <w:pStyle w:val="ListParagraph"/>
         <w:bidi/>
         <w:ind w:left="900"/>
         <w:rPr>
@@ -1751,7 +1776,7 @@
           <w:rtl/>
           <w:lang w:bidi="ar-EG"/>
         </w:rPr>
-        <w:t>اظهار الوثائق</w:t>
+        <w:t>عند رفع الوثيقة يجب ان تظهر</w:t>
       </w:r>
       <w:r>
         <w:rPr>
@@ -1760,16 +1785,15 @@
           <w:rtl/>
           <w:lang w:bidi="ar-EG"/>
         </w:rPr>
-        <w:t xml:space="preserve"> المرفوعة</w:t>
-      </w:r>
-      <w:r>
-        <w:rPr>
-          <w:rFonts w:cs="Arial" w:hint="cs"/>
+        <w:t xml:space="preserve"> للمستخدم ك </w:t>
+      </w:r>
+      <w:r>
+        <w:rPr>
+          <w:rFonts w:cs="Arial"/>
           <w:highlight w:val="red"/>
-          <w:rtl/>
-          <w:lang w:bidi="ar-EG"/>
-        </w:rPr>
-        <w:t xml:space="preserve"> في جزء التحقق من الهوية</w:t>
+          <w:lang w:bidi="ar-EG"/>
+        </w:rPr>
+        <w:t>preview</w:t>
       </w:r>
       <w:r>
         <w:rPr>
@@ -1778,298 +1802,364 @@
           <w:rtl/>
           <w:lang w:bidi="ar-EG"/>
         </w:rPr>
+        <w:t xml:space="preserve"> لو كانت صورة او </w:t>
+      </w:r>
+      <w:r>
+        <w:rPr>
+          <w:rFonts w:cs="Arial"/>
+          <w:highlight w:val="red"/>
+          <w:lang w:bidi="ar-EG"/>
+        </w:rPr>
+        <w:t xml:space="preserve">pdf </w:t>
+      </w:r>
+      <w:r>
+        <w:rPr>
+          <w:rFonts w:cs="Arial" w:hint="cs"/>
+          <w:highlight w:val="red"/>
+          <w:rtl/>
+          <w:lang w:bidi="ar-EG"/>
+        </w:rPr>
+        <w:t xml:space="preserve"> حتى يطمئئن المستخدم انه اختار صح مش بس اسم.امتداد</w:t>
+      </w:r>
+    </w:p>
+    <w:p>
+      <w:pPr>
+        <w:pStyle w:val="ListParagraph"/>
+        <w:numPr>
+          <w:ilvl w:val="0"/>
+          <w:numId w:val="5"/>
+        </w:numPr>
+        <w:bidi/>
+        <w:rPr>
+          <w:rFonts w:cs="Arial"/>
+          <w:highlight w:val="yellow"/>
+          <w:rtl/>
+          <w:lang w:bidi="ar-EG"/>
+        </w:rPr>
+      </w:pPr>
+      <w:r>
+        <w:rPr>
+          <w:rFonts w:cs="Arial" w:hint="cs"/>
+          <w:highlight w:val="yellow"/>
+          <w:rtl/>
+          <w:lang w:bidi="ar-EG"/>
+        </w:rPr>
+        <w:t xml:space="preserve">عربي </w:t>
+      </w:r>
+      <w:r>
+        <w:rPr>
+          <w:rFonts w:cs="Arial" w:hint="cs"/>
+          <w:highlight w:val="yellow"/>
+          <w:rtl/>
+          <w:lang w:bidi="ar-EG"/>
+        </w:rPr>
+        <w:t>للاد</w:t>
+      </w:r>
+      <w:r>
+        <w:rPr>
+          <w:rFonts w:cs="Arial" w:hint="cs"/>
+          <w:highlight w:val="yellow"/>
+          <w:rtl/>
+          <w:lang w:bidi="ar-EG"/>
+        </w:rPr>
+        <w:t>من</w:t>
+      </w:r>
+      <w:r>
+        <w:rPr>
+          <w:rFonts w:cs="Arial" w:hint="cs"/>
+          <w:highlight w:val="yellow"/>
+          <w:rtl/>
+          <w:lang w:bidi="ar-EG"/>
+        </w:rPr>
+        <w:t xml:space="preserve"> هو يعمل ك </w:t>
+      </w:r>
+      <w:proofErr w:type="spellStart"/>
+      <w:r>
+        <w:rPr>
+          <w:rFonts w:cs="Arial"/>
+          <w:highlight w:val="yellow"/>
+          <w:lang w:bidi="ar-EG"/>
+        </w:rPr>
+        <w:t>rtl-ltr</w:t>
+      </w:r>
+      <w:proofErr w:type="spellEnd"/>
+      <w:r>
+        <w:rPr>
+          <w:rFonts w:cs="Arial" w:hint="cs"/>
+          <w:highlight w:val="yellow"/>
+          <w:rtl/>
+          <w:lang w:bidi="ar-EG"/>
+        </w:rPr>
+        <w:t xml:space="preserve"> لكن الكلمات نفسها اريد مقابل عربي لها</w:t>
+      </w:r>
+    </w:p>
+    <w:p>
+      <w:pPr>
+        <w:pStyle w:val="ListParagraph"/>
+        <w:numPr>
+          <w:ilvl w:val="0"/>
+          <w:numId w:val="5"/>
+        </w:numPr>
+        <w:bidi/>
+        <w:rPr>
+          <w:rFonts w:cs="Arial"/>
+          <w:rtl/>
+          <w:lang w:bidi="ar-EG"/>
+        </w:rPr>
+      </w:pPr>
+      <w:r>
+        <w:rPr>
+          <w:rFonts w:cs="Arial" w:hint="cs"/>
+          <w:rtl/>
+          <w:lang w:bidi="ar-EG"/>
+        </w:rPr>
+        <w:t xml:space="preserve">مفيش اشعار بيظهر </w:t>
+      </w:r>
+      <w:r>
+        <w:rPr>
+          <w:rFonts w:cs="Arial" w:hint="cs"/>
+          <w:rtl/>
+          <w:lang w:bidi="ar-EG"/>
+        </w:rPr>
+        <w:t>للمستخدم</w:t>
+      </w:r>
+      <w:r>
+        <w:rPr>
+          <w:rFonts w:cs="Arial" w:hint="cs"/>
+          <w:rtl/>
+          <w:lang w:bidi="ar-EG"/>
+        </w:rPr>
         <w:t xml:space="preserve"> </w:t>
       </w:r>
       <w:r>
         <w:rPr>
           <w:rFonts w:cs="Arial" w:hint="cs"/>
-          <w:highlight w:val="red"/>
-          <w:rtl/>
-          <w:lang w:bidi="ar-EG"/>
-        </w:rPr>
-        <w:t>للأدمن فيمكنه فتحها والاطلاع عليها سواء كانت صور او مستندات</w:t>
-      </w:r>
-    </w:p>
-    <w:p>
-      <w:pPr>
-        <w:pStyle w:val="ListParagraph"/>
-        <w:numPr>
-          <w:ilvl w:val="0"/>
-          <w:numId w:val="5"/>
-        </w:numPr>
-        <w:bidi/>
-        <w:rPr>
-          <w:rFonts w:cs="Arial"/>
-          <w:highlight w:val="red"/>
-          <w:rtl/>
-          <w:lang w:bidi="ar-EG"/>
-        </w:rPr>
-      </w:pPr>
-      <w:r>
-        <w:rPr>
-          <w:rFonts w:cs="Arial" w:hint="cs"/>
-          <w:highlight w:val="red"/>
-          <w:rtl/>
-          <w:lang w:bidi="ar-EG"/>
-        </w:rPr>
-        <w:t>عند رفع الوثيقة يجب ان تظهر</w:t>
-      </w:r>
-      <w:r>
-        <w:rPr>
-          <w:rFonts w:cs="Arial" w:hint="cs"/>
-          <w:highlight w:val="red"/>
-          <w:rtl/>
-          <w:lang w:bidi="ar-EG"/>
-        </w:rPr>
-        <w:t xml:space="preserve"> للمستخدم ك </w:t>
-      </w:r>
-      <w:r>
-        <w:rPr>
-          <w:rFonts w:cs="Arial"/>
-          <w:highlight w:val="red"/>
-          <w:lang w:bidi="ar-EG"/>
-        </w:rPr>
-        <w:t>preview</w:t>
-      </w:r>
-      <w:r>
-        <w:rPr>
-          <w:rFonts w:cs="Arial" w:hint="cs"/>
-          <w:highlight w:val="red"/>
-          <w:rtl/>
-          <w:lang w:bidi="ar-EG"/>
-        </w:rPr>
-        <w:t xml:space="preserve"> لو كانت صورة او </w:t>
-      </w:r>
-      <w:r>
-        <w:rPr>
-          <w:rFonts w:cs="Arial"/>
-          <w:highlight w:val="red"/>
-          <w:lang w:bidi="ar-EG"/>
-        </w:rPr>
-        <w:t xml:space="preserve">pdf </w:t>
-      </w:r>
-      <w:r>
-        <w:rPr>
-          <w:rFonts w:cs="Arial" w:hint="cs"/>
-          <w:highlight w:val="red"/>
-          <w:rtl/>
-          <w:lang w:bidi="ar-EG"/>
-        </w:rPr>
-        <w:t xml:space="preserve"> حتى يطمئئن المستخدم انه اختار صح مش بس اسم.امتداد</w:t>
-      </w:r>
-    </w:p>
-    <w:p>
-      <w:pPr>
-        <w:pStyle w:val="ListParagraph"/>
-        <w:numPr>
-          <w:ilvl w:val="0"/>
-          <w:numId w:val="5"/>
-        </w:numPr>
-        <w:bidi/>
-        <w:rPr>
-          <w:rFonts w:cs="Arial"/>
+          <w:rtl/>
+          <w:lang w:bidi="ar-EG"/>
+        </w:rPr>
+        <w:t>عند توثيق هويته</w:t>
+      </w:r>
+    </w:p>
+    <w:p>
+      <w:pPr>
+        <w:bidi/>
+        <w:rPr>
+          <w:rFonts w:cs="Arial"/>
+          <w:lang w:bidi="ar-EG"/>
+        </w:rPr>
+      </w:pPr>
+    </w:p>
+    <w:p>
+      <w:pPr>
+        <w:bidi/>
+        <w:rPr>
+          <w:rFonts w:cs="Arial"/>
+          <w:rtl/>
+          <w:lang w:bidi="ar-EG"/>
+        </w:rPr>
+      </w:pPr>
+      <w:r>
+        <w:rPr>
+          <w:rFonts w:cs="Arial" w:hint="cs"/>
+          <w:noProof/>
           <w:highlight w:val="yellow"/>
-          <w:rtl/>
-          <w:lang w:bidi="ar-EG"/>
-        </w:rPr>
-      </w:pPr>
-      <w:r>
-        <w:rPr>
-          <w:rFonts w:cs="Arial" w:hint="cs"/>
-          <w:highlight w:val="yellow"/>
-          <w:rtl/>
-          <w:lang w:bidi="ar-EG"/>
-        </w:rPr>
-        <w:t xml:space="preserve">عربي </w:t>
-      </w:r>
-      <w:r>
-        <w:rPr>
-          <w:rFonts w:cs="Arial" w:hint="cs"/>
-          <w:highlight w:val="yellow"/>
-          <w:rtl/>
-          <w:lang w:bidi="ar-EG"/>
-        </w:rPr>
-        <w:t>للاد</w:t>
-      </w:r>
-      <w:r>
-        <w:rPr>
-          <w:rFonts w:cs="Arial" w:hint="cs"/>
-          <w:highlight w:val="yellow"/>
-          <w:rtl/>
-          <w:lang w:bidi="ar-EG"/>
-        </w:rPr>
-        <w:t>من</w:t>
-      </w:r>
-      <w:r>
-        <w:rPr>
-          <w:rFonts w:cs="Arial" w:hint="cs"/>
-          <w:highlight w:val="yellow"/>
-          <w:rtl/>
-          <w:lang w:bidi="ar-EG"/>
-        </w:rPr>
-        <w:t xml:space="preserve"> هو يعمل ك </w:t>
+          <w:lang w:bidi="ar-EG"/>
+        </w:rPr>
+        <w:drawing>
+          <wp:inline distT="0" distB="0" distL="0" distR="0" wp14:anchorId="0502B13D" wp14:editId="53562708">
+            <wp:extent cx="5936615" cy="3338830"/>
+            <wp:effectExtent l="0" t="0" r="6985" b="0"/>
+            <wp:docPr id="678514352" name="Picture 2"/>
+            <wp:cNvGraphicFramePr>
+              <a:graphicFrameLocks xmlns:a="http://schemas.openxmlformats.org/drawingml/2006/main" noChangeAspect="1"/>
+            </wp:cNvGraphicFramePr>
+            <a:graphic xmlns:a="http://schemas.openxmlformats.org/drawingml/2006/main">
+              <a:graphicData uri="http://schemas.openxmlformats.org/drawingml/2006/picture">
+                <pic:pic xmlns:pic="http://schemas.openxmlformats.org/drawingml/2006/picture">
+                  <pic:nvPicPr>
+                    <pic:cNvPr id="0" name="Picture 2"/>
+                    <pic:cNvPicPr>
+                      <a:picLocks noChangeAspect="1" noChangeArrowheads="1"/>
+                    </pic:cNvPicPr>
+                  </pic:nvPicPr>
+                  <pic:blipFill>
+                    <a:blip r:embed="rId5">
+                      <a:extLst>
+                        <a:ext uri="{28A0092B-C50C-407E-A947-70E740481C1C}">
+                          <a14:useLocalDpi xmlns:a14="http://schemas.microsoft.com/office/drawing/2010/main" val="0"/>
+                        </a:ext>
+                      </a:extLst>
+                    </a:blip>
+                    <a:srcRect/>
+                    <a:stretch>
+                      <a:fillRect/>
+                    </a:stretch>
+                  </pic:blipFill>
+                  <pic:spPr bwMode="auto">
+                    <a:xfrm>
+                      <a:off x="0" y="0"/>
+                      <a:ext cx="5936615" cy="3338830"/>
+                    </a:xfrm>
+                    <a:prstGeom prst="rect">
+                      <a:avLst/>
+                    </a:prstGeom>
+                    <a:noFill/>
+                    <a:ln>
+                      <a:noFill/>
+                    </a:ln>
+                  </pic:spPr>
+                </pic:pic>
+              </a:graphicData>
+            </a:graphic>
+          </wp:inline>
+        </w:drawing>
+      </w:r>
+    </w:p>
+    <w:p>
+      <w:pPr>
+        <w:bidi/>
+        <w:rPr>
+          <w:rFonts w:cs="Arial"/>
+          <w:rtl/>
+          <w:lang w:bidi="ar-EG"/>
+        </w:rPr>
+      </w:pPr>
+    </w:p>
+    <w:p>
+      <w:pPr>
+        <w:bidi/>
+        <w:rPr>
+          <w:rFonts w:cs="Arial"/>
+          <w:rtl/>
+          <w:lang w:bidi="ar-EG"/>
+        </w:rPr>
+      </w:pPr>
+    </w:p>
+    <w:p>
+      <w:pPr>
+        <w:bidi/>
+        <w:rPr>
+          <w:rFonts w:cs="Arial"/>
+          <w:lang w:bidi="ar-EG"/>
+        </w:rPr>
+      </w:pPr>
+    </w:p>
+    <w:p>
+      <w:pPr>
+        <w:bidi/>
+      </w:pPr>
+    </w:p>
+    <w:p>
+      <w:pPr>
+        <w:bidi/>
+      </w:pPr>
+    </w:p>
+    <w:p>
+      <w:pPr>
+        <w:bidi/>
+        <w:rPr>
+          <w:rFonts w:cs="Arial"/>
+          <w:rtl/>
+          <w:lang w:bidi="ar-EG"/>
+        </w:rPr>
+      </w:pPr>
+    </w:p>
+    <w:p>
+      <w:pPr>
+        <w:rPr>
+          <w:lang w:bidi="ar-EG"/>
+        </w:rPr>
+      </w:pPr>
+      <w:r>
+        <w:rPr>
+          <w:lang w:bidi="ar-EG"/>
+        </w:rPr>
+        <w:t xml:space="preserve">  </w:t>
+      </w:r>
+      <w:proofErr w:type="gramStart"/>
+      <w:r>
+        <w:rPr>
+          <w:lang w:bidi="ar-EG"/>
+        </w:rPr>
+        <w:t>&lt;!--</w:t>
+      </w:r>
+      <w:proofErr w:type="gramEnd"/>
+      <w:r>
+        <w:rPr>
+          <w:lang w:bidi="ar-EG"/>
+        </w:rPr>
+        <w:t xml:space="preserve"> Before --&gt;</w:t>
+      </w:r>
+    </w:p>
+    <w:p>
+      <w:pPr>
+        <w:rPr>
+          <w:lang w:bidi="ar-EG"/>
+        </w:rPr>
+      </w:pPr>
+      <w:proofErr w:type="gramStart"/>
+      <w:r>
+        <w:rPr>
+          <w:lang w:bidi="ar-EG"/>
+        </w:rPr>
+        <w:t xml:space="preserve">{{ </w:t>
       </w:r>
       <w:proofErr w:type="spellStart"/>
       <w:r>
         <w:rPr>
-          <w:rFonts w:cs="Arial"/>
-          <w:highlight w:val="yellow"/>
-          <w:lang w:bidi="ar-EG"/>
-        </w:rPr>
-        <w:t>rtl-ltr</w:t>
+          <w:lang w:bidi="ar-EG"/>
+        </w:rPr>
+        <w:t>p</w:t>
+      </w:r>
+      <w:proofErr w:type="gramEnd"/>
+      <w:r>
+        <w:rPr>
+          <w:lang w:bidi="ar-EG"/>
+        </w:rPr>
+        <w:t>.submittedAt</w:t>
       </w:r>
       <w:proofErr w:type="spellEnd"/>
       <w:r>
         <w:rPr>
-          <w:rFonts w:cs="Arial" w:hint="cs"/>
-          <w:highlight w:val="yellow"/>
-          <w:rtl/>
-          <w:lang w:bidi="ar-EG"/>
-        </w:rPr>
-        <w:t xml:space="preserve"> لكن الكلمات نفسها اريد مقابل عربي لها</w:t>
-      </w:r>
-    </w:p>
-    <w:p>
-      <w:pPr>
-        <w:pStyle w:val="ListParagraph"/>
-        <w:numPr>
-          <w:ilvl w:val="0"/>
-          <w:numId w:val="5"/>
-        </w:numPr>
-        <w:bidi/>
-        <w:rPr>
-          <w:rFonts w:cs="Arial"/>
-          <w:rtl/>
-          <w:lang w:bidi="ar-EG"/>
-        </w:rPr>
-      </w:pPr>
-      <w:r>
-        <w:rPr>
-          <w:rFonts w:cs="Arial" w:hint="cs"/>
-          <w:rtl/>
-          <w:lang w:bidi="ar-EG"/>
-        </w:rPr>
-        <w:t xml:space="preserve">مفيش اشعار بيظهر </w:t>
-      </w:r>
-      <w:r>
-        <w:rPr>
-          <w:rFonts w:cs="Arial" w:hint="cs"/>
-          <w:rtl/>
-          <w:lang w:bidi="ar-EG"/>
-        </w:rPr>
-        <w:t>للمستخدم</w:t>
-      </w:r>
-      <w:r>
-        <w:rPr>
-          <w:rFonts w:cs="Arial" w:hint="cs"/>
-          <w:rtl/>
-          <w:lang w:bidi="ar-EG"/>
-        </w:rPr>
-        <w:t xml:space="preserve"> </w:t>
-      </w:r>
-      <w:r>
-        <w:rPr>
-          <w:rFonts w:cs="Arial" w:hint="cs"/>
-          <w:rtl/>
-          <w:lang w:bidi="ar-EG"/>
-        </w:rPr>
-        <w:t>عند توثيق هويته</w:t>
-      </w:r>
-    </w:p>
-    <w:p>
-      <w:pPr>
-        <w:bidi/>
-        <w:rPr>
-          <w:rFonts w:cs="Arial"/>
-          <w:lang w:bidi="ar-EG"/>
-        </w:rPr>
-      </w:pPr>
-    </w:p>
-    <w:p>
-      <w:pPr>
-        <w:bidi/>
-        <w:rPr>
-          <w:rFonts w:cs="Arial"/>
-          <w:rtl/>
-          <w:lang w:bidi="ar-EG"/>
-        </w:rPr>
-      </w:pPr>
-    </w:p>
-    <w:p>
-      <w:pPr>
-        <w:bidi/>
-        <w:rPr>
-          <w:rFonts w:cs="Arial"/>
-          <w:rtl/>
-          <w:lang w:bidi="ar-EG"/>
-        </w:rPr>
-      </w:pPr>
-    </w:p>
-    <w:p>
-      <w:pPr>
-        <w:bidi/>
-        <w:rPr>
-          <w:rFonts w:cs="Arial"/>
-          <w:rtl/>
-          <w:lang w:bidi="ar-EG"/>
-        </w:rPr>
-      </w:pPr>
-    </w:p>
-    <w:p>
-      <w:pPr>
-        <w:bidi/>
-        <w:rPr>
-          <w:rFonts w:cs="Arial"/>
-          <w:lang w:bidi="ar-EG"/>
-        </w:rPr>
-      </w:pPr>
-    </w:p>
-    <w:p>
-      <w:pPr>
-        <w:bidi/>
-      </w:pPr>
-    </w:p>
-    <w:p>
-      <w:pPr>
-        <w:bidi/>
-      </w:pPr>
-    </w:p>
-    <w:p>
-      <w:pPr>
-        <w:bidi/>
-        <w:rPr>
-          <w:rFonts w:cs="Arial"/>
-          <w:rtl/>
-          <w:lang w:bidi="ar-EG"/>
-        </w:rPr>
-      </w:pPr>
-    </w:p>
-    <w:p>
-      <w:pPr>
-        <w:rPr>
-          <w:lang w:bidi="ar-EG"/>
-        </w:rPr>
-      </w:pPr>
-      <w:r>
-        <w:rPr>
-          <w:lang w:bidi="ar-EG"/>
-        </w:rPr>
-        <w:t xml:space="preserve">  </w:t>
+          <w:lang w:bidi="ar-EG"/>
+        </w:rPr>
+        <w:t xml:space="preserve"> | </w:t>
+      </w:r>
+      <w:proofErr w:type="spellStart"/>
+      <w:r>
+        <w:rPr>
+          <w:lang w:bidi="ar-EG"/>
+        </w:rPr>
+        <w:t>date:'d</w:t>
+      </w:r>
+      <w:proofErr w:type="spellEnd"/>
+      <w:r>
+        <w:rPr>
+          <w:lang w:bidi="ar-EG"/>
+        </w:rPr>
+        <w:t xml:space="preserve"> MMM</w:t>
       </w:r>
       <w:proofErr w:type="gramStart"/>
       <w:r>
         <w:rPr>
           <w:lang w:bidi="ar-EG"/>
         </w:rPr>
-        <w:t>&lt;!--</w:t>
+        <w:t>' }</w:t>
       </w:r>
       <w:proofErr w:type="gramEnd"/>
       <w:r>
         <w:rPr>
           <w:lang w:bidi="ar-EG"/>
         </w:rPr>
-        <w:t xml:space="preserve"> Before --&gt;</w:t>
-      </w:r>
+        <w:t>}</w:t>
+      </w:r>
+    </w:p>
+    <w:p>
+      <w:pPr>
+        <w:rPr>
+          <w:lang w:bidi="ar-EG"/>
+        </w:rPr>
+      </w:pPr>
     </w:p>
     <w:p>
       <w:pPr>
@@ -2082,76 +2172,7 @@
         <w:rPr>
           <w:lang w:bidi="ar-EG"/>
         </w:rPr>
-        <w:t xml:space="preserve">{{ </w:t>
-      </w:r>
-      <w:proofErr w:type="spellStart"/>
-      <w:r>
-        <w:rPr>
-          <w:lang w:bidi="ar-EG"/>
-        </w:rPr>
-        <w:t>p</w:t>
-      </w:r>
-      <w:proofErr w:type="gramEnd"/>
-      <w:r>
-        <w:rPr>
-          <w:lang w:bidi="ar-EG"/>
-        </w:rPr>
-        <w:t>.submittedAt</w:t>
-      </w:r>
-      <w:proofErr w:type="spellEnd"/>
-      <w:r>
-        <w:rPr>
-          <w:lang w:bidi="ar-EG"/>
-        </w:rPr>
-        <w:t xml:space="preserve"> | </w:t>
-      </w:r>
-      <w:proofErr w:type="spellStart"/>
-      <w:r>
-        <w:rPr>
-          <w:lang w:bidi="ar-EG"/>
-        </w:rPr>
-        <w:t>date:'d</w:t>
-      </w:r>
-      <w:proofErr w:type="spellEnd"/>
-      <w:r>
-        <w:rPr>
-          <w:lang w:bidi="ar-EG"/>
-        </w:rPr>
-        <w:t xml:space="preserve"> MMM</w:t>
-      </w:r>
-      <w:proofErr w:type="gramStart"/>
-      <w:r>
-        <w:rPr>
-          <w:lang w:bidi="ar-EG"/>
-        </w:rPr>
-        <w:t>' }</w:t>
-      </w:r>
-      <w:proofErr w:type="gramEnd"/>
-      <w:r>
-        <w:rPr>
-          <w:lang w:bidi="ar-EG"/>
-        </w:rPr>
-        <w:t>}</w:t>
-      </w:r>
-    </w:p>
-    <w:p>
-      <w:pPr>
-        <w:rPr>
-          <w:lang w:bidi="ar-EG"/>
-        </w:rPr>
-      </w:pPr>
-    </w:p>
-    <w:p>
-      <w:pPr>
-        <w:rPr>
-          <w:lang w:bidi="ar-EG"/>
-        </w:rPr>
-      </w:pPr>
-      <w:proofErr w:type="gramStart"/>
-      <w:r>
-        <w:rPr>
-          <w:lang w:bidi="ar-EG"/>
-        </w:rPr>
+        <w:lastRenderedPageBreak/>
         <w:t>&lt;!--</w:t>
       </w:r>
       <w:proofErr w:type="gramEnd"/>

--- a/مهام.docx
+++ b/مهام.docx
@@ -504,6 +504,8 @@
         <w:bidi/>
         <w:rPr>
           <w:rFonts w:cs="Arial"/>
+          <w:sz w:val="22"/>
+          <w:szCs w:val="22"/>
           <w:rtl/>
           <w:lang w:bidi="ar-EG"/>
         </w:rPr>
@@ -528,1011 +530,1304 @@
         <w:bidi/>
         <w:rPr>
           <w:rFonts w:cs="Arial"/>
+          <w:sz w:val="20"/>
+          <w:szCs w:val="20"/>
+          <w:highlight w:val="green"/>
+          <w:rtl/>
+        </w:rPr>
+      </w:pPr>
+      <w:r>
+        <w:rPr>
+          <w:rFonts w:cs="Arial"/>
+          <w:sz w:val="20"/>
+          <w:szCs w:val="20"/>
+          <w:highlight w:val="green"/>
+          <w:rtl/>
+        </w:rPr>
+        <w:t>عرض عروض الاخرين</w:t>
+      </w:r>
+      <w:r>
+        <w:rPr>
+          <w:rFonts w:cs="Arial" w:hint="cs"/>
+          <w:sz w:val="20"/>
+          <w:szCs w:val="20"/>
+          <w:highlight w:val="green"/>
+          <w:rtl/>
+        </w:rPr>
+        <w:t xml:space="preserve"> للمستقل</w:t>
+      </w:r>
+    </w:p>
+    <w:p>
+      <w:pPr>
+        <w:pStyle w:val="ListParagraph"/>
+        <w:numPr>
+          <w:ilvl w:val="0"/>
+          <w:numId w:val="2"/>
+        </w:numPr>
+        <w:bidi/>
+        <w:rPr>
+          <w:sz w:val="20"/>
+          <w:szCs w:val="20"/>
+          <w:highlight w:val="green"/>
+        </w:rPr>
+      </w:pPr>
+      <w:r>
+        <w:rPr>
+          <w:rFonts w:cs="Arial"/>
+          <w:sz w:val="20"/>
+          <w:szCs w:val="20"/>
+          <w:highlight w:val="green"/>
+          <w:rtl/>
+        </w:rPr>
+        <w:t>اضافة اقسام للمشاريع وتصفية وفرز</w:t>
+      </w:r>
+    </w:p>
+    <w:p>
+      <w:pPr>
+        <w:pStyle w:val="ListParagraph"/>
+        <w:numPr>
+          <w:ilvl w:val="0"/>
+          <w:numId w:val="2"/>
+        </w:numPr>
+        <w:bidi/>
+        <w:rPr>
+          <w:rFonts w:cs="Arial"/>
+          <w:sz w:val="20"/>
+          <w:szCs w:val="20"/>
+          <w:highlight w:val="green"/>
+          <w:rtl/>
+        </w:rPr>
+      </w:pPr>
+      <w:r>
+        <w:rPr>
+          <w:rFonts w:cs="Arial"/>
+          <w:sz w:val="20"/>
+          <w:szCs w:val="20"/>
+          <w:highlight w:val="green"/>
+          <w:rtl/>
+        </w:rPr>
+        <w:t xml:space="preserve">زر اضافة مهمة يختفي في الموبايل </w:t>
+      </w:r>
+    </w:p>
+    <w:p>
+      <w:pPr>
+        <w:pStyle w:val="ListParagraph"/>
+        <w:numPr>
+          <w:ilvl w:val="0"/>
+          <w:numId w:val="2"/>
+        </w:numPr>
+        <w:bidi/>
+        <w:rPr>
+          <w:rFonts w:cs="Arial"/>
+          <w:sz w:val="20"/>
+          <w:szCs w:val="20"/>
+          <w:highlight w:val="green"/>
+          <w:rtl/>
+          <w:lang w:bidi="ar-EG"/>
+        </w:rPr>
+      </w:pPr>
+      <w:r>
+        <w:rPr>
+          <w:rFonts w:cs="Arial" w:hint="cs"/>
+          <w:sz w:val="20"/>
+          <w:szCs w:val="20"/>
+          <w:highlight w:val="green"/>
+          <w:rtl/>
+          <w:lang w:bidi="ar-EG"/>
+        </w:rPr>
+        <w:t>علامة العين جنب الباسوورد</w:t>
+      </w:r>
+    </w:p>
+    <w:p>
+      <w:pPr>
+        <w:pStyle w:val="ListParagraph"/>
+        <w:numPr>
+          <w:ilvl w:val="0"/>
+          <w:numId w:val="2"/>
+        </w:numPr>
+        <w:bidi/>
+        <w:rPr>
+          <w:rFonts w:cs="Arial"/>
+          <w:sz w:val="20"/>
+          <w:szCs w:val="20"/>
+          <w:highlight w:val="green"/>
+          <w:rtl/>
+          <w:lang w:bidi="ar-EG"/>
+        </w:rPr>
+      </w:pPr>
+      <w:r>
+        <w:rPr>
+          <w:rFonts w:cs="Arial" w:hint="cs"/>
+          <w:sz w:val="20"/>
+          <w:szCs w:val="20"/>
+          <w:highlight w:val="green"/>
+          <w:rtl/>
+          <w:lang w:bidi="ar-EG"/>
+        </w:rPr>
+        <w:t>اضافة عرض</w:t>
+      </w:r>
+    </w:p>
+    <w:p>
+      <w:pPr>
+        <w:pStyle w:val="ListParagraph"/>
+        <w:numPr>
+          <w:ilvl w:val="0"/>
+          <w:numId w:val="2"/>
+        </w:numPr>
+        <w:bidi/>
+        <w:rPr>
+          <w:sz w:val="20"/>
+          <w:szCs w:val="20"/>
+          <w:highlight w:val="green"/>
+        </w:rPr>
+      </w:pPr>
+      <w:r>
+        <w:rPr>
+          <w:rFonts w:cs="Arial"/>
+          <w:sz w:val="20"/>
+          <w:szCs w:val="20"/>
+          <w:highlight w:val="green"/>
+          <w:rtl/>
+        </w:rPr>
+        <w:t>حسابي،معرض الاعمال</w:t>
+      </w:r>
+    </w:p>
+    <w:p>
+      <w:pPr>
+        <w:pStyle w:val="ListParagraph"/>
+        <w:numPr>
+          <w:ilvl w:val="0"/>
+          <w:numId w:val="2"/>
+        </w:numPr>
+        <w:bidi/>
+        <w:rPr>
+          <w:sz w:val="20"/>
+          <w:szCs w:val="20"/>
+          <w:highlight w:val="green"/>
+        </w:rPr>
+      </w:pPr>
+      <w:r>
+        <w:rPr>
+          <w:rFonts w:cs="Arial"/>
+          <w:sz w:val="20"/>
+          <w:szCs w:val="20"/>
+          <w:highlight w:val="green"/>
+          <w:rtl/>
+        </w:rPr>
+        <w:t>عرض العرض مع التقييم ورابط الاعمال فقط او تن</w:t>
+      </w:r>
+      <w:r>
+        <w:rPr>
+          <w:rFonts w:cs="Arial" w:hint="cs"/>
+          <w:sz w:val="20"/>
+          <w:szCs w:val="20"/>
+          <w:highlight w:val="green"/>
+          <w:rtl/>
+        </w:rPr>
+        <w:t>ق</w:t>
+      </w:r>
+      <w:r>
+        <w:rPr>
+          <w:rFonts w:cs="Arial"/>
+          <w:sz w:val="20"/>
+          <w:szCs w:val="20"/>
+          <w:highlight w:val="green"/>
+          <w:rtl/>
+        </w:rPr>
+        <w:t xml:space="preserve">يته بال </w:t>
+      </w:r>
+      <w:r>
+        <w:rPr>
+          <w:sz w:val="20"/>
+          <w:szCs w:val="20"/>
+          <w:highlight w:val="green"/>
+        </w:rPr>
+        <w:t>ai</w:t>
+      </w:r>
+      <w:r>
+        <w:rPr>
+          <w:rFonts w:cs="Arial"/>
+          <w:sz w:val="20"/>
+          <w:szCs w:val="20"/>
+          <w:highlight w:val="green"/>
+          <w:rtl/>
+        </w:rPr>
+        <w:t xml:space="preserve"> </w:t>
+      </w:r>
+    </w:p>
+    <w:p>
+      <w:pPr>
+        <w:pStyle w:val="ListParagraph"/>
+        <w:numPr>
+          <w:ilvl w:val="0"/>
+          <w:numId w:val="2"/>
+        </w:numPr>
+        <w:bidi/>
+        <w:rPr>
+          <w:sz w:val="20"/>
+          <w:szCs w:val="20"/>
+          <w:highlight w:val="green"/>
+        </w:rPr>
+      </w:pPr>
+      <w:r>
+        <w:rPr>
+          <w:rFonts w:cs="Arial" w:hint="cs"/>
+          <w:sz w:val="20"/>
+          <w:szCs w:val="20"/>
+          <w:highlight w:val="green"/>
+          <w:rtl/>
+        </w:rPr>
+        <w:t xml:space="preserve"> </w:t>
+      </w:r>
+      <w:r>
+        <w:rPr>
+          <w:rFonts w:cs="Arial"/>
+          <w:sz w:val="20"/>
+          <w:szCs w:val="20"/>
+          <w:highlight w:val="green"/>
+          <w:rtl/>
+        </w:rPr>
+        <w:t>رسائل الخطا مثلا كلمة مرور غير صحيحة او ايميل غير موجود</w:t>
+      </w:r>
+    </w:p>
+    <w:p>
+      <w:pPr>
+        <w:pStyle w:val="ListParagraph"/>
+        <w:numPr>
+          <w:ilvl w:val="0"/>
+          <w:numId w:val="2"/>
+        </w:numPr>
+        <w:bidi/>
+        <w:rPr>
+          <w:sz w:val="20"/>
+          <w:szCs w:val="20"/>
+          <w:highlight w:val="green"/>
+        </w:rPr>
+      </w:pPr>
+      <w:r>
+        <w:rPr>
+          <w:rFonts w:cs="Arial" w:hint="cs"/>
+          <w:sz w:val="20"/>
+          <w:szCs w:val="20"/>
+          <w:highlight w:val="green"/>
+          <w:rtl/>
+        </w:rPr>
+        <w:t xml:space="preserve"> </w:t>
+      </w:r>
+      <w:r>
+        <w:rPr>
+          <w:rFonts w:cs="Arial"/>
+          <w:sz w:val="20"/>
+          <w:szCs w:val="20"/>
+          <w:highlight w:val="green"/>
+          <w:rtl/>
+        </w:rPr>
+        <w:t>تعيين مستقل وبدء المحادثة</w:t>
+      </w:r>
+    </w:p>
+    <w:p>
+      <w:pPr>
+        <w:pStyle w:val="ListParagraph"/>
+        <w:numPr>
+          <w:ilvl w:val="0"/>
+          <w:numId w:val="2"/>
+        </w:numPr>
+        <w:bidi/>
+        <w:rPr>
+          <w:rFonts w:cs="Arial"/>
+          <w:sz w:val="20"/>
+          <w:szCs w:val="20"/>
+          <w:highlight w:val="green"/>
+          <w:lang w:bidi="ar-EG"/>
+        </w:rPr>
+      </w:pPr>
+      <w:r>
+        <w:rPr>
+          <w:rFonts w:cs="Arial" w:hint="cs"/>
+          <w:sz w:val="20"/>
+          <w:szCs w:val="20"/>
+          <w:highlight w:val="green"/>
+          <w:rtl/>
+          <w:lang w:bidi="ar-EG"/>
+        </w:rPr>
+        <w:t>موافقة الادمن على المهمة</w:t>
+      </w:r>
+    </w:p>
+    <w:p>
+      <w:pPr>
+        <w:pStyle w:val="ListParagraph"/>
+        <w:numPr>
+          <w:ilvl w:val="0"/>
+          <w:numId w:val="2"/>
+        </w:numPr>
+        <w:bidi/>
+        <w:rPr>
+          <w:rFonts w:cs="Arial"/>
+          <w:sz w:val="20"/>
+          <w:szCs w:val="20"/>
+          <w:highlight w:val="green"/>
+          <w:lang w:bidi="ar-EG"/>
+        </w:rPr>
+      </w:pPr>
+      <w:r>
+        <w:rPr>
+          <w:rFonts w:cs="Arial" w:hint="cs"/>
+          <w:sz w:val="20"/>
+          <w:szCs w:val="20"/>
+          <w:highlight w:val="green"/>
+          <w:rtl/>
+          <w:lang w:bidi="ar-EG"/>
+        </w:rPr>
+        <w:t>الداشبورد في الناف</w:t>
+      </w:r>
+    </w:p>
+    <w:p>
+      <w:pPr>
+        <w:pStyle w:val="ListParagraph"/>
+        <w:numPr>
+          <w:ilvl w:val="0"/>
+          <w:numId w:val="2"/>
+        </w:numPr>
+        <w:bidi/>
+        <w:rPr>
+          <w:rFonts w:cs="Arial"/>
+          <w:sz w:val="20"/>
+          <w:szCs w:val="20"/>
+          <w:highlight w:val="green"/>
+          <w:lang w:bidi="ar-EG"/>
+        </w:rPr>
+      </w:pPr>
+      <w:r>
+        <w:rPr>
+          <w:rFonts w:cs="Arial" w:hint="cs"/>
+          <w:sz w:val="20"/>
+          <w:szCs w:val="20"/>
+          <w:highlight w:val="green"/>
+          <w:rtl/>
+          <w:lang w:bidi="ar-EG"/>
+        </w:rPr>
+        <w:t>اخفاء اكتب رسالة</w:t>
+      </w:r>
+    </w:p>
+    <w:p>
+      <w:pPr>
+        <w:pStyle w:val="ListParagraph"/>
+        <w:numPr>
+          <w:ilvl w:val="0"/>
+          <w:numId w:val="2"/>
+        </w:numPr>
+        <w:bidi/>
+        <w:rPr>
+          <w:rFonts w:cs="Arial"/>
+          <w:sz w:val="20"/>
+          <w:szCs w:val="20"/>
+          <w:highlight w:val="green"/>
+          <w:rtl/>
+          <w:lang w:bidi="ar-EG"/>
+        </w:rPr>
+      </w:pPr>
+      <w:r>
+        <w:rPr>
+          <w:rFonts w:cs="Arial" w:hint="cs"/>
+          <w:sz w:val="20"/>
+          <w:szCs w:val="20"/>
+          <w:highlight w:val="green"/>
+          <w:rtl/>
+          <w:lang w:bidi="ar-EG"/>
+        </w:rPr>
+        <w:t>في جزء التحقق من الهوية (اضافة جزء في الملف السخصي انه تم التحقق منالهوية او لا ولكن يمكنه ممارسة نشاطه في التطبيق عادي وتظهر بجانب العرض او المهمة)</w:t>
+      </w:r>
+    </w:p>
+    <w:p>
+      <w:pPr>
+        <w:pStyle w:val="ListParagraph"/>
+        <w:numPr>
+          <w:ilvl w:val="0"/>
+          <w:numId w:val="2"/>
+        </w:numPr>
+        <w:bidi/>
+        <w:rPr>
+          <w:rFonts w:cs="Arial"/>
+          <w:sz w:val="20"/>
+          <w:szCs w:val="20"/>
+          <w:highlight w:val="green"/>
+          <w:lang w:bidi="ar-EG"/>
+        </w:rPr>
+      </w:pPr>
+      <w:r>
+        <w:rPr>
+          <w:rFonts w:cs="Arial" w:hint="cs"/>
+          <w:sz w:val="20"/>
+          <w:szCs w:val="20"/>
+          <w:rtl/>
+          <w:lang w:bidi="ar-EG"/>
+        </w:rPr>
+        <w:t xml:space="preserve"> </w:t>
+      </w:r>
+      <w:r>
+        <w:rPr>
+          <w:rFonts w:cs="Arial" w:hint="cs"/>
+          <w:sz w:val="20"/>
+          <w:szCs w:val="20"/>
+          <w:highlight w:val="green"/>
+          <w:rtl/>
+          <w:lang w:bidi="ar-EG"/>
+        </w:rPr>
+        <w:t>لما بضغط على لينك الملف الشخصي بتاع ال</w:t>
+      </w:r>
+      <w:r>
+        <w:rPr>
+          <w:rFonts w:cs="Arial"/>
+          <w:sz w:val="20"/>
+          <w:szCs w:val="20"/>
+          <w:highlight w:val="green"/>
+          <w:lang w:bidi="ar-EG"/>
+        </w:rPr>
+        <w:t xml:space="preserve">bidder </w:t>
+      </w:r>
+      <w:r>
+        <w:rPr>
+          <w:rFonts w:cs="Arial" w:hint="cs"/>
+          <w:sz w:val="20"/>
+          <w:szCs w:val="20"/>
+          <w:highlight w:val="green"/>
+          <w:rtl/>
+          <w:lang w:bidi="ar-EG"/>
+        </w:rPr>
+        <w:t xml:space="preserve"> لا تظهر تفاصيل الملف الشخصي فقط حتى لو ال</w:t>
+      </w:r>
+      <w:r>
+        <w:rPr>
+          <w:rFonts w:cs="Arial"/>
+          <w:sz w:val="20"/>
+          <w:szCs w:val="20"/>
+          <w:highlight w:val="green"/>
+          <w:lang w:bidi="ar-EG"/>
+        </w:rPr>
+        <w:t xml:space="preserve"> bidder </w:t>
+      </w:r>
+      <w:r>
+        <w:rPr>
+          <w:rFonts w:cs="Arial" w:hint="cs"/>
+          <w:sz w:val="20"/>
+          <w:szCs w:val="20"/>
+          <w:highlight w:val="green"/>
+          <w:rtl/>
+          <w:lang w:bidi="ar-EG"/>
+        </w:rPr>
+        <w:t>اكمل ملفه الشخصي</w:t>
+      </w:r>
+    </w:p>
+    <w:p>
+      <w:pPr>
+        <w:pStyle w:val="ListParagraph"/>
+        <w:numPr>
+          <w:ilvl w:val="0"/>
+          <w:numId w:val="2"/>
+        </w:numPr>
+        <w:bidi/>
+        <w:rPr>
+          <w:rFonts w:cs="Arial"/>
+          <w:sz w:val="20"/>
+          <w:szCs w:val="20"/>
+          <w:highlight w:val="green"/>
+          <w:rtl/>
+          <w:lang w:bidi="ar-EG"/>
+        </w:rPr>
+      </w:pPr>
+      <w:r>
+        <w:rPr>
+          <w:rFonts w:cs="Arial" w:hint="cs"/>
+          <w:sz w:val="20"/>
+          <w:szCs w:val="20"/>
+          <w:highlight w:val="green"/>
+          <w:rtl/>
+          <w:lang w:bidi="ar-EG"/>
+        </w:rPr>
+        <w:t>زر اكتب رسال</w:t>
+      </w:r>
+      <w:r>
+        <w:rPr>
+          <w:rFonts w:cs="Arial" w:hint="cs"/>
+          <w:sz w:val="20"/>
+          <w:szCs w:val="20"/>
+          <w:highlight w:val="green"/>
+          <w:rtl/>
+          <w:lang w:bidi="ar-EG"/>
+        </w:rPr>
+        <w:t>ة</w:t>
+      </w:r>
+      <w:r>
+        <w:rPr>
+          <w:rFonts w:cs="Arial" w:hint="cs"/>
+          <w:sz w:val="20"/>
+          <w:szCs w:val="20"/>
+          <w:highlight w:val="green"/>
+          <w:rtl/>
+          <w:lang w:bidi="ar-EG"/>
+        </w:rPr>
+        <w:t xml:space="preserve"> لا يجب ان يظهر الا بين العميل وال </w:t>
+      </w:r>
+      <w:r>
+        <w:rPr>
+          <w:rFonts w:cs="Arial"/>
+          <w:sz w:val="20"/>
+          <w:szCs w:val="20"/>
+          <w:highlight w:val="green"/>
+          <w:lang w:bidi="ar-EG"/>
+        </w:rPr>
+        <w:t xml:space="preserve">bidder </w:t>
+      </w:r>
+      <w:r>
+        <w:rPr>
+          <w:rFonts w:cs="Arial" w:hint="cs"/>
+          <w:sz w:val="20"/>
+          <w:szCs w:val="20"/>
+          <w:highlight w:val="green"/>
+          <w:rtl/>
+          <w:lang w:bidi="ar-EG"/>
+        </w:rPr>
+        <w:t xml:space="preserve">اللي على المهمة لكن بين </w:t>
+      </w:r>
+      <w:r>
+        <w:rPr>
+          <w:rFonts w:cs="Arial"/>
+          <w:sz w:val="20"/>
+          <w:szCs w:val="20"/>
+          <w:highlight w:val="green"/>
+          <w:lang w:bidi="ar-EG"/>
+        </w:rPr>
+        <w:t xml:space="preserve">freelancer </w:t>
+      </w:r>
+      <w:r>
+        <w:rPr>
+          <w:rFonts w:cs="Arial" w:hint="cs"/>
+          <w:sz w:val="20"/>
+          <w:szCs w:val="20"/>
+          <w:highlight w:val="green"/>
+          <w:rtl/>
+          <w:lang w:bidi="ar-EG"/>
+        </w:rPr>
+        <w:t>والاخر لا يجب ان يظهر</w:t>
+      </w:r>
+    </w:p>
+    <w:p>
+      <w:pPr>
+        <w:pStyle w:val="ListParagraph"/>
+        <w:numPr>
+          <w:ilvl w:val="0"/>
+          <w:numId w:val="2"/>
+        </w:numPr>
+        <w:bidi/>
+        <w:rPr>
+          <w:rFonts w:cs="Arial"/>
+          <w:sz w:val="20"/>
+          <w:szCs w:val="20"/>
+          <w:highlight w:val="green"/>
+          <w:rtl/>
+          <w:lang w:bidi="ar-EG"/>
+        </w:rPr>
+      </w:pPr>
+      <w:r>
+        <w:rPr>
+          <w:rFonts w:cs="Arial" w:hint="cs"/>
+          <w:sz w:val="20"/>
+          <w:szCs w:val="20"/>
+          <w:highlight w:val="green"/>
+          <w:rtl/>
+          <w:lang w:bidi="ar-EG"/>
+        </w:rPr>
+        <w:t xml:space="preserve">اول ما الادمن بيسجل دخول بيدخل على داشبورد ولوحة تحكم مهامي انا عايزاه يروح على الادمن بانل على طول </w:t>
+      </w:r>
+      <w:r>
+        <w:rPr>
+          <w:rFonts w:cs="Arial"/>
+          <w:sz w:val="20"/>
+          <w:szCs w:val="20"/>
+          <w:highlight w:val="green"/>
+          <w:lang w:bidi="ar-EG"/>
+        </w:rPr>
+        <w:t>admin/dashboard</w:t>
+      </w:r>
+    </w:p>
+    <w:p>
+      <w:pPr>
+        <w:pStyle w:val="ListParagraph"/>
+        <w:numPr>
+          <w:ilvl w:val="0"/>
+          <w:numId w:val="2"/>
+        </w:numPr>
+        <w:bidi/>
+        <w:rPr>
+          <w:rFonts w:cs="Arial"/>
+          <w:sz w:val="20"/>
+          <w:szCs w:val="20"/>
+          <w:highlight w:val="green"/>
+          <w:rtl/>
+          <w:lang w:bidi="ar-EG"/>
+        </w:rPr>
+      </w:pPr>
+      <w:r>
+        <w:rPr>
+          <w:rFonts w:cs="Arial" w:hint="cs"/>
+          <w:sz w:val="20"/>
+          <w:szCs w:val="20"/>
+          <w:highlight w:val="green"/>
+          <w:rtl/>
+          <w:lang w:bidi="ar-EG"/>
+        </w:rPr>
+        <w:t>الناف بار بتاعت الابليكيشن مش عايزاها تظهر للادمن خالص</w:t>
+      </w:r>
+    </w:p>
+    <w:p>
+      <w:pPr>
+        <w:pStyle w:val="ListParagraph"/>
+        <w:numPr>
+          <w:ilvl w:val="0"/>
+          <w:numId w:val="2"/>
+        </w:numPr>
+        <w:bidi/>
+        <w:rPr>
+          <w:rFonts w:cs="Arial"/>
+          <w:sz w:val="20"/>
+          <w:szCs w:val="20"/>
+          <w:highlight w:val="green"/>
+          <w:rtl/>
+          <w:lang w:bidi="ar-EG"/>
+        </w:rPr>
+      </w:pPr>
+      <w:r>
+        <w:rPr>
+          <w:rFonts w:cs="Arial" w:hint="cs"/>
+          <w:sz w:val="20"/>
+          <w:szCs w:val="20"/>
+          <w:highlight w:val="green"/>
+          <w:rtl/>
+          <w:lang w:bidi="ar-EG"/>
+        </w:rPr>
+        <w:t xml:space="preserve">يوجد مشكلة اخرى وهي تاريخ ال </w:t>
+      </w:r>
+      <w:r>
+        <w:rPr>
+          <w:rFonts w:cs="Arial"/>
+          <w:sz w:val="20"/>
+          <w:szCs w:val="20"/>
+          <w:highlight w:val="green"/>
+          <w:lang w:bidi="ar-EG"/>
+        </w:rPr>
+        <w:t xml:space="preserve">bidding </w:t>
+      </w:r>
+      <w:r>
+        <w:rPr>
+          <w:rFonts w:cs="Arial" w:hint="cs"/>
+          <w:sz w:val="20"/>
+          <w:szCs w:val="20"/>
+          <w:highlight w:val="green"/>
+          <w:rtl/>
+          <w:lang w:bidi="ar-EG"/>
+        </w:rPr>
+        <w:t xml:space="preserve"> اول ما </w:t>
+      </w:r>
+      <w:r>
+        <w:rPr>
+          <w:rFonts w:cs="Arial"/>
+          <w:sz w:val="20"/>
+          <w:szCs w:val="20"/>
+          <w:highlight w:val="green"/>
+          <w:lang w:bidi="ar-EG"/>
+        </w:rPr>
+        <w:t xml:space="preserve">bidder </w:t>
+      </w:r>
+      <w:r>
+        <w:rPr>
+          <w:rFonts w:cs="Arial" w:hint="cs"/>
+          <w:sz w:val="20"/>
+          <w:szCs w:val="20"/>
+          <w:highlight w:val="green"/>
+          <w:rtl/>
+          <w:lang w:bidi="ar-EG"/>
+        </w:rPr>
+        <w:t xml:space="preserve"> يضيف مزايدة يصبح تاريخ ال</w:t>
+      </w:r>
+      <w:r>
+        <w:rPr>
+          <w:rFonts w:cs="Arial"/>
+          <w:sz w:val="20"/>
+          <w:szCs w:val="20"/>
+          <w:highlight w:val="green"/>
+          <w:lang w:bidi="ar-EG"/>
+        </w:rPr>
+        <w:t xml:space="preserve">bidding </w:t>
+      </w:r>
+      <w:r>
+        <w:rPr>
+          <w:rFonts w:cs="Arial" w:hint="cs"/>
+          <w:sz w:val="20"/>
+          <w:szCs w:val="20"/>
+          <w:highlight w:val="green"/>
+          <w:rtl/>
+          <w:lang w:bidi="ar-EG"/>
+        </w:rPr>
+        <w:t>الاحدث هوالاقدم بمقدار يوم والمزايدة الاقدم هي الاحدث بمقدار يوم ايضا</w:t>
+      </w:r>
+    </w:p>
+    <w:p>
+      <w:pPr>
+        <w:pStyle w:val="ListParagraph"/>
+        <w:numPr>
+          <w:ilvl w:val="0"/>
+          <w:numId w:val="2"/>
+        </w:numPr>
+        <w:bidi/>
+        <w:rPr>
+          <w:rFonts w:cs="Arial"/>
+          <w:sz w:val="20"/>
+          <w:szCs w:val="20"/>
+          <w:highlight w:val="green"/>
+          <w:rtl/>
+          <w:lang w:bidi="ar-EG"/>
+        </w:rPr>
+      </w:pPr>
+      <w:r>
+        <w:rPr>
+          <w:rFonts w:cs="Arial" w:hint="cs"/>
+          <w:sz w:val="20"/>
+          <w:szCs w:val="20"/>
+          <w:highlight w:val="green"/>
+          <w:rtl/>
+          <w:lang w:bidi="ar-EG"/>
+        </w:rPr>
+        <w:t xml:space="preserve">اريد اخفاء استمارة تقديم العرض للمزايد الذي قدم عرضا بالفعل </w:t>
+      </w:r>
+    </w:p>
+    <w:p>
+      <w:pPr>
+        <w:pStyle w:val="ListParagraph"/>
+        <w:numPr>
+          <w:ilvl w:val="0"/>
+          <w:numId w:val="2"/>
+        </w:numPr>
+        <w:bidi/>
+        <w:rPr>
+          <w:sz w:val="20"/>
+          <w:szCs w:val="20"/>
+          <w:highlight w:val="green"/>
+        </w:rPr>
+      </w:pPr>
+      <w:r>
+        <w:rPr>
+          <w:rFonts w:cs="Arial"/>
+          <w:sz w:val="20"/>
+          <w:szCs w:val="20"/>
+          <w:highlight w:val="green"/>
+          <w:rtl/>
+        </w:rPr>
+        <w:t>ازالة رمز التاسك من المهمة</w:t>
+      </w:r>
+      <w:r>
+        <w:rPr>
+          <w:rFonts w:cs="Arial" w:hint="cs"/>
+          <w:sz w:val="20"/>
+          <w:szCs w:val="20"/>
+          <w:highlight w:val="green"/>
+          <w:rtl/>
+        </w:rPr>
+        <w:t xml:space="preserve">  في الكارد في الفرونت</w:t>
+      </w:r>
+    </w:p>
+    <w:p>
+      <w:pPr>
+        <w:pStyle w:val="ListParagraph"/>
+        <w:numPr>
+          <w:ilvl w:val="0"/>
+          <w:numId w:val="2"/>
+        </w:numPr>
+        <w:bidi/>
+        <w:rPr>
+          <w:sz w:val="20"/>
+          <w:szCs w:val="20"/>
+          <w:highlight w:val="green"/>
+        </w:rPr>
+      </w:pPr>
+      <w:r>
+        <w:rPr>
+          <w:rFonts w:cs="Arial" w:hint="cs"/>
+          <w:sz w:val="20"/>
+          <w:szCs w:val="20"/>
+          <w:highlight w:val="green"/>
+          <w:rtl/>
+        </w:rPr>
+        <w:t xml:space="preserve"> </w:t>
+      </w:r>
+      <w:r>
+        <w:rPr>
+          <w:rFonts w:cs="Arial"/>
+          <w:sz w:val="20"/>
+          <w:szCs w:val="20"/>
+          <w:highlight w:val="green"/>
+          <w:rtl/>
+        </w:rPr>
+        <w:t>امكانية ارسال رسائل للمتقدمين لمناقشة تفاصيل العمل قبل البدء</w:t>
+      </w:r>
+    </w:p>
+    <w:p>
+      <w:pPr>
+        <w:pStyle w:val="ListParagraph"/>
+        <w:numPr>
+          <w:ilvl w:val="0"/>
+          <w:numId w:val="2"/>
+        </w:numPr>
+        <w:bidi/>
+        <w:rPr>
+          <w:rFonts w:cs="Arial"/>
+          <w:sz w:val="20"/>
+          <w:szCs w:val="20"/>
+          <w:highlight w:val="green"/>
+          <w:rtl/>
+          <w:lang w:bidi="ar-EG"/>
+        </w:rPr>
+      </w:pPr>
+      <w:r>
+        <w:rPr>
+          <w:rFonts w:cs="Arial" w:hint="cs"/>
+          <w:sz w:val="20"/>
+          <w:szCs w:val="20"/>
+          <w:highlight w:val="green"/>
+          <w:rtl/>
+          <w:lang w:bidi="ar-EG"/>
+        </w:rPr>
+        <w:t xml:space="preserve">اريد تعديل جزء الرسائل بحيث يصبح ان عندما يضغط لعميل على زر مراسلة اللي جنب تعين المستقل يفتح نافذة بين العميل وهذا المستقل تمكن العميل من مراسلة المستقل واذا العميل لم يراسل اي رسالة للمستقل ل يجب ان تظهر المحادثة في ليست المحادثات الجانبي </w:t>
+      </w:r>
+    </w:p>
+    <w:p>
+      <w:pPr>
+        <w:pStyle w:val="ListParagraph"/>
+        <w:numPr>
+          <w:ilvl w:val="0"/>
+          <w:numId w:val="2"/>
+        </w:numPr>
+        <w:bidi/>
+        <w:rPr>
+          <w:rFonts w:cs="Arial"/>
+          <w:sz w:val="20"/>
+          <w:szCs w:val="20"/>
+          <w:highlight w:val="green"/>
+          <w:rtl/>
+          <w:lang w:bidi="ar-EG"/>
+        </w:rPr>
+      </w:pPr>
+      <w:r>
+        <w:rPr>
+          <w:rFonts w:cs="Arial" w:hint="cs"/>
+          <w:sz w:val="20"/>
+          <w:szCs w:val="20"/>
+          <w:highlight w:val="green"/>
+          <w:rtl/>
+          <w:lang w:bidi="ar-EG"/>
+        </w:rPr>
+        <w:t xml:space="preserve">اواجه مشكلة ان عندما يرسل العميل رسالة الى </w:t>
+      </w:r>
+      <w:r>
+        <w:rPr>
+          <w:rFonts w:cs="Arial"/>
+          <w:sz w:val="20"/>
+          <w:szCs w:val="20"/>
+          <w:highlight w:val="green"/>
+          <w:lang w:bidi="ar-EG"/>
+        </w:rPr>
+        <w:t xml:space="preserve">bidder1 </w:t>
+      </w:r>
+      <w:r>
+        <w:rPr>
+          <w:rFonts w:cs="Arial" w:hint="cs"/>
+          <w:sz w:val="20"/>
+          <w:szCs w:val="20"/>
+          <w:highlight w:val="green"/>
+          <w:rtl/>
+          <w:lang w:bidi="ar-EG"/>
+        </w:rPr>
+        <w:t xml:space="preserve">مثلا يفضل يعمل لودينج وببقا مش عارفة الراسلة هتوصل امتى ولما بعمل تسجيل خروج وبرجع تاني ادخل الاقيها اتبعتت عادي طيب ليه مش بتظهر على طول او بتتبعت بسرعة </w:t>
+      </w:r>
+    </w:p>
+    <w:p>
+      <w:pPr>
+        <w:pStyle w:val="ListParagraph"/>
+        <w:numPr>
+          <w:ilvl w:val="0"/>
+          <w:numId w:val="2"/>
+        </w:numPr>
+        <w:bidi/>
+        <w:rPr>
+          <w:rFonts w:cs="Arial"/>
+          <w:sz w:val="20"/>
+          <w:szCs w:val="20"/>
+          <w:highlight w:val="green"/>
+          <w:lang w:bidi="ar-EG"/>
+        </w:rPr>
+      </w:pPr>
+      <w:r>
+        <w:rPr>
+          <w:rFonts w:cs="Arial" w:hint="cs"/>
+          <w:sz w:val="20"/>
+          <w:szCs w:val="20"/>
+          <w:highlight w:val="green"/>
+          <w:rtl/>
+          <w:lang w:bidi="ar-EG"/>
+        </w:rPr>
+        <w:t>الايرور دا بيظهرلي لما بفتح الاكونت بحساب المستقل في جزء الشات</w:t>
+      </w:r>
+    </w:p>
+    <w:p>
+      <w:pPr>
+        <w:pStyle w:val="ListParagraph"/>
+        <w:bidi/>
+        <w:ind w:left="360"/>
+        <w:rPr>
+          <w:rFonts w:cs="Arial"/>
+          <w:sz w:val="20"/>
+          <w:szCs w:val="20"/>
+          <w:highlight w:val="green"/>
+          <w:lang w:bidi="ar-EG"/>
+        </w:rPr>
+      </w:pPr>
+      <w:r>
+        <w:rPr>
+          <w:rFonts w:cs="Arial" w:hint="cs"/>
+          <w:sz w:val="20"/>
+          <w:szCs w:val="20"/>
+          <w:highlight w:val="green"/>
+          <w:rtl/>
+          <w:lang w:bidi="ar-EG"/>
+        </w:rPr>
+        <w:t xml:space="preserve"> </w:t>
+      </w:r>
+      <w:r>
+        <w:rPr>
+          <w:rFonts w:cs="Arial"/>
+          <w:sz w:val="20"/>
+          <w:szCs w:val="20"/>
+          <w:highlight w:val="green"/>
+          <w:lang w:bidi="ar-EG"/>
+        </w:rPr>
+        <w:t>XHRGET</w:t>
+      </w:r>
+    </w:p>
+    <w:p>
+      <w:pPr>
+        <w:pStyle w:val="ListParagraph"/>
+        <w:bidi/>
+        <w:ind w:left="360"/>
+        <w:rPr>
+          <w:rFonts w:cs="Arial"/>
+          <w:sz w:val="20"/>
+          <w:szCs w:val="20"/>
+          <w:highlight w:val="green"/>
+          <w:lang w:bidi="ar-EG"/>
+        </w:rPr>
+      </w:pPr>
+      <w:r>
+        <w:rPr>
+          <w:rFonts w:cs="Arial"/>
+          <w:sz w:val="20"/>
+          <w:szCs w:val="20"/>
+          <w:highlight w:val="green"/>
+          <w:lang w:bidi="ar-EG"/>
+        </w:rPr>
+        <w:t>http://localhost:5294/api/chat/conversation/88c8aef3-131f-4cf2-aa60-aa0c26e73d97?page=1&amp;pageSize=50</w:t>
+      </w:r>
+    </w:p>
+    <w:p>
+      <w:pPr>
+        <w:pStyle w:val="ListParagraph"/>
+        <w:bidi/>
+        <w:ind w:left="900"/>
+        <w:rPr>
+          <w:rFonts w:cs="Arial"/>
+          <w:sz w:val="20"/>
+          <w:szCs w:val="20"/>
+          <w:highlight w:val="green"/>
+          <w:lang w:bidi="ar-EG"/>
+        </w:rPr>
+      </w:pPr>
+      <w:r>
+        <w:rPr>
+          <w:rFonts w:cs="Arial"/>
+          <w:sz w:val="20"/>
+          <w:szCs w:val="20"/>
+          <w:highlight w:val="green"/>
+          <w:rtl/>
+          <w:lang w:bidi="ar-EG"/>
+        </w:rPr>
+        <w:t>[</w:t>
+      </w:r>
+      <w:r>
+        <w:rPr>
+          <w:rFonts w:cs="Arial"/>
+          <w:sz w:val="20"/>
+          <w:szCs w:val="20"/>
+          <w:highlight w:val="green"/>
+          <w:lang w:bidi="ar-EG"/>
+        </w:rPr>
+        <w:t>HTTP/1.1 403 Forbidden 1632ms</w:t>
+      </w:r>
+      <w:r>
+        <w:rPr>
+          <w:rFonts w:cs="Arial"/>
+          <w:sz w:val="20"/>
+          <w:szCs w:val="20"/>
+          <w:highlight w:val="green"/>
+          <w:rtl/>
+          <w:lang w:bidi="ar-EG"/>
+        </w:rPr>
+        <w:t>]</w:t>
+      </w:r>
+    </w:p>
+    <w:p>
+      <w:pPr>
+        <w:pStyle w:val="ListParagraph"/>
+        <w:bidi/>
+        <w:ind w:left="900"/>
+        <w:rPr>
+          <w:rFonts w:cs="Arial"/>
+          <w:sz w:val="20"/>
+          <w:szCs w:val="20"/>
+          <w:rtl/>
+          <w:lang w:bidi="ar-EG"/>
+        </w:rPr>
+      </w:pPr>
+      <w:r>
+        <w:rPr>
+          <w:rFonts w:cs="Arial" w:hint="cs"/>
+          <w:sz w:val="20"/>
+          <w:szCs w:val="20"/>
+          <w:highlight w:val="green"/>
+          <w:rtl/>
+          <w:lang w:bidi="ar-EG"/>
+        </w:rPr>
+        <w:t>ولا يتم تحميل الرسائل</w:t>
+      </w:r>
+    </w:p>
+    <w:p>
+      <w:pPr>
+        <w:pStyle w:val="ListParagraph"/>
+        <w:numPr>
+          <w:ilvl w:val="0"/>
+          <w:numId w:val="2"/>
+        </w:numPr>
+        <w:bidi/>
+        <w:rPr>
+          <w:rFonts w:cs="Arial"/>
+          <w:sz w:val="20"/>
+          <w:szCs w:val="20"/>
+          <w:highlight w:val="green"/>
+          <w:rtl/>
+          <w:lang w:bidi="ar-EG"/>
+        </w:rPr>
+      </w:pPr>
+      <w:r>
+        <w:rPr>
+          <w:rFonts w:cs="Arial" w:hint="cs"/>
+          <w:sz w:val="20"/>
+          <w:szCs w:val="20"/>
+          <w:highlight w:val="green"/>
+          <w:rtl/>
+          <w:lang w:bidi="ar-EG"/>
+        </w:rPr>
+        <w:t xml:space="preserve">الكارثة بقا ان المحادثة اللي بين </w:t>
+      </w:r>
+      <w:r>
+        <w:rPr>
+          <w:rFonts w:cs="Arial"/>
+          <w:sz w:val="20"/>
+          <w:szCs w:val="20"/>
+          <w:highlight w:val="green"/>
+          <w:lang w:bidi="ar-EG"/>
+        </w:rPr>
+        <w:t xml:space="preserve">bidder1 </w:t>
+      </w:r>
+      <w:r>
+        <w:rPr>
+          <w:rFonts w:cs="Arial" w:hint="cs"/>
+          <w:sz w:val="20"/>
+          <w:szCs w:val="20"/>
+          <w:highlight w:val="green"/>
+          <w:rtl/>
+          <w:lang w:bidi="ar-EG"/>
+        </w:rPr>
+        <w:t xml:space="preserve">والعميل هي هي المحادثة اللي بين </w:t>
+      </w:r>
+      <w:r>
+        <w:rPr>
+          <w:rFonts w:cs="Arial"/>
+          <w:sz w:val="20"/>
+          <w:szCs w:val="20"/>
+          <w:highlight w:val="green"/>
+          <w:lang w:bidi="ar-EG"/>
+        </w:rPr>
+        <w:t xml:space="preserve">bidder2 </w:t>
+      </w:r>
+      <w:r>
+        <w:rPr>
+          <w:rFonts w:cs="Arial" w:hint="cs"/>
+          <w:sz w:val="20"/>
+          <w:szCs w:val="20"/>
+          <w:highlight w:val="green"/>
+          <w:rtl/>
+          <w:lang w:bidi="ar-EG"/>
+        </w:rPr>
+        <w:t xml:space="preserve">والعميل نفس الرسايل بتبقا ظاهرة للكل </w:t>
+      </w:r>
+    </w:p>
+    <w:p>
+      <w:pPr>
+        <w:pStyle w:val="ListParagraph"/>
+        <w:numPr>
+          <w:ilvl w:val="0"/>
+          <w:numId w:val="2"/>
+        </w:numPr>
+        <w:bidi/>
+        <w:rPr>
+          <w:rFonts w:cs="Arial"/>
           <w:sz w:val="22"/>
           <w:szCs w:val="22"/>
           <w:highlight w:val="green"/>
-          <w:rtl/>
-        </w:rPr>
-      </w:pPr>
-      <w:r>
-        <w:rPr>
-          <w:rFonts w:cs="Arial"/>
+          <w:lang w:bidi="ar-EG"/>
+        </w:rPr>
+      </w:pPr>
+      <w:r>
+        <w:rPr>
+          <w:rFonts w:cs="Arial" w:hint="cs"/>
           <w:sz w:val="22"/>
           <w:szCs w:val="22"/>
           <w:highlight w:val="green"/>
           <w:rtl/>
-        </w:rPr>
-        <w:t>عرض عروض الاخرين</w:t>
-      </w:r>
-      <w:r>
-        <w:rPr>
-          <w:rFonts w:cs="Arial" w:hint="cs"/>
+          <w:lang w:bidi="ar-EG"/>
+        </w:rPr>
+        <w:t>اظهار الوثائق المرفوعة في جزء التحقق من الهوية للأدمن فيمكنه فتحها والاطلاع عليها سواء كانت صور او مستندات</w:t>
+      </w:r>
+    </w:p>
+    <w:p>
+      <w:pPr>
+        <w:pStyle w:val="ListParagraph"/>
+        <w:numPr>
+          <w:ilvl w:val="0"/>
+          <w:numId w:val="2"/>
+        </w:numPr>
+        <w:bidi/>
+        <w:rPr>
+          <w:rFonts w:cs="Arial"/>
           <w:sz w:val="22"/>
           <w:szCs w:val="22"/>
           <w:highlight w:val="green"/>
           <w:rtl/>
-        </w:rPr>
-        <w:t xml:space="preserve"> للمستقل</w:t>
-      </w:r>
-    </w:p>
-    <w:p>
-      <w:pPr>
-        <w:pStyle w:val="ListParagraph"/>
-        <w:numPr>
-          <w:ilvl w:val="0"/>
-          <w:numId w:val="2"/>
-        </w:numPr>
-        <w:bidi/>
-        <w:rPr>
+          <w:lang w:bidi="ar-EG"/>
+        </w:rPr>
+      </w:pPr>
+      <w:r>
+        <w:rPr>
+          <w:rFonts w:cs="Arial" w:hint="cs"/>
           <w:sz w:val="22"/>
           <w:szCs w:val="22"/>
           <w:highlight w:val="green"/>
-        </w:rPr>
-      </w:pPr>
+          <w:rtl/>
+          <w:lang w:bidi="ar-EG"/>
+        </w:rPr>
+        <w:t xml:space="preserve">عند رفع الوثيقة يجب ان تظهر للمستخدم ك </w:t>
+      </w:r>
       <w:r>
         <w:rPr>
           <w:rFonts w:cs="Arial"/>
           <w:sz w:val="22"/>
           <w:szCs w:val="22"/>
           <w:highlight w:val="green"/>
-          <w:rtl/>
-        </w:rPr>
-        <w:t>اضافة اقسام للمشاريع وتصفية وفرز</w:t>
-      </w:r>
-    </w:p>
-    <w:p>
-      <w:pPr>
-        <w:pStyle w:val="ListParagraph"/>
-        <w:numPr>
-          <w:ilvl w:val="0"/>
-          <w:numId w:val="2"/>
-        </w:numPr>
-        <w:bidi/>
-        <w:rPr>
-          <w:rFonts w:cs="Arial"/>
+          <w:lang w:bidi="ar-EG"/>
+        </w:rPr>
+        <w:t>preview</w:t>
+      </w:r>
+      <w:r>
+        <w:rPr>
+          <w:rFonts w:cs="Arial" w:hint="cs"/>
           <w:sz w:val="22"/>
           <w:szCs w:val="22"/>
           <w:highlight w:val="green"/>
           <w:rtl/>
-        </w:rPr>
-      </w:pPr>
+          <w:lang w:bidi="ar-EG"/>
+        </w:rPr>
+        <w:t xml:space="preserve"> لو كانت صورة او </w:t>
+      </w:r>
       <w:r>
         <w:rPr>
           <w:rFonts w:cs="Arial"/>
           <w:sz w:val="22"/>
           <w:szCs w:val="22"/>
           <w:highlight w:val="green"/>
-          <w:rtl/>
-        </w:rPr>
-        <w:t xml:space="preserve">زر اضافة مهمة يختفي في الموبايل </w:t>
-      </w:r>
-    </w:p>
-    <w:p>
-      <w:pPr>
-        <w:pStyle w:val="ListParagraph"/>
-        <w:numPr>
-          <w:ilvl w:val="0"/>
-          <w:numId w:val="2"/>
-        </w:numPr>
-        <w:bidi/>
-        <w:rPr>
-          <w:rFonts w:cs="Arial"/>
+          <w:lang w:bidi="ar-EG"/>
+        </w:rPr>
+        <w:t xml:space="preserve">pdf </w:t>
+      </w:r>
+      <w:r>
+        <w:rPr>
+          <w:rFonts w:cs="Arial" w:hint="cs"/>
           <w:sz w:val="22"/>
           <w:szCs w:val="22"/>
           <w:highlight w:val="green"/>
           <w:rtl/>
           <w:lang w:bidi="ar-EG"/>
         </w:rPr>
-      </w:pPr>
-      <w:r>
-        <w:rPr>
-          <w:rFonts w:cs="Arial" w:hint="cs"/>
+        <w:t xml:space="preserve"> حتى يطمئئن المستخدم انه اختار صح مش بس اسم.امتداد</w:t>
+      </w:r>
+    </w:p>
+    <w:p>
+      <w:pPr>
+        <w:pStyle w:val="ListParagraph"/>
+        <w:numPr>
+          <w:ilvl w:val="0"/>
+          <w:numId w:val="2"/>
+        </w:numPr>
+        <w:bidi/>
+        <w:rPr>
+          <w:rFonts w:cs="Arial"/>
           <w:sz w:val="22"/>
           <w:szCs w:val="22"/>
           <w:highlight w:val="green"/>
           <w:rtl/>
           <w:lang w:bidi="ar-EG"/>
         </w:rPr>
-        <w:t>علامة العين جنب الباسوورد</w:t>
-      </w:r>
-    </w:p>
-    <w:p>
-      <w:pPr>
-        <w:pStyle w:val="ListParagraph"/>
-        <w:numPr>
-          <w:ilvl w:val="0"/>
-          <w:numId w:val="2"/>
-        </w:numPr>
-        <w:bidi/>
-        <w:rPr>
-          <w:rFonts w:cs="Arial"/>
+      </w:pPr>
+      <w:r>
+        <w:rPr>
+          <w:rFonts w:cs="Arial" w:hint="cs"/>
           <w:sz w:val="22"/>
           <w:szCs w:val="22"/>
           <w:highlight w:val="green"/>
           <w:rtl/>
           <w:lang w:bidi="ar-EG"/>
         </w:rPr>
-      </w:pPr>
-      <w:r>
-        <w:rPr>
-          <w:rFonts w:cs="Arial" w:hint="cs"/>
-          <w:sz w:val="22"/>
-          <w:szCs w:val="22"/>
-          <w:highlight w:val="green"/>
-          <w:rtl/>
-          <w:lang w:bidi="ar-EG"/>
-        </w:rPr>
-        <w:t>اضافة عرض</w:t>
-      </w:r>
-    </w:p>
-    <w:p>
-      <w:pPr>
-        <w:pStyle w:val="ListParagraph"/>
-        <w:numPr>
-          <w:ilvl w:val="0"/>
-          <w:numId w:val="2"/>
-        </w:numPr>
-        <w:bidi/>
-        <w:rPr>
-          <w:sz w:val="22"/>
-          <w:szCs w:val="22"/>
-          <w:highlight w:val="green"/>
-        </w:rPr>
-      </w:pPr>
-      <w:r>
-        <w:rPr>
-          <w:rFonts w:cs="Arial"/>
-          <w:sz w:val="22"/>
-          <w:szCs w:val="22"/>
-          <w:highlight w:val="green"/>
-          <w:rtl/>
-        </w:rPr>
-        <w:t>حسابي،معرض الاعمال</w:t>
-      </w:r>
-    </w:p>
-    <w:p>
-      <w:pPr>
-        <w:pStyle w:val="ListParagraph"/>
-        <w:numPr>
-          <w:ilvl w:val="0"/>
-          <w:numId w:val="2"/>
-        </w:numPr>
-        <w:bidi/>
-        <w:rPr>
-          <w:sz w:val="22"/>
-          <w:szCs w:val="22"/>
-          <w:highlight w:val="green"/>
-        </w:rPr>
-      </w:pPr>
-      <w:r>
-        <w:rPr>
-          <w:rFonts w:cs="Arial"/>
-          <w:sz w:val="22"/>
-          <w:szCs w:val="22"/>
-          <w:highlight w:val="green"/>
-          <w:rtl/>
-        </w:rPr>
-        <w:t>عرض العرض مع التقييم ورابط الاعمال فقط او تن</w:t>
-      </w:r>
-      <w:r>
-        <w:rPr>
-          <w:rFonts w:cs="Arial" w:hint="cs"/>
-          <w:sz w:val="22"/>
-          <w:szCs w:val="22"/>
-          <w:highlight w:val="green"/>
-          <w:rtl/>
-        </w:rPr>
-        <w:t>ق</w:t>
-      </w:r>
-      <w:r>
-        <w:rPr>
-          <w:rFonts w:cs="Arial"/>
-          <w:sz w:val="22"/>
-          <w:szCs w:val="22"/>
-          <w:highlight w:val="green"/>
-          <w:rtl/>
-        </w:rPr>
-        <w:t xml:space="preserve">يته بال </w:t>
-      </w:r>
-      <w:r>
-        <w:rPr>
-          <w:sz w:val="22"/>
-          <w:szCs w:val="22"/>
-          <w:highlight w:val="green"/>
-        </w:rPr>
-        <w:t>ai</w:t>
-      </w:r>
-      <w:r>
-        <w:rPr>
-          <w:rFonts w:cs="Arial"/>
-          <w:sz w:val="22"/>
-          <w:szCs w:val="22"/>
-          <w:highlight w:val="green"/>
-          <w:rtl/>
-        </w:rPr>
-        <w:t xml:space="preserve"> </w:t>
-      </w:r>
-    </w:p>
-    <w:p>
-      <w:pPr>
-        <w:pStyle w:val="ListParagraph"/>
-        <w:numPr>
-          <w:ilvl w:val="0"/>
-          <w:numId w:val="2"/>
-        </w:numPr>
-        <w:bidi/>
-        <w:rPr>
-          <w:sz w:val="22"/>
-          <w:szCs w:val="22"/>
-          <w:highlight w:val="green"/>
-        </w:rPr>
-      </w:pPr>
-      <w:r>
-        <w:rPr>
-          <w:rFonts w:cs="Arial" w:hint="cs"/>
-          <w:sz w:val="22"/>
-          <w:szCs w:val="22"/>
-          <w:highlight w:val="green"/>
-          <w:rtl/>
-        </w:rPr>
-        <w:t xml:space="preserve"> </w:t>
-      </w:r>
-      <w:r>
-        <w:rPr>
-          <w:rFonts w:cs="Arial"/>
-          <w:sz w:val="22"/>
-          <w:szCs w:val="22"/>
-          <w:highlight w:val="green"/>
-          <w:rtl/>
-        </w:rPr>
-        <w:t>رسائل الخطا مثلا كلمة مرور غير صحيحة او ايميل غير موجود</w:t>
-      </w:r>
-    </w:p>
-    <w:p>
-      <w:pPr>
-        <w:pStyle w:val="ListParagraph"/>
-        <w:numPr>
-          <w:ilvl w:val="0"/>
-          <w:numId w:val="2"/>
-        </w:numPr>
-        <w:bidi/>
-        <w:rPr>
-          <w:sz w:val="22"/>
-          <w:szCs w:val="22"/>
-          <w:highlight w:val="green"/>
-        </w:rPr>
-      </w:pPr>
-      <w:r>
-        <w:rPr>
-          <w:rFonts w:cs="Arial" w:hint="cs"/>
-          <w:sz w:val="22"/>
-          <w:szCs w:val="22"/>
-          <w:highlight w:val="green"/>
-          <w:rtl/>
-        </w:rPr>
-        <w:t xml:space="preserve"> </w:t>
-      </w:r>
-      <w:r>
-        <w:rPr>
-          <w:rFonts w:cs="Arial"/>
-          <w:sz w:val="22"/>
-          <w:szCs w:val="22"/>
-          <w:highlight w:val="green"/>
-          <w:rtl/>
-        </w:rPr>
-        <w:t>تعيين مستقل وبدء المحادثة</w:t>
-      </w:r>
-    </w:p>
-    <w:p>
-      <w:pPr>
-        <w:pStyle w:val="ListParagraph"/>
-        <w:numPr>
-          <w:ilvl w:val="0"/>
-          <w:numId w:val="2"/>
-        </w:numPr>
-        <w:bidi/>
-        <w:rPr>
-          <w:rFonts w:cs="Arial"/>
-          <w:sz w:val="22"/>
-          <w:szCs w:val="22"/>
-          <w:highlight w:val="green"/>
-          <w:lang w:bidi="ar-EG"/>
-        </w:rPr>
-      </w:pPr>
-      <w:r>
-        <w:rPr>
-          <w:rFonts w:cs="Arial" w:hint="cs"/>
-          <w:sz w:val="22"/>
-          <w:szCs w:val="22"/>
-          <w:highlight w:val="green"/>
-          <w:rtl/>
-          <w:lang w:bidi="ar-EG"/>
-        </w:rPr>
-        <w:t>موافقة الادمن على المهمة</w:t>
-      </w:r>
-    </w:p>
-    <w:p>
-      <w:pPr>
-        <w:pStyle w:val="ListParagraph"/>
-        <w:numPr>
-          <w:ilvl w:val="0"/>
-          <w:numId w:val="2"/>
-        </w:numPr>
-        <w:bidi/>
-        <w:rPr>
-          <w:rFonts w:cs="Arial"/>
-          <w:sz w:val="22"/>
-          <w:szCs w:val="22"/>
-          <w:highlight w:val="green"/>
-          <w:lang w:bidi="ar-EG"/>
-        </w:rPr>
-      </w:pPr>
-      <w:r>
-        <w:rPr>
-          <w:rFonts w:cs="Arial" w:hint="cs"/>
-          <w:sz w:val="22"/>
-          <w:szCs w:val="22"/>
-          <w:highlight w:val="green"/>
-          <w:rtl/>
-          <w:lang w:bidi="ar-EG"/>
-        </w:rPr>
-        <w:t>الداشبورد في الناف</w:t>
-      </w:r>
-    </w:p>
-    <w:p>
-      <w:pPr>
-        <w:pStyle w:val="ListParagraph"/>
-        <w:numPr>
-          <w:ilvl w:val="0"/>
-          <w:numId w:val="2"/>
-        </w:numPr>
-        <w:bidi/>
-        <w:rPr>
-          <w:rFonts w:cs="Arial"/>
-          <w:sz w:val="22"/>
-          <w:szCs w:val="22"/>
-          <w:highlight w:val="green"/>
-          <w:lang w:bidi="ar-EG"/>
-        </w:rPr>
-      </w:pPr>
-      <w:r>
-        <w:rPr>
-          <w:rFonts w:cs="Arial" w:hint="cs"/>
-          <w:sz w:val="22"/>
-          <w:szCs w:val="22"/>
-          <w:highlight w:val="green"/>
-          <w:rtl/>
-          <w:lang w:bidi="ar-EG"/>
-        </w:rPr>
-        <w:t>اخفاء اكتب رسالة</w:t>
-      </w:r>
-    </w:p>
-    <w:p>
-      <w:pPr>
-        <w:pStyle w:val="ListParagraph"/>
-        <w:numPr>
-          <w:ilvl w:val="0"/>
-          <w:numId w:val="2"/>
-        </w:numPr>
-        <w:bidi/>
-        <w:rPr>
-          <w:rFonts w:cs="Arial"/>
-          <w:sz w:val="22"/>
-          <w:szCs w:val="22"/>
-          <w:highlight w:val="green"/>
-          <w:rtl/>
-          <w:lang w:bidi="ar-EG"/>
-        </w:rPr>
-      </w:pPr>
-      <w:r>
-        <w:rPr>
-          <w:rFonts w:cs="Arial" w:hint="cs"/>
-          <w:sz w:val="22"/>
-          <w:szCs w:val="22"/>
-          <w:highlight w:val="green"/>
-          <w:rtl/>
-          <w:lang w:bidi="ar-EG"/>
-        </w:rPr>
-        <w:t>في جزء التحقق من الهوية (اضافة جزء في الملف السخصي انه تم التحقق منالهوية او لا ولكن يمكنه ممارسة نشاطه في التطبيق عادي وتظهر بجانب العرض او المهمة)</w:t>
-      </w:r>
-    </w:p>
-    <w:p>
-      <w:pPr>
-        <w:pStyle w:val="ListParagraph"/>
-        <w:numPr>
-          <w:ilvl w:val="0"/>
-          <w:numId w:val="2"/>
-        </w:numPr>
-        <w:bidi/>
-        <w:rPr>
-          <w:rFonts w:cs="Arial"/>
-          <w:sz w:val="22"/>
-          <w:szCs w:val="22"/>
-          <w:highlight w:val="green"/>
-          <w:lang w:bidi="ar-EG"/>
-        </w:rPr>
-      </w:pPr>
-      <w:r>
-        <w:rPr>
-          <w:rFonts w:cs="Arial" w:hint="cs"/>
-          <w:sz w:val="22"/>
-          <w:szCs w:val="22"/>
-          <w:rtl/>
-          <w:lang w:bidi="ar-EG"/>
-        </w:rPr>
-        <w:t xml:space="preserve"> </w:t>
-      </w:r>
-      <w:r>
-        <w:rPr>
-          <w:rFonts w:cs="Arial" w:hint="cs"/>
-          <w:sz w:val="22"/>
-          <w:szCs w:val="22"/>
-          <w:highlight w:val="green"/>
-          <w:rtl/>
-          <w:lang w:bidi="ar-EG"/>
-        </w:rPr>
-        <w:t>لما بضغط على لينك الملف الشخصي بتاع ال</w:t>
-      </w:r>
-      <w:r>
-        <w:rPr>
-          <w:rFonts w:cs="Arial"/>
-          <w:sz w:val="22"/>
-          <w:szCs w:val="22"/>
-          <w:highlight w:val="green"/>
-          <w:lang w:bidi="ar-EG"/>
-        </w:rPr>
-        <w:t xml:space="preserve">bidder </w:t>
-      </w:r>
-      <w:r>
-        <w:rPr>
-          <w:rFonts w:cs="Arial" w:hint="cs"/>
-          <w:sz w:val="22"/>
-          <w:szCs w:val="22"/>
-          <w:highlight w:val="green"/>
-          <w:rtl/>
-          <w:lang w:bidi="ar-EG"/>
-        </w:rPr>
-        <w:t xml:space="preserve"> لا تظهر تفاصيل الملف الشخصي فقط حتى لو ال</w:t>
-      </w:r>
-      <w:r>
-        <w:rPr>
-          <w:rFonts w:cs="Arial"/>
-          <w:sz w:val="22"/>
-          <w:szCs w:val="22"/>
-          <w:highlight w:val="green"/>
-          <w:lang w:bidi="ar-EG"/>
-        </w:rPr>
-        <w:t xml:space="preserve"> bidder </w:t>
-      </w:r>
-      <w:r>
-        <w:rPr>
-          <w:rFonts w:cs="Arial" w:hint="cs"/>
-          <w:sz w:val="22"/>
-          <w:szCs w:val="22"/>
-          <w:highlight w:val="green"/>
-          <w:rtl/>
-          <w:lang w:bidi="ar-EG"/>
-        </w:rPr>
-        <w:t>اكمل ملفه الشخصي</w:t>
-      </w:r>
-    </w:p>
-    <w:p>
-      <w:pPr>
-        <w:pStyle w:val="ListParagraph"/>
-        <w:numPr>
-          <w:ilvl w:val="0"/>
-          <w:numId w:val="2"/>
-        </w:numPr>
-        <w:bidi/>
-        <w:rPr>
-          <w:rFonts w:cs="Arial"/>
-          <w:sz w:val="22"/>
-          <w:szCs w:val="22"/>
-          <w:highlight w:val="green"/>
-          <w:rtl/>
-          <w:lang w:bidi="ar-EG"/>
-        </w:rPr>
-      </w:pPr>
-      <w:r>
-        <w:rPr>
-          <w:rFonts w:cs="Arial" w:hint="cs"/>
-          <w:sz w:val="22"/>
-          <w:szCs w:val="22"/>
-          <w:highlight w:val="green"/>
-          <w:rtl/>
-          <w:lang w:bidi="ar-EG"/>
-        </w:rPr>
-        <w:t>زر اكتب رسال</w:t>
-      </w:r>
-      <w:r>
-        <w:rPr>
-          <w:rFonts w:cs="Arial" w:hint="cs"/>
-          <w:sz w:val="22"/>
-          <w:szCs w:val="22"/>
-          <w:highlight w:val="green"/>
-          <w:rtl/>
-          <w:lang w:bidi="ar-EG"/>
-        </w:rPr>
-        <w:t>ة</w:t>
-      </w:r>
-      <w:r>
-        <w:rPr>
-          <w:rFonts w:cs="Arial" w:hint="cs"/>
-          <w:sz w:val="22"/>
-          <w:szCs w:val="22"/>
-          <w:highlight w:val="green"/>
-          <w:rtl/>
-          <w:lang w:bidi="ar-EG"/>
-        </w:rPr>
-        <w:t xml:space="preserve"> لا يجب ان يظهر الا بين العميل وال </w:t>
-      </w:r>
-      <w:r>
-        <w:rPr>
-          <w:rFonts w:cs="Arial"/>
-          <w:sz w:val="22"/>
-          <w:szCs w:val="22"/>
-          <w:highlight w:val="green"/>
-          <w:lang w:bidi="ar-EG"/>
-        </w:rPr>
-        <w:t xml:space="preserve">bidder </w:t>
-      </w:r>
-      <w:r>
-        <w:rPr>
-          <w:rFonts w:cs="Arial" w:hint="cs"/>
-          <w:sz w:val="22"/>
-          <w:szCs w:val="22"/>
-          <w:highlight w:val="green"/>
-          <w:rtl/>
-          <w:lang w:bidi="ar-EG"/>
-        </w:rPr>
-        <w:t xml:space="preserve">اللي على المهمة لكن بين </w:t>
-      </w:r>
-      <w:r>
-        <w:rPr>
-          <w:rFonts w:cs="Arial"/>
-          <w:sz w:val="22"/>
-          <w:szCs w:val="22"/>
-          <w:highlight w:val="green"/>
-          <w:lang w:bidi="ar-EG"/>
-        </w:rPr>
-        <w:t xml:space="preserve">freelancer </w:t>
-      </w:r>
-      <w:r>
-        <w:rPr>
-          <w:rFonts w:cs="Arial" w:hint="cs"/>
-          <w:sz w:val="22"/>
-          <w:szCs w:val="22"/>
-          <w:highlight w:val="green"/>
-          <w:rtl/>
-          <w:lang w:bidi="ar-EG"/>
-        </w:rPr>
-        <w:t>والاخر لا يجب ان يظهر</w:t>
-      </w:r>
-    </w:p>
-    <w:p>
-      <w:pPr>
-        <w:pStyle w:val="ListParagraph"/>
-        <w:numPr>
-          <w:ilvl w:val="0"/>
-          <w:numId w:val="2"/>
-        </w:numPr>
-        <w:bidi/>
-        <w:rPr>
-          <w:rFonts w:cs="Arial"/>
-          <w:sz w:val="22"/>
-          <w:szCs w:val="22"/>
-          <w:highlight w:val="green"/>
-          <w:rtl/>
-          <w:lang w:bidi="ar-EG"/>
-        </w:rPr>
-      </w:pPr>
-      <w:r>
-        <w:rPr>
-          <w:rFonts w:cs="Arial" w:hint="cs"/>
-          <w:sz w:val="22"/>
-          <w:szCs w:val="22"/>
-          <w:highlight w:val="green"/>
-          <w:rtl/>
-          <w:lang w:bidi="ar-EG"/>
-        </w:rPr>
-        <w:t xml:space="preserve">اول ما الادمن بيسجل دخول بيدخل على داشبورد ولوحة تحكم مهامي انا عايزاه يروح على الادمن بانل على طول </w:t>
-      </w:r>
-      <w:r>
-        <w:rPr>
-          <w:rFonts w:cs="Arial"/>
-          <w:sz w:val="22"/>
-          <w:szCs w:val="22"/>
-          <w:highlight w:val="green"/>
-          <w:lang w:bidi="ar-EG"/>
-        </w:rPr>
-        <w:t>admin/dashboard</w:t>
-      </w:r>
-    </w:p>
-    <w:p>
-      <w:pPr>
-        <w:pStyle w:val="ListParagraph"/>
-        <w:numPr>
-          <w:ilvl w:val="0"/>
-          <w:numId w:val="2"/>
-        </w:numPr>
-        <w:bidi/>
-        <w:rPr>
-          <w:rFonts w:cs="Arial"/>
-          <w:sz w:val="22"/>
-          <w:szCs w:val="22"/>
-          <w:highlight w:val="green"/>
-          <w:rtl/>
-          <w:lang w:bidi="ar-EG"/>
-        </w:rPr>
-      </w:pPr>
-      <w:r>
-        <w:rPr>
-          <w:rFonts w:cs="Arial" w:hint="cs"/>
-          <w:sz w:val="22"/>
-          <w:szCs w:val="22"/>
-          <w:highlight w:val="green"/>
-          <w:rtl/>
-          <w:lang w:bidi="ar-EG"/>
-        </w:rPr>
-        <w:t>الناف بار بتاعت الابليكيشن مش عايزاها تظهر للادمن خالص</w:t>
-      </w:r>
-    </w:p>
-    <w:p>
-      <w:pPr>
-        <w:pStyle w:val="ListParagraph"/>
-        <w:numPr>
-          <w:ilvl w:val="0"/>
-          <w:numId w:val="2"/>
-        </w:numPr>
-        <w:bidi/>
-        <w:rPr>
-          <w:rFonts w:cs="Arial"/>
-          <w:sz w:val="22"/>
-          <w:szCs w:val="22"/>
-          <w:highlight w:val="green"/>
-          <w:rtl/>
-          <w:lang w:bidi="ar-EG"/>
-        </w:rPr>
-      </w:pPr>
-      <w:r>
-        <w:rPr>
-          <w:rFonts w:cs="Arial" w:hint="cs"/>
-          <w:sz w:val="22"/>
-          <w:szCs w:val="22"/>
-          <w:highlight w:val="green"/>
-          <w:rtl/>
-          <w:lang w:bidi="ar-EG"/>
-        </w:rPr>
-        <w:t xml:space="preserve">يوجد مشكلة اخرى وهي تاريخ ال </w:t>
-      </w:r>
-      <w:r>
-        <w:rPr>
-          <w:rFonts w:cs="Arial"/>
-          <w:sz w:val="22"/>
-          <w:szCs w:val="22"/>
-          <w:highlight w:val="green"/>
-          <w:lang w:bidi="ar-EG"/>
-        </w:rPr>
-        <w:t xml:space="preserve">bidding </w:t>
-      </w:r>
-      <w:r>
-        <w:rPr>
-          <w:rFonts w:cs="Arial" w:hint="cs"/>
-          <w:sz w:val="22"/>
-          <w:szCs w:val="22"/>
-          <w:highlight w:val="green"/>
-          <w:rtl/>
-          <w:lang w:bidi="ar-EG"/>
-        </w:rPr>
-        <w:t xml:space="preserve"> اول ما </w:t>
-      </w:r>
-      <w:r>
-        <w:rPr>
-          <w:rFonts w:cs="Arial"/>
-          <w:sz w:val="22"/>
-          <w:szCs w:val="22"/>
-          <w:highlight w:val="green"/>
-          <w:lang w:bidi="ar-EG"/>
-        </w:rPr>
-        <w:t xml:space="preserve">bidder </w:t>
-      </w:r>
-      <w:r>
-        <w:rPr>
-          <w:rFonts w:cs="Arial" w:hint="cs"/>
-          <w:sz w:val="22"/>
-          <w:szCs w:val="22"/>
-          <w:highlight w:val="green"/>
-          <w:rtl/>
-          <w:lang w:bidi="ar-EG"/>
-        </w:rPr>
-        <w:t xml:space="preserve"> يضيف مزايدة يصبح تاريخ ال</w:t>
-      </w:r>
-      <w:r>
-        <w:rPr>
-          <w:rFonts w:cs="Arial"/>
-          <w:sz w:val="22"/>
-          <w:szCs w:val="22"/>
-          <w:highlight w:val="green"/>
-          <w:lang w:bidi="ar-EG"/>
-        </w:rPr>
-        <w:t xml:space="preserve">bidding </w:t>
-      </w:r>
-      <w:r>
-        <w:rPr>
-          <w:rFonts w:cs="Arial" w:hint="cs"/>
-          <w:sz w:val="22"/>
-          <w:szCs w:val="22"/>
-          <w:highlight w:val="green"/>
-          <w:rtl/>
-          <w:lang w:bidi="ar-EG"/>
-        </w:rPr>
-        <w:t>الاحدث هوالاقدم بمقدار يوم والمزايدة الاقدم هي الاحدث بمقدار يوم ايضا</w:t>
-      </w:r>
-    </w:p>
-    <w:p>
-      <w:pPr>
-        <w:pStyle w:val="ListParagraph"/>
-        <w:numPr>
-          <w:ilvl w:val="0"/>
-          <w:numId w:val="2"/>
-        </w:numPr>
-        <w:bidi/>
-        <w:rPr>
-          <w:rFonts w:cs="Arial"/>
-          <w:sz w:val="22"/>
-          <w:szCs w:val="22"/>
-          <w:highlight w:val="green"/>
-          <w:rtl/>
-          <w:lang w:bidi="ar-EG"/>
-        </w:rPr>
-      </w:pPr>
-      <w:r>
-        <w:rPr>
-          <w:rFonts w:cs="Arial" w:hint="cs"/>
-          <w:sz w:val="22"/>
-          <w:szCs w:val="22"/>
-          <w:highlight w:val="green"/>
-          <w:rtl/>
-          <w:lang w:bidi="ar-EG"/>
-        </w:rPr>
-        <w:t xml:space="preserve">اريد اخفاء استمارة تقديم العرض للمزايد الذي قدم عرضا بالفعل </w:t>
-      </w:r>
-    </w:p>
-    <w:p>
-      <w:pPr>
-        <w:pStyle w:val="ListParagraph"/>
-        <w:numPr>
-          <w:ilvl w:val="0"/>
-          <w:numId w:val="2"/>
-        </w:numPr>
-        <w:bidi/>
-        <w:rPr>
-          <w:sz w:val="22"/>
-          <w:szCs w:val="22"/>
-          <w:highlight w:val="green"/>
-        </w:rPr>
-      </w:pPr>
-      <w:r>
-        <w:rPr>
-          <w:rFonts w:cs="Arial"/>
-          <w:sz w:val="22"/>
-          <w:szCs w:val="22"/>
-          <w:highlight w:val="green"/>
-          <w:rtl/>
-        </w:rPr>
-        <w:t>ازالة رمز التاسك من المهمة</w:t>
-      </w:r>
-      <w:r>
-        <w:rPr>
-          <w:rFonts w:cs="Arial" w:hint="cs"/>
-          <w:sz w:val="22"/>
-          <w:szCs w:val="22"/>
-          <w:highlight w:val="green"/>
-          <w:rtl/>
-        </w:rPr>
-        <w:t xml:space="preserve">  في الكارد في الفرونت</w:t>
-      </w:r>
-    </w:p>
-    <w:p>
-      <w:pPr>
-        <w:pStyle w:val="ListParagraph"/>
-        <w:numPr>
-          <w:ilvl w:val="0"/>
-          <w:numId w:val="2"/>
-        </w:numPr>
-        <w:bidi/>
-        <w:rPr>
-          <w:sz w:val="22"/>
-          <w:szCs w:val="22"/>
-          <w:highlight w:val="green"/>
-        </w:rPr>
-      </w:pPr>
-      <w:r>
-        <w:rPr>
-          <w:rFonts w:cs="Arial" w:hint="cs"/>
-          <w:sz w:val="22"/>
-          <w:szCs w:val="22"/>
-          <w:highlight w:val="green"/>
-          <w:rtl/>
-        </w:rPr>
-        <w:t xml:space="preserve"> </w:t>
-      </w:r>
-      <w:r>
-        <w:rPr>
-          <w:rFonts w:cs="Arial"/>
-          <w:sz w:val="22"/>
-          <w:szCs w:val="22"/>
-          <w:highlight w:val="green"/>
-          <w:rtl/>
-        </w:rPr>
-        <w:t>امكانية ارسال رسائل للمتقدمين لمناقشة تفاصيل العمل قبل البدء</w:t>
-      </w:r>
-    </w:p>
-    <w:p>
-      <w:pPr>
-        <w:pStyle w:val="ListParagraph"/>
-        <w:numPr>
-          <w:ilvl w:val="0"/>
-          <w:numId w:val="2"/>
-        </w:numPr>
-        <w:bidi/>
-        <w:rPr>
-          <w:rFonts w:cs="Arial"/>
-          <w:sz w:val="22"/>
-          <w:szCs w:val="22"/>
-          <w:highlight w:val="green"/>
-          <w:rtl/>
-          <w:lang w:bidi="ar-EG"/>
-        </w:rPr>
-      </w:pPr>
-      <w:r>
-        <w:rPr>
-          <w:rFonts w:cs="Arial" w:hint="cs"/>
-          <w:sz w:val="22"/>
-          <w:szCs w:val="22"/>
-          <w:highlight w:val="green"/>
-          <w:rtl/>
-          <w:lang w:bidi="ar-EG"/>
-        </w:rPr>
-        <w:t xml:space="preserve">اريد تعديل جزء الرسائل بحيث يصبح ان عندما يضغط لعميل على زر مراسلة اللي جنب تعين المستقل يفتح نافذة بين العميل وهذا المستقل تمكن العميل من مراسلة المستقل واذا العميل لم يراسل اي رسالة للمستقل ل يجب ان تظهر المحادثة في ليست المحادثات الجانبي </w:t>
-      </w:r>
-    </w:p>
-    <w:p>
-      <w:pPr>
-        <w:pStyle w:val="ListParagraph"/>
-        <w:numPr>
-          <w:ilvl w:val="0"/>
-          <w:numId w:val="2"/>
-        </w:numPr>
-        <w:bidi/>
-        <w:rPr>
-          <w:rFonts w:cs="Arial"/>
-          <w:sz w:val="22"/>
-          <w:szCs w:val="22"/>
-          <w:highlight w:val="green"/>
-          <w:rtl/>
-          <w:lang w:bidi="ar-EG"/>
-        </w:rPr>
-      </w:pPr>
-      <w:r>
-        <w:rPr>
-          <w:rFonts w:cs="Arial" w:hint="cs"/>
-          <w:sz w:val="22"/>
-          <w:szCs w:val="22"/>
-          <w:highlight w:val="green"/>
-          <w:rtl/>
-          <w:lang w:bidi="ar-EG"/>
-        </w:rPr>
-        <w:t xml:space="preserve">اواجه مشكلة ان عندما يرسل العميل رسالة الى </w:t>
-      </w:r>
-      <w:r>
-        <w:rPr>
-          <w:rFonts w:cs="Arial"/>
-          <w:sz w:val="22"/>
-          <w:szCs w:val="22"/>
-          <w:highlight w:val="green"/>
-          <w:lang w:bidi="ar-EG"/>
-        </w:rPr>
-        <w:t xml:space="preserve">bidder1 </w:t>
-      </w:r>
-      <w:r>
-        <w:rPr>
-          <w:rFonts w:cs="Arial" w:hint="cs"/>
-          <w:sz w:val="22"/>
-          <w:szCs w:val="22"/>
-          <w:highlight w:val="green"/>
-          <w:rtl/>
-          <w:lang w:bidi="ar-EG"/>
-        </w:rPr>
-        <w:t xml:space="preserve">مثلا يفضل يعمل لودينج وببقا مش عارفة الراسلة هتوصل امتى ولما بعمل تسجيل خروج وبرجع تاني ادخل الاقيها اتبعتت عادي طيب ليه مش بتظهر على طول او بتتبعت بسرعة </w:t>
-      </w:r>
-    </w:p>
-    <w:p>
-      <w:pPr>
-        <w:pStyle w:val="ListParagraph"/>
-        <w:numPr>
-          <w:ilvl w:val="0"/>
-          <w:numId w:val="2"/>
-        </w:numPr>
-        <w:bidi/>
-        <w:rPr>
-          <w:rFonts w:cs="Arial"/>
-          <w:sz w:val="22"/>
-          <w:szCs w:val="22"/>
-          <w:highlight w:val="green"/>
-          <w:lang w:bidi="ar-EG"/>
-        </w:rPr>
-      </w:pPr>
-      <w:r>
-        <w:rPr>
-          <w:rFonts w:cs="Arial" w:hint="cs"/>
-          <w:sz w:val="22"/>
-          <w:szCs w:val="22"/>
-          <w:highlight w:val="green"/>
-          <w:rtl/>
-          <w:lang w:bidi="ar-EG"/>
-        </w:rPr>
-        <w:t>الايرور دا بيظهرلي لما بفتح الاكونت بحساب المستقل في جزء الشات</w:t>
-      </w:r>
-    </w:p>
-    <w:p>
-      <w:pPr>
-        <w:pStyle w:val="ListParagraph"/>
+        <w:t>مفيش اشعار بيظهر للمستخدم عند توثيق هويته</w:t>
+      </w:r>
+    </w:p>
+    <w:p>
+      <w:pPr>
         <w:bidi/>
         <w:ind w:left="360"/>
         <w:rPr>
           <w:rFonts w:cs="Arial"/>
-          <w:sz w:val="22"/>
-          <w:szCs w:val="22"/>
-          <w:highlight w:val="green"/>
-          <w:lang w:bidi="ar-EG"/>
-        </w:rPr>
-      </w:pPr>
-      <w:r>
-        <w:rPr>
-          <w:rFonts w:cs="Arial" w:hint="cs"/>
-          <w:sz w:val="22"/>
-          <w:szCs w:val="22"/>
-          <w:highlight w:val="green"/>
-          <w:rtl/>
-          <w:lang w:bidi="ar-EG"/>
-        </w:rPr>
-        <w:t xml:space="preserve"> </w:t>
-      </w:r>
-      <w:r>
-        <w:rPr>
-          <w:rFonts w:cs="Arial"/>
-          <w:sz w:val="22"/>
-          <w:szCs w:val="22"/>
-          <w:highlight w:val="green"/>
-          <w:lang w:bidi="ar-EG"/>
-        </w:rPr>
-        <w:t>XHRGET</w:t>
-      </w:r>
-    </w:p>
-    <w:p>
-      <w:pPr>
-        <w:pStyle w:val="ListParagraph"/>
+          <w:highlight w:val="green"/>
+          <w:rtl/>
+          <w:lang w:bidi="ar-EG"/>
+        </w:rPr>
+      </w:pPr>
+    </w:p>
+    <w:p>
+      <w:pPr>
         <w:bidi/>
         <w:ind w:left="360"/>
         <w:rPr>
           <w:rFonts w:cs="Arial"/>
-          <w:sz w:val="22"/>
-          <w:szCs w:val="22"/>
-          <w:highlight w:val="green"/>
-          <w:lang w:bidi="ar-EG"/>
-        </w:rPr>
-      </w:pPr>
-      <w:r>
-        <w:rPr>
-          <w:rFonts w:cs="Arial"/>
-          <w:sz w:val="22"/>
-          <w:szCs w:val="22"/>
-          <w:highlight w:val="green"/>
-          <w:lang w:bidi="ar-EG"/>
-        </w:rPr>
-        <w:t>http://localhost:5294/api/chat/conversation/88c8aef3-131f-4cf2-aa60-aa0c26e73d97?page=1&amp;pageSize=50</w:t>
-      </w:r>
+          <w:highlight w:val="green"/>
+          <w:lang w:bidi="ar-EG"/>
+        </w:rPr>
+      </w:pPr>
     </w:p>
     <w:p>
       <w:pPr>
@@ -1541,216 +1836,50 @@
         <w:ind w:left="900"/>
         <w:rPr>
           <w:rFonts w:cs="Arial"/>
-          <w:sz w:val="22"/>
-          <w:szCs w:val="22"/>
-          <w:highlight w:val="green"/>
-          <w:lang w:bidi="ar-EG"/>
-        </w:rPr>
-      </w:pPr>
-      <w:r>
-        <w:rPr>
-          <w:rFonts w:cs="Arial"/>
-          <w:sz w:val="22"/>
-          <w:szCs w:val="22"/>
-          <w:highlight w:val="green"/>
-          <w:rtl/>
-          <w:lang w:bidi="ar-EG"/>
-        </w:rPr>
-        <w:t>[</w:t>
-      </w:r>
-      <w:r>
-        <w:rPr>
-          <w:rFonts w:cs="Arial"/>
-          <w:sz w:val="22"/>
-          <w:szCs w:val="22"/>
-          <w:highlight w:val="green"/>
-          <w:lang w:bidi="ar-EG"/>
-        </w:rPr>
-        <w:t>HTTP/1.1 403 Forbidden 1632ms</w:t>
-      </w:r>
-      <w:r>
-        <w:rPr>
-          <w:rFonts w:cs="Arial"/>
-          <w:sz w:val="22"/>
-          <w:szCs w:val="22"/>
-          <w:highlight w:val="green"/>
-          <w:rtl/>
-          <w:lang w:bidi="ar-EG"/>
-        </w:rPr>
-        <w:t>]</w:t>
-      </w:r>
-    </w:p>
-    <w:p>
-      <w:pPr>
-        <w:pStyle w:val="ListParagraph"/>
-        <w:bidi/>
-        <w:ind w:left="900"/>
-        <w:rPr>
-          <w:rFonts w:cs="Arial"/>
-          <w:sz w:val="22"/>
-          <w:szCs w:val="22"/>
-          <w:rtl/>
-          <w:lang w:bidi="ar-EG"/>
-        </w:rPr>
-      </w:pPr>
-      <w:r>
-        <w:rPr>
-          <w:rFonts w:cs="Arial" w:hint="cs"/>
-          <w:sz w:val="22"/>
-          <w:szCs w:val="22"/>
-          <w:highlight w:val="green"/>
-          <w:rtl/>
-          <w:lang w:bidi="ar-EG"/>
-        </w:rPr>
-        <w:t>ولا يتم تحميل الرسائل</w:t>
-      </w:r>
-    </w:p>
-    <w:p>
-      <w:pPr>
-        <w:pStyle w:val="ListParagraph"/>
-        <w:numPr>
-          <w:ilvl w:val="0"/>
-          <w:numId w:val="2"/>
-        </w:numPr>
-        <w:bidi/>
-        <w:rPr>
-          <w:rFonts w:cs="Arial"/>
-          <w:sz w:val="22"/>
-          <w:szCs w:val="22"/>
-          <w:highlight w:val="green"/>
-          <w:rtl/>
-          <w:lang w:bidi="ar-EG"/>
-        </w:rPr>
-      </w:pPr>
-      <w:r>
-        <w:rPr>
-          <w:rFonts w:cs="Arial" w:hint="cs"/>
-          <w:sz w:val="22"/>
-          <w:szCs w:val="22"/>
-          <w:highlight w:val="green"/>
-          <w:rtl/>
-          <w:lang w:bidi="ar-EG"/>
-        </w:rPr>
-        <w:t xml:space="preserve">الكارثة بقا ان المحادثة اللي بين </w:t>
-      </w:r>
-      <w:r>
-        <w:rPr>
-          <w:rFonts w:cs="Arial"/>
-          <w:sz w:val="22"/>
-          <w:szCs w:val="22"/>
-          <w:highlight w:val="green"/>
-          <w:lang w:bidi="ar-EG"/>
-        </w:rPr>
-        <w:t xml:space="preserve">bidder1 </w:t>
-      </w:r>
-      <w:r>
-        <w:rPr>
-          <w:rFonts w:cs="Arial" w:hint="cs"/>
-          <w:sz w:val="22"/>
-          <w:szCs w:val="22"/>
-          <w:highlight w:val="green"/>
-          <w:rtl/>
-          <w:lang w:bidi="ar-EG"/>
-        </w:rPr>
-        <w:t xml:space="preserve">والعميل هي هي المحادثة اللي بين </w:t>
-      </w:r>
-      <w:r>
-        <w:rPr>
-          <w:rFonts w:cs="Arial"/>
-          <w:sz w:val="22"/>
-          <w:szCs w:val="22"/>
-          <w:highlight w:val="green"/>
-          <w:lang w:bidi="ar-EG"/>
-        </w:rPr>
-        <w:t xml:space="preserve">bidder2 </w:t>
-      </w:r>
-      <w:r>
-        <w:rPr>
-          <w:rFonts w:cs="Arial" w:hint="cs"/>
-          <w:sz w:val="22"/>
-          <w:szCs w:val="22"/>
-          <w:highlight w:val="green"/>
-          <w:rtl/>
-          <w:lang w:bidi="ar-EG"/>
-        </w:rPr>
-        <w:t xml:space="preserve">والعميل نفس الرسايل بتبقا ظاهرة للكل </w:t>
-      </w:r>
-    </w:p>
-    <w:p>
-      <w:pPr>
-        <w:pStyle w:val="ListParagraph"/>
-        <w:numPr>
-          <w:ilvl w:val="0"/>
-          <w:numId w:val="2"/>
-        </w:numPr>
-        <w:bidi/>
-        <w:rPr>
-          <w:rFonts w:cs="Arial"/>
-          <w:highlight w:val="green"/>
-          <w:rtl/>
-          <w:lang w:bidi="ar-EG"/>
-        </w:rPr>
-      </w:pPr>
-      <w:r>
-        <w:rPr>
-          <w:rFonts w:cs="Arial" w:hint="cs"/>
-          <w:highlight w:val="green"/>
-          <w:rtl/>
-          <w:lang w:bidi="ar-EG"/>
-        </w:rPr>
-        <w:t>اظهار الوثائق المرفوعة في جزء التحقق من الهوية للأدمن فيمكنه فتحها والاطلاع عليها سواء كانت صور او مستندات</w:t>
-      </w:r>
-    </w:p>
-    <w:p>
-      <w:pPr>
-        <w:pStyle w:val="ListParagraph"/>
-        <w:bidi/>
-        <w:ind w:left="900"/>
-        <w:rPr>
-          <w:rFonts w:cs="Arial"/>
-          <w:rtl/>
-          <w:lang w:bidi="ar-EG"/>
-        </w:rPr>
-      </w:pPr>
-    </w:p>
-    <w:p>
-      <w:pPr>
-        <w:pStyle w:val="ListParagraph"/>
-        <w:bidi/>
-        <w:rPr>
-          <w:rFonts w:cs="Arial"/>
-          <w:rtl/>
-          <w:lang w:bidi="ar-EG"/>
-        </w:rPr>
-      </w:pPr>
-    </w:p>
-    <w:p>
-      <w:pPr>
-        <w:pStyle w:val="ListParagraph"/>
-        <w:bidi/>
-        <w:rPr>
-          <w:rFonts w:cs="Arial"/>
-          <w:rtl/>
-          <w:lang w:bidi="ar-EG"/>
-        </w:rPr>
-      </w:pPr>
-    </w:p>
-    <w:p>
-      <w:pPr>
-        <w:pStyle w:val="ListParagraph"/>
-        <w:bidi/>
-        <w:rPr>
-          <w:rFonts w:cs="Arial"/>
-          <w:rtl/>
-          <w:lang w:bidi="ar-EG"/>
-        </w:rPr>
-      </w:pPr>
-      <w:r>
-        <w:rPr>
-          <w:rFonts w:cs="Arial" w:hint="cs"/>
-          <w:rtl/>
-          <w:lang w:bidi="ar-EG"/>
-        </w:rPr>
+          <w:rtl/>
+          <w:lang w:bidi="ar-EG"/>
+        </w:rPr>
+      </w:pPr>
+    </w:p>
+    <w:p>
+      <w:pPr>
+        <w:pStyle w:val="ListParagraph"/>
+        <w:bidi/>
+        <w:rPr>
+          <w:rFonts w:cs="Arial"/>
+          <w:rtl/>
+          <w:lang w:bidi="ar-EG"/>
+        </w:rPr>
+      </w:pPr>
+    </w:p>
+    <w:p>
+      <w:pPr>
+        <w:pStyle w:val="ListParagraph"/>
+        <w:bidi/>
+        <w:rPr>
+          <w:rFonts w:cs="Arial"/>
+          <w:rtl/>
+          <w:lang w:bidi="ar-EG"/>
+        </w:rPr>
+      </w:pPr>
+    </w:p>
+    <w:p>
+      <w:pPr>
+        <w:pStyle w:val="ListParagraph"/>
+        <w:bidi/>
+        <w:rPr>
+          <w:rFonts w:cs="Arial"/>
+          <w:rtl/>
+          <w:lang w:bidi="ar-EG"/>
+        </w:rPr>
+      </w:pPr>
+      <w:r>
+        <w:rPr>
+          <w:rFonts w:cs="Arial" w:hint="cs"/>
+          <w:rtl/>
+          <w:lang w:bidi="ar-EG"/>
+        </w:rPr>
+        <w:lastRenderedPageBreak/>
         <w:t>دلوقتي</w:t>
       </w:r>
     </w:p>
@@ -1764,74 +1893,6 @@
         <w:bidi/>
         <w:rPr>
           <w:rFonts w:cs="Arial"/>
-          <w:highlight w:val="red"/>
-          <w:rtl/>
-          <w:lang w:bidi="ar-EG"/>
-        </w:rPr>
-      </w:pPr>
-      <w:r>
-        <w:rPr>
-          <w:rFonts w:cs="Arial" w:hint="cs"/>
-          <w:highlight w:val="red"/>
-          <w:rtl/>
-          <w:lang w:bidi="ar-EG"/>
-        </w:rPr>
-        <w:t>عند رفع الوثيقة يجب ان تظهر</w:t>
-      </w:r>
-      <w:r>
-        <w:rPr>
-          <w:rFonts w:cs="Arial" w:hint="cs"/>
-          <w:highlight w:val="red"/>
-          <w:rtl/>
-          <w:lang w:bidi="ar-EG"/>
-        </w:rPr>
-        <w:t xml:space="preserve"> للمستخدم ك </w:t>
-      </w:r>
-      <w:r>
-        <w:rPr>
-          <w:rFonts w:cs="Arial"/>
-          <w:highlight w:val="red"/>
-          <w:lang w:bidi="ar-EG"/>
-        </w:rPr>
-        <w:t>preview</w:t>
-      </w:r>
-      <w:r>
-        <w:rPr>
-          <w:rFonts w:cs="Arial" w:hint="cs"/>
-          <w:highlight w:val="red"/>
-          <w:rtl/>
-          <w:lang w:bidi="ar-EG"/>
-        </w:rPr>
-        <w:t xml:space="preserve"> لو كانت صورة او </w:t>
-      </w:r>
-      <w:r>
-        <w:rPr>
-          <w:rFonts w:cs="Arial"/>
-          <w:highlight w:val="red"/>
-          <w:lang w:bidi="ar-EG"/>
-        </w:rPr>
-        <w:t xml:space="preserve">pdf </w:t>
-      </w:r>
-      <w:r>
-        <w:rPr>
-          <w:rFonts w:cs="Arial" w:hint="cs"/>
-          <w:highlight w:val="red"/>
-          <w:rtl/>
-          <w:lang w:bidi="ar-EG"/>
-        </w:rPr>
-        <w:t xml:space="preserve"> حتى يطمئئن المستخدم انه اختار صح مش بس اسم.امتداد</w:t>
-      </w:r>
-    </w:p>
-    <w:p>
-      <w:pPr>
-        <w:pStyle w:val="ListParagraph"/>
-        <w:numPr>
-          <w:ilvl w:val="0"/>
-          <w:numId w:val="5"/>
-        </w:numPr>
-        <w:bidi/>
-        <w:rPr>
-          <w:rFonts w:cs="Arial"/>
           <w:highlight w:val="yellow"/>
           <w:rtl/>
           <w:lang w:bidi="ar-EG"/>
@@ -1895,125 +1956,22 @@
     </w:p>
     <w:p>
       <w:pPr>
-        <w:pStyle w:val="ListParagraph"/>
-        <w:numPr>
-          <w:ilvl w:val="0"/>
-          <w:numId w:val="5"/>
-        </w:numPr>
-        <w:bidi/>
-        <w:rPr>
-          <w:rFonts w:cs="Arial"/>
-          <w:rtl/>
-          <w:lang w:bidi="ar-EG"/>
-        </w:rPr>
-      </w:pPr>
-      <w:r>
-        <w:rPr>
-          <w:rFonts w:cs="Arial" w:hint="cs"/>
-          <w:rtl/>
-          <w:lang w:bidi="ar-EG"/>
-        </w:rPr>
-        <w:t xml:space="preserve">مفيش اشعار بيظهر </w:t>
-      </w:r>
-      <w:r>
-        <w:rPr>
-          <w:rFonts w:cs="Arial" w:hint="cs"/>
-          <w:rtl/>
-          <w:lang w:bidi="ar-EG"/>
-        </w:rPr>
-        <w:t>للمستخدم</w:t>
-      </w:r>
-      <w:r>
-        <w:rPr>
-          <w:rFonts w:cs="Arial" w:hint="cs"/>
-          <w:rtl/>
-          <w:lang w:bidi="ar-EG"/>
-        </w:rPr>
-        <w:t xml:space="preserve"> </w:t>
-      </w:r>
-      <w:r>
-        <w:rPr>
-          <w:rFonts w:cs="Arial" w:hint="cs"/>
-          <w:rtl/>
-          <w:lang w:bidi="ar-EG"/>
-        </w:rPr>
-        <w:t>عند توثيق هويته</w:t>
-      </w:r>
-    </w:p>
-    <w:p>
-      <w:pPr>
-        <w:bidi/>
-        <w:rPr>
-          <w:rFonts w:cs="Arial"/>
-          <w:lang w:bidi="ar-EG"/>
-        </w:rPr>
-      </w:pPr>
-    </w:p>
-    <w:p>
-      <w:pPr>
-        <w:bidi/>
-        <w:rPr>
-          <w:rFonts w:cs="Arial"/>
-          <w:rtl/>
-          <w:lang w:bidi="ar-EG"/>
-        </w:rPr>
-      </w:pPr>
-      <w:r>
-        <w:rPr>
-          <w:rFonts w:cs="Arial" w:hint="cs"/>
-          <w:noProof/>
-          <w:highlight w:val="yellow"/>
-          <w:lang w:bidi="ar-EG"/>
-        </w:rPr>
-        <w:drawing>
-          <wp:inline distT="0" distB="0" distL="0" distR="0" wp14:anchorId="0502B13D" wp14:editId="53562708">
-            <wp:extent cx="5936615" cy="3338830"/>
-            <wp:effectExtent l="0" t="0" r="6985" b="0"/>
-            <wp:docPr id="678514352" name="Picture 2"/>
-            <wp:cNvGraphicFramePr>
-              <a:graphicFrameLocks xmlns:a="http://schemas.openxmlformats.org/drawingml/2006/main" noChangeAspect="1"/>
-            </wp:cNvGraphicFramePr>
-            <a:graphic xmlns:a="http://schemas.openxmlformats.org/drawingml/2006/main">
-              <a:graphicData uri="http://schemas.openxmlformats.org/drawingml/2006/picture">
-                <pic:pic xmlns:pic="http://schemas.openxmlformats.org/drawingml/2006/picture">
-                  <pic:nvPicPr>
-                    <pic:cNvPr id="0" name="Picture 2"/>
-                    <pic:cNvPicPr>
-                      <a:picLocks noChangeAspect="1" noChangeArrowheads="1"/>
-                    </pic:cNvPicPr>
-                  </pic:nvPicPr>
-                  <pic:blipFill>
-                    <a:blip r:embed="rId5">
-                      <a:extLst>
-                        <a:ext uri="{28A0092B-C50C-407E-A947-70E740481C1C}">
-                          <a14:useLocalDpi xmlns:a14="http://schemas.microsoft.com/office/drawing/2010/main" val="0"/>
-                        </a:ext>
-                      </a:extLst>
-                    </a:blip>
-                    <a:srcRect/>
-                    <a:stretch>
-                      <a:fillRect/>
-                    </a:stretch>
-                  </pic:blipFill>
-                  <pic:spPr bwMode="auto">
-                    <a:xfrm>
-                      <a:off x="0" y="0"/>
-                      <a:ext cx="5936615" cy="3338830"/>
-                    </a:xfrm>
-                    <a:prstGeom prst="rect">
-                      <a:avLst/>
-                    </a:prstGeom>
-                    <a:noFill/>
-                    <a:ln>
-                      <a:noFill/>
-                    </a:ln>
-                  </pic:spPr>
-                </pic:pic>
-              </a:graphicData>
-            </a:graphic>
-          </wp:inline>
-        </w:drawing>
-      </w:r>
+        <w:bidi/>
+        <w:rPr>
+          <w:rFonts w:cs="Arial"/>
+          <w:lang w:bidi="ar-EG"/>
+        </w:rPr>
+      </w:pPr>
+    </w:p>
+    <w:p>
+      <w:pPr>
+        <w:bidi/>
+        <w:rPr>
+          <w:rFonts w:cs="Arial"/>
+          <w:rtl/>
+          <w:lang w:bidi="ar-EG"/>
+        </w:rPr>
+      </w:pPr>
     </w:p>
     <w:p>
       <w:pPr>
@@ -2172,7 +2130,6 @@
         <w:rPr>
           <w:lang w:bidi="ar-EG"/>
         </w:rPr>
-        <w:lastRenderedPageBreak/>
         <w:t>&lt;!--</w:t>
       </w:r>
       <w:proofErr w:type="gramEnd"/>

--- a/مهام.docx
+++ b/مهام.docx
@@ -4,6 +4,12 @@
   <w:body>
     <w:p>
       <w:pPr>
+        <w:bidi/>
+        <w:ind w:left="720" w:hanging="360"/>
+      </w:pPr>
+    </w:p>
+    <w:p>
+      <w:pPr>
         <w:pStyle w:val="ListParagraph"/>
         <w:numPr>
           <w:ilvl w:val="0"/>
@@ -13,21 +19,162 @@
       </w:pPr>
       <w:r>
         <w:rPr>
-          <w:rFonts w:cs="Arial"/>
-          <w:rtl/>
-        </w:rPr>
-        <w:t xml:space="preserve">معنى </w:t>
-      </w:r>
-      <w:r>
-        <w:t>escrow</w:t>
-      </w:r>
-      <w:r>
-        <w:rPr>
-          <w:rFonts w:cs="Arial"/>
+          <w:rFonts w:hint="cs"/>
+          <w:rtl/>
+        </w:rPr>
+        <w:t xml:space="preserve">تغيير ال </w:t>
+      </w:r>
+      <w:r>
+        <w:t>confirm</w:t>
+      </w:r>
+      <w:r>
+        <w:rPr>
+          <w:rFonts w:hint="cs"/>
+          <w:rtl/>
+          <w:lang w:bidi="ar-EG"/>
+        </w:rPr>
+        <w:t xml:space="preserve">اللي بعد </w:t>
+      </w:r>
+      <w:r>
+        <w:rPr>
+          <w:lang w:bidi="ar-EG"/>
+        </w:rPr>
+        <w:t>award</w:t>
+      </w:r>
+      <w:r>
+        <w:rPr>
+          <w:rFonts w:hint="cs"/>
+          <w:rtl/>
+          <w:lang w:bidi="ar-EG"/>
+        </w:rPr>
+        <w:t xml:space="preserve"> واستبدالها ب </w:t>
+      </w:r>
+      <w:r>
+        <w:rPr>
+          <w:lang w:bidi="ar-EG"/>
+        </w:rPr>
+        <w:t xml:space="preserve">modal </w:t>
+      </w:r>
+      <w:r>
+        <w:rPr>
+          <w:rFonts w:hint="cs"/>
+          <w:rtl/>
+          <w:lang w:bidi="ar-EG"/>
+        </w:rPr>
+        <w:t xml:space="preserve">مثلا والمودال دا يبقا </w:t>
+      </w:r>
+      <w:r>
+        <w:rPr>
+          <w:lang w:bidi="ar-EG"/>
+        </w:rPr>
+        <w:t xml:space="preserve">reusable </w:t>
+      </w:r>
+      <w:r>
+        <w:rPr>
+          <w:rFonts w:hint="cs"/>
+          <w:rtl/>
+          <w:lang w:bidi="ar-EG"/>
+        </w:rPr>
+        <w:t>نستخدمه ف ايقرارات مهمة</w:t>
+      </w:r>
+    </w:p>
+    <w:p>
+      <w:pPr>
+        <w:pStyle w:val="ListParagraph"/>
+        <w:numPr>
+          <w:ilvl w:val="0"/>
+          <w:numId w:val="3"/>
+        </w:numPr>
+        <w:bidi/>
+      </w:pPr>
+      <w:r>
+        <w:t xml:space="preserve">Load </w:t>
+      </w:r>
+      <w:r>
+        <w:rPr>
+          <w:rFonts w:hint="cs"/>
+          <w:rtl/>
+          <w:lang w:bidi="ar-EG"/>
+        </w:rPr>
+        <w:t xml:space="preserve">كتير بعد الضغط على </w:t>
+      </w:r>
+      <w:r>
+        <w:rPr>
+          <w:lang w:bidi="ar-EG"/>
+        </w:rPr>
+        <w:t xml:space="preserve">award </w:t>
+      </w:r>
+      <w:r>
+        <w:rPr>
+          <w:rFonts w:hint="cs"/>
+          <w:rtl/>
+          <w:lang w:bidi="ar-EG"/>
+        </w:rPr>
+        <w:t xml:space="preserve">حتى بعد ظهور ال </w:t>
+      </w:r>
+      <w:r>
+        <w:rPr>
+          <w:lang w:bidi="ar-EG"/>
+        </w:rPr>
+        <w:t xml:space="preserve">success toast </w:t>
+      </w:r>
+      <w:r>
+        <w:rPr>
+          <w:rFonts w:hint="cs"/>
+          <w:rtl/>
+          <w:lang w:bidi="ar-EG"/>
+        </w:rPr>
+        <w:t>ونجاح العملية</w:t>
+      </w:r>
+    </w:p>
+    <w:p>
+      <w:pPr>
+        <w:pStyle w:val="ListParagraph"/>
+        <w:numPr>
+          <w:ilvl w:val="0"/>
+          <w:numId w:val="3"/>
+        </w:numPr>
+        <w:bidi/>
+      </w:pPr>
+      <w:r>
+        <w:rPr>
+          <w:rFonts w:hint="cs"/>
+          <w:rtl/>
+        </w:rPr>
+        <w:t xml:space="preserve">اول </w:t>
+      </w:r>
+      <w:r>
+        <w:t xml:space="preserve">login </w:t>
+      </w:r>
+      <w:r>
+        <w:rPr>
+          <w:rFonts w:hint="cs"/>
           <w:rtl/>
         </w:rPr>
         <w:t xml:space="preserve"> </w:t>
       </w:r>
+      <w:r>
+        <w:rPr>
+          <w:rFonts w:hint="cs"/>
+          <w:rtl/>
+          <w:lang w:bidi="ar-EG"/>
+        </w:rPr>
+        <w:t>بيطول جدا وبيفضل ي</w:t>
+      </w:r>
+      <w:r>
+        <w:rPr>
+          <w:lang w:bidi="ar-EG"/>
+        </w:rPr>
+        <w:t xml:space="preserve">load </w:t>
+      </w:r>
+      <w:r>
+        <w:rPr>
+          <w:rFonts w:hint="cs"/>
+          <w:rtl/>
+          <w:lang w:bidi="ar-EG"/>
+        </w:rPr>
+        <w:t xml:space="preserve"> بينجح فقط لما بعمل ريلود واسجل الدخول تاني</w:t>
+      </w:r>
     </w:p>
     <w:p>
       <w:pPr>
@@ -40,6 +187,264 @@
       </w:pPr>
       <w:r>
         <w:rPr>
+          <w:rFonts w:hint="cs"/>
+          <w:rtl/>
+        </w:rPr>
+        <w:t>المستق لا يرى عرضه، عايزة المستقل يشوف عرضه عادي</w:t>
+      </w:r>
+    </w:p>
+    <w:p>
+      <w:pPr>
+        <w:pStyle w:val="ListParagraph"/>
+        <w:numPr>
+          <w:ilvl w:val="0"/>
+          <w:numId w:val="3"/>
+        </w:numPr>
+        <w:bidi/>
+      </w:pPr>
+      <w:r>
+        <w:rPr>
+          <w:rFonts w:hint="cs"/>
+          <w:rtl/>
+        </w:rPr>
+        <w:t>الرسائل ال</w:t>
+      </w:r>
+      <w:r>
+        <w:t xml:space="preserve">msg </w:t>
+      </w:r>
+      <w:r>
+        <w:rPr>
+          <w:lang w:bidi="ar-EG"/>
+        </w:rPr>
+        <w:t xml:space="preserve">blocked </w:t>
+      </w:r>
+      <w:r>
+        <w:rPr>
+          <w:rFonts w:hint="cs"/>
+          <w:rtl/>
+          <w:lang w:bidi="ar-EG"/>
+        </w:rPr>
+        <w:t xml:space="preserve"> لا يجب ان تظهر في الشات حيثانهيظهر علامة ان هناك رسالة اتحذفت نكتفي بالتنبيه الذي يظهر على الشاشة ولا ينبغي ان تظهر للطرف الاخر ايضا انه ارسل لي رسالة تم حظرها</w:t>
+      </w:r>
+    </w:p>
+    <w:p>
+      <w:pPr>
+        <w:pStyle w:val="ListParagraph"/>
+        <w:numPr>
+          <w:ilvl w:val="0"/>
+          <w:numId w:val="3"/>
+        </w:numPr>
+        <w:bidi/>
+      </w:pPr>
+      <w:r>
+        <w:rPr>
+          <w:rFonts w:hint="cs"/>
+          <w:rtl/>
+        </w:rPr>
+        <w:t xml:space="preserve">عايزة علامة لل </w:t>
+      </w:r>
+      <w:r>
+        <w:t xml:space="preserve">unread messages </w:t>
+      </w:r>
+      <w:r>
+        <w:rPr>
+          <w:rFonts w:hint="cs"/>
+          <w:rtl/>
+          <w:lang w:bidi="ar-EG"/>
+        </w:rPr>
+        <w:t xml:space="preserve"> في الناف بيحيث يظهر ان هناك رسائل غير مقروءة وعددها</w:t>
+      </w:r>
+    </w:p>
+    <w:p>
+      <w:pPr>
+        <w:pStyle w:val="ListParagraph"/>
+        <w:numPr>
+          <w:ilvl w:val="0"/>
+          <w:numId w:val="3"/>
+        </w:numPr>
+        <w:bidi/>
+      </w:pPr>
+      <w:r>
+        <w:rPr>
+          <w:rFonts w:hint="cs"/>
+          <w:rtl/>
+        </w:rPr>
+        <w:t>عندما يريد المستقل تسليم العمل تظهر تحت استمارة التسليم العروض المقدمة انا مش عايزاها تظهر عند تسليم العمل ولا حتى للعميل لما يبقا بيراجع العمل لانها بتظهرله بردو</w:t>
+      </w:r>
+    </w:p>
+    <w:p>
+      <w:pPr>
+        <w:pStyle w:val="ListParagraph"/>
+        <w:numPr>
+          <w:ilvl w:val="0"/>
+          <w:numId w:val="3"/>
+        </w:numPr>
+        <w:bidi/>
+      </w:pPr>
+      <w:r>
+        <w:rPr>
+          <w:rFonts w:hint="cs"/>
+          <w:rtl/>
+        </w:rPr>
+        <w:t>عايزة الاشعارات تبقى موجهة مثلا طلب منك تعديل تذهب للصفحة التي تلائمها وهي صفحة تسليم العمل وهكذا كل الاشعارات</w:t>
+      </w:r>
+    </w:p>
+    <w:p>
+      <w:pPr>
+        <w:pStyle w:val="ListParagraph"/>
+        <w:numPr>
+          <w:ilvl w:val="0"/>
+          <w:numId w:val="3"/>
+        </w:numPr>
+        <w:bidi/>
+      </w:pPr>
+      <w:r>
+        <w:rPr>
+          <w:rFonts w:hint="cs"/>
+          <w:rtl/>
+        </w:rPr>
+        <w:t>تنقية كل المدخلات بال</w:t>
+      </w:r>
+      <w:r>
+        <w:t xml:space="preserve">ai service </w:t>
+      </w:r>
+      <w:r>
+        <w:rPr>
+          <w:rFonts w:hint="cs"/>
+          <w:rtl/>
+        </w:rPr>
+        <w:t xml:space="preserve"> اي حاجة المستخدم هيكتب فيها بايده نص يتم تنقيتها اولا قبل نشرها ومنها ما تم انجازه التي تظهر للمستقل عند تسليم العمل وايضا ما تم تعديله وايضا ما التعديل المطلوب التي تظهر للعميل وايضا سبب النزاع التي تظهر للعميل</w:t>
+      </w:r>
+    </w:p>
+    <w:p>
+      <w:pPr>
+        <w:pStyle w:val="ListParagraph"/>
+        <w:numPr>
+          <w:ilvl w:val="0"/>
+          <w:numId w:val="3"/>
+        </w:numPr>
+        <w:bidi/>
+      </w:pPr>
+      <w:r>
+        <w:rPr>
+          <w:rFonts w:hint="cs"/>
+          <w:rtl/>
+        </w:rPr>
+        <w:t xml:space="preserve">اظهار اسماء الفايلات التي تم اختيارها وليس فقط </w:t>
+      </w:r>
+      <w:r>
+        <w:t xml:space="preserve">2 file selected </w:t>
+      </w:r>
+      <w:r>
+        <w:rPr>
+          <w:rFonts w:hint="cs"/>
+          <w:rtl/>
+          <w:lang w:bidi="ar-EG"/>
+        </w:rPr>
+        <w:t xml:space="preserve">وياريت مش بس اسماء يعني لو </w:t>
+      </w:r>
+      <w:r>
+        <w:rPr>
+          <w:lang w:bidi="ar-EG"/>
+        </w:rPr>
+        <w:t xml:space="preserve">pdf </w:t>
+      </w:r>
+      <w:r>
+        <w:rPr>
+          <w:rFonts w:hint="cs"/>
+          <w:rtl/>
+          <w:lang w:bidi="ar-EG"/>
+        </w:rPr>
+        <w:t xml:space="preserve">او </w:t>
+      </w:r>
+      <w:proofErr w:type="spellStart"/>
+      <w:r>
+        <w:rPr>
+          <w:lang w:bidi="ar-EG"/>
+        </w:rPr>
+        <w:t>png</w:t>
+      </w:r>
+      <w:proofErr w:type="spellEnd"/>
+      <w:r>
+        <w:rPr>
+          <w:lang w:bidi="ar-EG"/>
+        </w:rPr>
+        <w:t xml:space="preserve"> </w:t>
+      </w:r>
+      <w:r>
+        <w:rPr>
+          <w:rFonts w:hint="cs"/>
+          <w:rtl/>
+          <w:lang w:bidi="ar-EG"/>
+        </w:rPr>
+        <w:t>يظهر صور مصغرة او اي اشارة تدل على نوعية الملفات اللي بعتتها لتحسين تجربة المستخدم</w:t>
+      </w:r>
+    </w:p>
+    <w:p>
+      <w:pPr>
+        <w:pStyle w:val="ListParagraph"/>
+        <w:numPr>
+          <w:ilvl w:val="0"/>
+          <w:numId w:val="3"/>
+        </w:numPr>
+        <w:bidi/>
+      </w:pPr>
+      <w:r>
+        <w:rPr>
+          <w:rFonts w:hint="cs"/>
+          <w:rtl/>
+          <w:lang w:bidi="ar-EG"/>
+        </w:rPr>
+        <w:t xml:space="preserve">بعدما تم حل النزاع للمستقل ظلت في صفحة تسليم المهمة علامة متنازع عليه </w:t>
+      </w:r>
+    </w:p>
+    <w:p>
+      <w:pPr>
+        <w:pStyle w:val="ListParagraph"/>
+        <w:numPr>
+          <w:ilvl w:val="0"/>
+          <w:numId w:val="3"/>
+        </w:numPr>
+        <w:bidi/>
+      </w:pPr>
+      <w:r>
+        <w:rPr>
+          <w:rFonts w:hint="cs"/>
+          <w:rtl/>
+          <w:lang w:bidi="ar-EG"/>
+        </w:rPr>
+        <w:t xml:space="preserve">عندحل النزاع الادمن لا يراجع شيئا يكتب فقط رسالة ويحرر المبلغلاحد الطرفين عايزة سيناريو احترافي اوعلى الاقل يظهرسجل التعديل اللي قدمها المستقل والملفات اللي سلمها </w:t>
+      </w:r>
+      <w:r>
+        <w:rPr>
+          <w:rFonts w:hint="cs"/>
+          <w:rtl/>
+          <w:lang w:bidi="ar-EG"/>
+        </w:rPr>
+        <w:t>والمحادثة بينهم ليكون الجكم عدلا</w:t>
+      </w:r>
+    </w:p>
+    <w:p>
+      <w:pPr>
+        <w:pStyle w:val="ListParagraph"/>
+        <w:numPr>
+          <w:ilvl w:val="0"/>
+          <w:numId w:val="3"/>
+        </w:numPr>
+        <w:bidi/>
+      </w:pPr>
+    </w:p>
+    <w:p>
+      <w:pPr>
+        <w:pStyle w:val="ListParagraph"/>
+        <w:numPr>
+          <w:ilvl w:val="0"/>
+          <w:numId w:val="3"/>
+        </w:numPr>
+        <w:bidi/>
+      </w:pPr>
+      <w:r>
+        <w:rPr>
           <w:rFonts w:cs="Arial" w:hint="cs"/>
           <w:highlight w:val="yellow"/>
           <w:rtl/>
@@ -141,11 +546,33 @@
       </w:pPr>
       <w:r>
         <w:rPr>
-          <w:rFonts w:cs="Arial"/>
+          <w:rFonts w:cs="Arial" w:hint="cs"/>
           <w:highlight w:val="yellow"/>
           <w:rtl/>
         </w:rPr>
-        <w:t>اشعارات مثل تم التحقق من الهوية او تم قبول عرضك او تم تحويل الرصيد لحساب المستقل بعد التسليم</w:t>
+        <w:t xml:space="preserve"> </w:t>
+      </w:r>
+      <w:r>
+        <w:rPr>
+          <w:rFonts w:cs="Arial"/>
+          <w:highlight w:val="yellow"/>
+          <w:rtl/>
+        </w:rPr>
+        <w:t>تغيير ال</w:t>
+      </w:r>
+      <w:r>
+        <w:rPr>
+          <w:highlight w:val="yellow"/>
+        </w:rPr>
+        <w:t>routes</w:t>
+      </w:r>
+      <w:r>
+        <w:rPr>
+          <w:rFonts w:cs="Arial"/>
+          <w:highlight w:val="yellow"/>
+          <w:rtl/>
+        </w:rPr>
+        <w:t xml:space="preserve"> وحمايتها مثل اضافة مهمة</w:t>
       </w:r>
     </w:p>
     <w:p>
@@ -160,7 +587,6 @@
       <w:r>
         <w:rPr>
           <w:rFonts w:cs="Arial" w:hint="cs"/>
-          <w:highlight w:val="yellow"/>
           <w:rtl/>
         </w:rPr>
         <w:t xml:space="preserve"> </w:t>
@@ -168,24 +594,9 @@
       <w:r>
         <w:rPr>
           <w:rFonts w:cs="Arial"/>
-          <w:highlight w:val="yellow"/>
-          <w:rtl/>
-        </w:rPr>
-        <w:t>تغيير ال</w:t>
-      </w:r>
-      <w:r>
-        <w:rPr>
-          <w:highlight w:val="yellow"/>
-        </w:rPr>
-        <w:t>routes</w:t>
-      </w:r>
-      <w:r>
-        <w:rPr>
-          <w:rFonts w:cs="Arial"/>
-          <w:highlight w:val="yellow"/>
-          <w:rtl/>
-        </w:rPr>
-        <w:t xml:space="preserve"> وحمايتها مثل اضافة مهمة</w:t>
+          <w:rtl/>
+        </w:rPr>
+        <w:t>التأكد من ان رصيد العميل به ثمن المهمة قبل نشر المهمة وعدم امكانية السحب بعد نشر المهمة</w:t>
       </w:r>
     </w:p>
     <w:p>
@@ -196,20 +607,16 @@
           <w:numId w:val="3"/>
         </w:numPr>
         <w:bidi/>
-      </w:pPr>
-      <w:r>
-        <w:rPr>
-          <w:rFonts w:cs="Arial" w:hint="cs"/>
-          <w:rtl/>
-        </w:rPr>
-        <w:t xml:space="preserve"> </w:t>
-      </w:r>
-      <w:r>
-        <w:rPr>
-          <w:rFonts w:cs="Arial"/>
-          <w:rtl/>
-        </w:rPr>
-        <w:t>التأكد من ان رصيد العميل به ثمن المهمة قبل نشر المهمة وعدم امكانية السحب بعد نشر المهمة</w:t>
+        <w:rPr>
+          <w:rFonts w:cs="Arial"/>
+        </w:rPr>
+      </w:pPr>
+      <w:r>
+        <w:rPr>
+          <w:rFonts w:cs="Arial"/>
+          <w:rtl/>
+        </w:rPr>
+        <w:t>نظام تقييمات مثل كؤوس او اوسمة او ادرعة لتعويض عدم وجود الهوية</w:t>
       </w:r>
     </w:p>
     <w:p>
@@ -222,14 +629,17 @@
         <w:bidi/>
         <w:rPr>
           <w:rFonts w:cs="Arial"/>
-        </w:rPr>
-      </w:pPr>
-      <w:r>
-        <w:rPr>
-          <w:rFonts w:cs="Arial"/>
-          <w:rtl/>
-        </w:rPr>
-        <w:t>نظام تقييمات مثل كؤوس او اوسمة او ادرعة لتعويض عدم وجود الهوية</w:t>
+          <w:rtl/>
+          <w:lang w:bidi="ar-EG"/>
+        </w:rPr>
+      </w:pPr>
+      <w:r>
+        <w:rPr>
+          <w:rFonts w:cs="Arial" w:hint="cs"/>
+          <w:rtl/>
+          <w:lang w:bidi="ar-EG"/>
+        </w:rPr>
+        <w:t>تعديل الاقسام فرونت</w:t>
       </w:r>
     </w:p>
     <w:p>
@@ -252,29 +662,6 @@
           <w:rtl/>
           <w:lang w:bidi="ar-EG"/>
         </w:rPr>
-        <w:t>تعديل الاقسام فرونت</w:t>
-      </w:r>
-    </w:p>
-    <w:p>
-      <w:pPr>
-        <w:pStyle w:val="ListParagraph"/>
-        <w:numPr>
-          <w:ilvl w:val="0"/>
-          <w:numId w:val="3"/>
-        </w:numPr>
-        <w:bidi/>
-        <w:rPr>
-          <w:rFonts w:cs="Arial"/>
-          <w:rtl/>
-          <w:lang w:bidi="ar-EG"/>
-        </w:rPr>
-      </w:pPr>
-      <w:r>
-        <w:rPr>
-          <w:rFonts w:cs="Arial" w:hint="cs"/>
-          <w:rtl/>
-          <w:lang w:bidi="ar-EG"/>
-        </w:rPr>
         <w:t xml:space="preserve">التسجيل </w:t>
       </w:r>
       <w:r>
@@ -284,45 +671,6 @@
           <w:lang w:bidi="ar-EG"/>
         </w:rPr>
         <w:t>بالتحقق من الايميل</w:t>
-      </w:r>
-    </w:p>
-    <w:p>
-      <w:pPr>
-        <w:pStyle w:val="ListParagraph"/>
-        <w:numPr>
-          <w:ilvl w:val="0"/>
-          <w:numId w:val="3"/>
-        </w:numPr>
-        <w:bidi/>
-        <w:rPr>
-          <w:rFonts w:cs="Arial"/>
-          <w:rtl/>
-          <w:lang w:bidi="ar-EG"/>
-        </w:rPr>
-      </w:pPr>
-      <w:r>
-        <w:rPr>
-          <w:rFonts w:cs="Arial" w:hint="cs"/>
-          <w:rtl/>
-          <w:lang w:bidi="ar-EG"/>
-        </w:rPr>
-        <w:t>رسائل الخطأ عربي -</w:t>
-      </w:r>
-      <w:proofErr w:type="spellStart"/>
-      <w:r>
-        <w:rPr>
-          <w:rFonts w:cs="Arial"/>
-          <w:lang w:bidi="ar-EG"/>
-        </w:rPr>
-        <w:t>en</w:t>
-      </w:r>
-      <w:proofErr w:type="spellEnd"/>
-      <w:r>
-        <w:rPr>
-          <w:rFonts w:cs="Arial"/>
-          <w:lang w:bidi="ar-EG"/>
-        </w:rPr>
-        <w:t xml:space="preserve"> </w:t>
       </w:r>
     </w:p>
     <w:p>
@@ -516,847 +864,847 @@
           <w:rtl/>
           <w:lang w:bidi="ar-EG"/>
         </w:rPr>
+        <w:t>تم</w:t>
+      </w:r>
+    </w:p>
+    <w:p>
+      <w:pPr>
+        <w:pStyle w:val="ListParagraph"/>
+        <w:numPr>
+          <w:ilvl w:val="0"/>
+          <w:numId w:val="2"/>
+        </w:numPr>
+        <w:bidi/>
+        <w:rPr>
+          <w:rFonts w:cs="Arial"/>
+          <w:sz w:val="20"/>
+          <w:szCs w:val="20"/>
+          <w:highlight w:val="green"/>
+          <w:rtl/>
+        </w:rPr>
+      </w:pPr>
+      <w:r>
+        <w:rPr>
+          <w:rFonts w:cs="Arial"/>
+          <w:sz w:val="20"/>
+          <w:szCs w:val="20"/>
+          <w:highlight w:val="green"/>
+          <w:rtl/>
+        </w:rPr>
+        <w:t>عرض عروض الاخرين</w:t>
+      </w:r>
+      <w:r>
+        <w:rPr>
+          <w:rFonts w:cs="Arial" w:hint="cs"/>
+          <w:sz w:val="20"/>
+          <w:szCs w:val="20"/>
+          <w:highlight w:val="green"/>
+          <w:rtl/>
+        </w:rPr>
+        <w:t xml:space="preserve"> للمستقل</w:t>
+      </w:r>
+    </w:p>
+    <w:p>
+      <w:pPr>
+        <w:pStyle w:val="ListParagraph"/>
+        <w:numPr>
+          <w:ilvl w:val="0"/>
+          <w:numId w:val="2"/>
+        </w:numPr>
+        <w:bidi/>
+        <w:rPr>
+          <w:sz w:val="20"/>
+          <w:szCs w:val="20"/>
+          <w:highlight w:val="green"/>
+        </w:rPr>
+      </w:pPr>
+      <w:r>
+        <w:rPr>
+          <w:rFonts w:cs="Arial"/>
+          <w:sz w:val="20"/>
+          <w:szCs w:val="20"/>
+          <w:highlight w:val="green"/>
+          <w:rtl/>
+        </w:rPr>
+        <w:t>اضافة اقسام للمشاريع وتصفية وفرز</w:t>
+      </w:r>
+    </w:p>
+    <w:p>
+      <w:pPr>
+        <w:pStyle w:val="ListParagraph"/>
+        <w:numPr>
+          <w:ilvl w:val="0"/>
+          <w:numId w:val="2"/>
+        </w:numPr>
+        <w:bidi/>
+        <w:rPr>
+          <w:rFonts w:cs="Arial"/>
+          <w:sz w:val="20"/>
+          <w:szCs w:val="20"/>
+          <w:highlight w:val="green"/>
+          <w:rtl/>
+        </w:rPr>
+      </w:pPr>
+      <w:r>
+        <w:rPr>
+          <w:rFonts w:cs="Arial"/>
+          <w:sz w:val="20"/>
+          <w:szCs w:val="20"/>
+          <w:highlight w:val="green"/>
+          <w:rtl/>
+        </w:rPr>
+        <w:t xml:space="preserve">زر اضافة مهمة يختفي في الموبايل </w:t>
+      </w:r>
+    </w:p>
+    <w:p>
+      <w:pPr>
+        <w:pStyle w:val="ListParagraph"/>
+        <w:numPr>
+          <w:ilvl w:val="0"/>
+          <w:numId w:val="2"/>
+        </w:numPr>
+        <w:bidi/>
+        <w:rPr>
+          <w:rFonts w:cs="Arial"/>
+          <w:sz w:val="20"/>
+          <w:szCs w:val="20"/>
+          <w:highlight w:val="green"/>
+          <w:rtl/>
+          <w:lang w:bidi="ar-EG"/>
+        </w:rPr>
+      </w:pPr>
+      <w:r>
+        <w:rPr>
+          <w:rFonts w:cs="Arial" w:hint="cs"/>
+          <w:sz w:val="20"/>
+          <w:szCs w:val="20"/>
+          <w:highlight w:val="green"/>
+          <w:rtl/>
+          <w:lang w:bidi="ar-EG"/>
+        </w:rPr>
+        <w:t>علامة العين جنب الباسوورد</w:t>
+      </w:r>
+    </w:p>
+    <w:p>
+      <w:pPr>
+        <w:pStyle w:val="ListParagraph"/>
+        <w:numPr>
+          <w:ilvl w:val="0"/>
+          <w:numId w:val="2"/>
+        </w:numPr>
+        <w:bidi/>
+        <w:rPr>
+          <w:rFonts w:cs="Arial"/>
+          <w:sz w:val="20"/>
+          <w:szCs w:val="20"/>
+          <w:highlight w:val="green"/>
+          <w:rtl/>
+          <w:lang w:bidi="ar-EG"/>
+        </w:rPr>
+      </w:pPr>
+      <w:r>
+        <w:rPr>
+          <w:rFonts w:cs="Arial" w:hint="cs"/>
+          <w:sz w:val="20"/>
+          <w:szCs w:val="20"/>
+          <w:highlight w:val="green"/>
+          <w:rtl/>
+          <w:lang w:bidi="ar-EG"/>
+        </w:rPr>
+        <w:t>اضافة عرض</w:t>
+      </w:r>
+    </w:p>
+    <w:p>
+      <w:pPr>
+        <w:pStyle w:val="ListParagraph"/>
+        <w:numPr>
+          <w:ilvl w:val="0"/>
+          <w:numId w:val="2"/>
+        </w:numPr>
+        <w:bidi/>
+        <w:rPr>
+          <w:sz w:val="20"/>
+          <w:szCs w:val="20"/>
+          <w:highlight w:val="green"/>
+        </w:rPr>
+      </w:pPr>
+      <w:r>
+        <w:rPr>
+          <w:rFonts w:cs="Arial"/>
+          <w:sz w:val="20"/>
+          <w:szCs w:val="20"/>
+          <w:highlight w:val="green"/>
+          <w:rtl/>
+        </w:rPr>
+        <w:t>حسابي،معرض الاعمال</w:t>
+      </w:r>
+    </w:p>
+    <w:p>
+      <w:pPr>
+        <w:pStyle w:val="ListParagraph"/>
+        <w:numPr>
+          <w:ilvl w:val="0"/>
+          <w:numId w:val="2"/>
+        </w:numPr>
+        <w:bidi/>
+        <w:rPr>
+          <w:sz w:val="20"/>
+          <w:szCs w:val="20"/>
+          <w:highlight w:val="green"/>
+        </w:rPr>
+      </w:pPr>
+      <w:r>
+        <w:rPr>
+          <w:rFonts w:cs="Arial"/>
+          <w:sz w:val="20"/>
+          <w:szCs w:val="20"/>
+          <w:highlight w:val="green"/>
+          <w:rtl/>
+        </w:rPr>
+        <w:t>عرض العرض مع التقييم ورابط الاعمال فقط او تن</w:t>
+      </w:r>
+      <w:r>
+        <w:rPr>
+          <w:rFonts w:cs="Arial" w:hint="cs"/>
+          <w:sz w:val="20"/>
+          <w:szCs w:val="20"/>
+          <w:highlight w:val="green"/>
+          <w:rtl/>
+        </w:rPr>
+        <w:t>ق</w:t>
+      </w:r>
+      <w:r>
+        <w:rPr>
+          <w:rFonts w:cs="Arial"/>
+          <w:sz w:val="20"/>
+          <w:szCs w:val="20"/>
+          <w:highlight w:val="green"/>
+          <w:rtl/>
+        </w:rPr>
+        <w:t xml:space="preserve">يته بال </w:t>
+      </w:r>
+      <w:r>
+        <w:rPr>
+          <w:sz w:val="20"/>
+          <w:szCs w:val="20"/>
+          <w:highlight w:val="green"/>
+        </w:rPr>
+        <w:t>ai</w:t>
+      </w:r>
+      <w:r>
+        <w:rPr>
+          <w:rFonts w:cs="Arial"/>
+          <w:sz w:val="20"/>
+          <w:szCs w:val="20"/>
+          <w:highlight w:val="green"/>
+          <w:rtl/>
+        </w:rPr>
+        <w:t xml:space="preserve"> </w:t>
+      </w:r>
+    </w:p>
+    <w:p>
+      <w:pPr>
+        <w:pStyle w:val="ListParagraph"/>
+        <w:numPr>
+          <w:ilvl w:val="0"/>
+          <w:numId w:val="2"/>
+        </w:numPr>
+        <w:bidi/>
+        <w:rPr>
+          <w:sz w:val="20"/>
+          <w:szCs w:val="20"/>
+          <w:highlight w:val="green"/>
+        </w:rPr>
+      </w:pPr>
+      <w:r>
+        <w:rPr>
+          <w:rFonts w:cs="Arial" w:hint="cs"/>
+          <w:sz w:val="20"/>
+          <w:szCs w:val="20"/>
+          <w:highlight w:val="green"/>
+          <w:rtl/>
+        </w:rPr>
+        <w:t xml:space="preserve"> </w:t>
+      </w:r>
+      <w:r>
+        <w:rPr>
+          <w:rFonts w:cs="Arial"/>
+          <w:sz w:val="20"/>
+          <w:szCs w:val="20"/>
+          <w:highlight w:val="green"/>
+          <w:rtl/>
+        </w:rPr>
+        <w:t>رسائل الخطا مثلا كلمة مرور غير صحيحة او ايميل غير موجود</w:t>
+      </w:r>
+    </w:p>
+    <w:p>
+      <w:pPr>
+        <w:pStyle w:val="ListParagraph"/>
+        <w:numPr>
+          <w:ilvl w:val="0"/>
+          <w:numId w:val="2"/>
+        </w:numPr>
+        <w:bidi/>
+        <w:rPr>
+          <w:sz w:val="20"/>
+          <w:szCs w:val="20"/>
+          <w:highlight w:val="green"/>
+        </w:rPr>
+      </w:pPr>
+      <w:r>
+        <w:rPr>
+          <w:rFonts w:cs="Arial" w:hint="cs"/>
+          <w:sz w:val="20"/>
+          <w:szCs w:val="20"/>
+          <w:highlight w:val="green"/>
+          <w:rtl/>
+        </w:rPr>
+        <w:t xml:space="preserve"> </w:t>
+      </w:r>
+      <w:r>
+        <w:rPr>
+          <w:rFonts w:cs="Arial"/>
+          <w:sz w:val="20"/>
+          <w:szCs w:val="20"/>
+          <w:highlight w:val="green"/>
+          <w:rtl/>
+        </w:rPr>
+        <w:t>تعيين مستقل وبدء المحادثة</w:t>
+      </w:r>
+    </w:p>
+    <w:p>
+      <w:pPr>
+        <w:pStyle w:val="ListParagraph"/>
+        <w:numPr>
+          <w:ilvl w:val="0"/>
+          <w:numId w:val="2"/>
+        </w:numPr>
+        <w:bidi/>
+        <w:rPr>
+          <w:rFonts w:cs="Arial"/>
+          <w:sz w:val="20"/>
+          <w:szCs w:val="20"/>
+          <w:highlight w:val="green"/>
+          <w:lang w:bidi="ar-EG"/>
+        </w:rPr>
+      </w:pPr>
+      <w:r>
+        <w:rPr>
+          <w:rFonts w:cs="Arial" w:hint="cs"/>
+          <w:sz w:val="20"/>
+          <w:szCs w:val="20"/>
+          <w:highlight w:val="green"/>
+          <w:rtl/>
+          <w:lang w:bidi="ar-EG"/>
+        </w:rPr>
+        <w:t>موافقة الادمن على المهمة</w:t>
+      </w:r>
+    </w:p>
+    <w:p>
+      <w:pPr>
+        <w:pStyle w:val="ListParagraph"/>
+        <w:numPr>
+          <w:ilvl w:val="0"/>
+          <w:numId w:val="2"/>
+        </w:numPr>
+        <w:bidi/>
+        <w:rPr>
+          <w:rFonts w:cs="Arial"/>
+          <w:sz w:val="20"/>
+          <w:szCs w:val="20"/>
+          <w:highlight w:val="green"/>
+          <w:lang w:bidi="ar-EG"/>
+        </w:rPr>
+      </w:pPr>
+      <w:r>
+        <w:rPr>
+          <w:rFonts w:cs="Arial" w:hint="cs"/>
+          <w:sz w:val="20"/>
+          <w:szCs w:val="20"/>
+          <w:highlight w:val="green"/>
+          <w:rtl/>
+          <w:lang w:bidi="ar-EG"/>
+        </w:rPr>
+        <w:t>الداشبورد في الناف</w:t>
+      </w:r>
+    </w:p>
+    <w:p>
+      <w:pPr>
+        <w:pStyle w:val="ListParagraph"/>
+        <w:numPr>
+          <w:ilvl w:val="0"/>
+          <w:numId w:val="2"/>
+        </w:numPr>
+        <w:bidi/>
+        <w:rPr>
+          <w:rFonts w:cs="Arial"/>
+          <w:sz w:val="20"/>
+          <w:szCs w:val="20"/>
+          <w:highlight w:val="green"/>
+          <w:lang w:bidi="ar-EG"/>
+        </w:rPr>
+      </w:pPr>
+      <w:r>
+        <w:rPr>
+          <w:rFonts w:cs="Arial" w:hint="cs"/>
+          <w:sz w:val="20"/>
+          <w:szCs w:val="20"/>
+          <w:highlight w:val="green"/>
+          <w:rtl/>
+          <w:lang w:bidi="ar-EG"/>
+        </w:rPr>
+        <w:t>اخفاء اكتب رسالة</w:t>
+      </w:r>
+    </w:p>
+    <w:p>
+      <w:pPr>
+        <w:pStyle w:val="ListParagraph"/>
+        <w:numPr>
+          <w:ilvl w:val="0"/>
+          <w:numId w:val="2"/>
+        </w:numPr>
+        <w:bidi/>
+        <w:rPr>
+          <w:rFonts w:cs="Arial"/>
+          <w:sz w:val="20"/>
+          <w:szCs w:val="20"/>
+          <w:highlight w:val="green"/>
+          <w:rtl/>
+          <w:lang w:bidi="ar-EG"/>
+        </w:rPr>
+      </w:pPr>
+      <w:r>
+        <w:rPr>
+          <w:rFonts w:cs="Arial" w:hint="cs"/>
+          <w:sz w:val="20"/>
+          <w:szCs w:val="20"/>
+          <w:highlight w:val="green"/>
+          <w:rtl/>
+          <w:lang w:bidi="ar-EG"/>
+        </w:rPr>
+        <w:t>في جزء التحقق من الهوية (اضافة جزء في الملف السخصي انه تم التحقق منالهوية او لا ولكن يمكنه ممارسة نشاطه في التطبيق عادي وتظهر بجانب العرض او المهمة)</w:t>
+      </w:r>
+    </w:p>
+    <w:p>
+      <w:pPr>
+        <w:pStyle w:val="ListParagraph"/>
+        <w:numPr>
+          <w:ilvl w:val="0"/>
+          <w:numId w:val="2"/>
+        </w:numPr>
+        <w:bidi/>
+        <w:rPr>
+          <w:rFonts w:cs="Arial"/>
+          <w:sz w:val="20"/>
+          <w:szCs w:val="20"/>
+          <w:highlight w:val="green"/>
+          <w:lang w:bidi="ar-EG"/>
+        </w:rPr>
+      </w:pPr>
+      <w:r>
+        <w:rPr>
+          <w:rFonts w:cs="Arial" w:hint="cs"/>
+          <w:sz w:val="20"/>
+          <w:szCs w:val="20"/>
+          <w:rtl/>
+          <w:lang w:bidi="ar-EG"/>
+        </w:rPr>
+        <w:t xml:space="preserve"> </w:t>
+      </w:r>
+      <w:r>
+        <w:rPr>
+          <w:rFonts w:cs="Arial" w:hint="cs"/>
+          <w:sz w:val="20"/>
+          <w:szCs w:val="20"/>
+          <w:highlight w:val="green"/>
+          <w:rtl/>
+          <w:lang w:bidi="ar-EG"/>
+        </w:rPr>
+        <w:t>لما بضغط على لينك الملف الشخصي بتاع ال</w:t>
+      </w:r>
+      <w:r>
+        <w:rPr>
+          <w:rFonts w:cs="Arial"/>
+          <w:sz w:val="20"/>
+          <w:szCs w:val="20"/>
+          <w:highlight w:val="green"/>
+          <w:lang w:bidi="ar-EG"/>
+        </w:rPr>
+        <w:t xml:space="preserve">bidder </w:t>
+      </w:r>
+      <w:r>
+        <w:rPr>
+          <w:rFonts w:cs="Arial" w:hint="cs"/>
+          <w:sz w:val="20"/>
+          <w:szCs w:val="20"/>
+          <w:highlight w:val="green"/>
+          <w:rtl/>
+          <w:lang w:bidi="ar-EG"/>
+        </w:rPr>
+        <w:t xml:space="preserve"> لا تظهر تفاصيل الملف الشخصي فقط حتى لو ال</w:t>
+      </w:r>
+      <w:r>
+        <w:rPr>
+          <w:rFonts w:cs="Arial"/>
+          <w:sz w:val="20"/>
+          <w:szCs w:val="20"/>
+          <w:highlight w:val="green"/>
+          <w:lang w:bidi="ar-EG"/>
+        </w:rPr>
+        <w:t xml:space="preserve"> bidder </w:t>
+      </w:r>
+      <w:r>
+        <w:rPr>
+          <w:rFonts w:cs="Arial" w:hint="cs"/>
+          <w:sz w:val="20"/>
+          <w:szCs w:val="20"/>
+          <w:highlight w:val="green"/>
+          <w:rtl/>
+          <w:lang w:bidi="ar-EG"/>
+        </w:rPr>
+        <w:t>اكمل ملفه الشخصي</w:t>
+      </w:r>
+    </w:p>
+    <w:p>
+      <w:pPr>
+        <w:pStyle w:val="ListParagraph"/>
+        <w:numPr>
+          <w:ilvl w:val="0"/>
+          <w:numId w:val="2"/>
+        </w:numPr>
+        <w:bidi/>
+        <w:rPr>
+          <w:rFonts w:cs="Arial"/>
+          <w:sz w:val="20"/>
+          <w:szCs w:val="20"/>
+          <w:highlight w:val="green"/>
+          <w:rtl/>
+          <w:lang w:bidi="ar-EG"/>
+        </w:rPr>
+      </w:pPr>
+      <w:r>
+        <w:rPr>
+          <w:rFonts w:cs="Arial" w:hint="cs"/>
+          <w:sz w:val="20"/>
+          <w:szCs w:val="20"/>
+          <w:highlight w:val="green"/>
+          <w:rtl/>
+          <w:lang w:bidi="ar-EG"/>
+        </w:rPr>
+        <w:t>زر اكتب رسال</w:t>
+      </w:r>
+      <w:r>
+        <w:rPr>
+          <w:rFonts w:cs="Arial" w:hint="cs"/>
+          <w:sz w:val="20"/>
+          <w:szCs w:val="20"/>
+          <w:highlight w:val="green"/>
+          <w:rtl/>
+          <w:lang w:bidi="ar-EG"/>
+        </w:rPr>
+        <w:t>ة</w:t>
+      </w:r>
+      <w:r>
+        <w:rPr>
+          <w:rFonts w:cs="Arial" w:hint="cs"/>
+          <w:sz w:val="20"/>
+          <w:szCs w:val="20"/>
+          <w:highlight w:val="green"/>
+          <w:rtl/>
+          <w:lang w:bidi="ar-EG"/>
+        </w:rPr>
+        <w:t xml:space="preserve"> لا يجب ان يظهر الا بين العميل وال </w:t>
+      </w:r>
+      <w:r>
+        <w:rPr>
+          <w:rFonts w:cs="Arial"/>
+          <w:sz w:val="20"/>
+          <w:szCs w:val="20"/>
+          <w:highlight w:val="green"/>
+          <w:lang w:bidi="ar-EG"/>
+        </w:rPr>
+        <w:t xml:space="preserve">bidder </w:t>
+      </w:r>
+      <w:r>
+        <w:rPr>
+          <w:rFonts w:cs="Arial" w:hint="cs"/>
+          <w:sz w:val="20"/>
+          <w:szCs w:val="20"/>
+          <w:highlight w:val="green"/>
+          <w:rtl/>
+          <w:lang w:bidi="ar-EG"/>
+        </w:rPr>
+        <w:t xml:space="preserve">اللي على المهمة لكن بين </w:t>
+      </w:r>
+      <w:r>
+        <w:rPr>
+          <w:rFonts w:cs="Arial"/>
+          <w:sz w:val="20"/>
+          <w:szCs w:val="20"/>
+          <w:highlight w:val="green"/>
+          <w:lang w:bidi="ar-EG"/>
+        </w:rPr>
+        <w:t xml:space="preserve">freelancer </w:t>
+      </w:r>
+      <w:r>
+        <w:rPr>
+          <w:rFonts w:cs="Arial" w:hint="cs"/>
+          <w:sz w:val="20"/>
+          <w:szCs w:val="20"/>
+          <w:highlight w:val="green"/>
+          <w:rtl/>
+          <w:lang w:bidi="ar-EG"/>
+        </w:rPr>
+        <w:t>والاخر لا يجب ان يظهر</w:t>
+      </w:r>
+    </w:p>
+    <w:p>
+      <w:pPr>
+        <w:pStyle w:val="ListParagraph"/>
+        <w:numPr>
+          <w:ilvl w:val="0"/>
+          <w:numId w:val="2"/>
+        </w:numPr>
+        <w:bidi/>
+        <w:rPr>
+          <w:rFonts w:cs="Arial"/>
+          <w:sz w:val="20"/>
+          <w:szCs w:val="20"/>
+          <w:highlight w:val="green"/>
+          <w:rtl/>
+          <w:lang w:bidi="ar-EG"/>
+        </w:rPr>
+      </w:pPr>
+      <w:r>
+        <w:rPr>
+          <w:rFonts w:cs="Arial" w:hint="cs"/>
+          <w:sz w:val="20"/>
+          <w:szCs w:val="20"/>
+          <w:highlight w:val="green"/>
+          <w:rtl/>
+          <w:lang w:bidi="ar-EG"/>
+        </w:rPr>
+        <w:t xml:space="preserve">اول ما الادمن بيسجل دخول بيدخل على داشبورد ولوحة تحكم مهامي انا عايزاه يروح على الادمن بانل على طول </w:t>
+      </w:r>
+      <w:r>
+        <w:rPr>
+          <w:rFonts w:cs="Arial"/>
+          <w:sz w:val="20"/>
+          <w:szCs w:val="20"/>
+          <w:highlight w:val="green"/>
+          <w:lang w:bidi="ar-EG"/>
+        </w:rPr>
+        <w:t>admin/dashboard</w:t>
+      </w:r>
+    </w:p>
+    <w:p>
+      <w:pPr>
+        <w:pStyle w:val="ListParagraph"/>
+        <w:numPr>
+          <w:ilvl w:val="0"/>
+          <w:numId w:val="2"/>
+        </w:numPr>
+        <w:bidi/>
+        <w:rPr>
+          <w:rFonts w:cs="Arial"/>
+          <w:sz w:val="20"/>
+          <w:szCs w:val="20"/>
+          <w:highlight w:val="green"/>
+          <w:rtl/>
+          <w:lang w:bidi="ar-EG"/>
+        </w:rPr>
+      </w:pPr>
+      <w:r>
+        <w:rPr>
+          <w:rFonts w:cs="Arial" w:hint="cs"/>
+          <w:sz w:val="20"/>
+          <w:szCs w:val="20"/>
+          <w:highlight w:val="green"/>
+          <w:rtl/>
+          <w:lang w:bidi="ar-EG"/>
+        </w:rPr>
+        <w:t>الناف بار بتاعت الابليكيشن مش عايزاها تظهر للادمن خالص</w:t>
+      </w:r>
+    </w:p>
+    <w:p>
+      <w:pPr>
+        <w:pStyle w:val="ListParagraph"/>
+        <w:numPr>
+          <w:ilvl w:val="0"/>
+          <w:numId w:val="2"/>
+        </w:numPr>
+        <w:bidi/>
+        <w:rPr>
+          <w:rFonts w:cs="Arial"/>
+          <w:sz w:val="20"/>
+          <w:szCs w:val="20"/>
+          <w:highlight w:val="green"/>
+          <w:rtl/>
+          <w:lang w:bidi="ar-EG"/>
+        </w:rPr>
+      </w:pPr>
+      <w:r>
+        <w:rPr>
+          <w:rFonts w:cs="Arial" w:hint="cs"/>
+          <w:sz w:val="20"/>
+          <w:szCs w:val="20"/>
+          <w:highlight w:val="green"/>
+          <w:rtl/>
+          <w:lang w:bidi="ar-EG"/>
+        </w:rPr>
+        <w:t xml:space="preserve">يوجد مشكلة اخرى وهي تاريخ ال </w:t>
+      </w:r>
+      <w:r>
+        <w:rPr>
+          <w:rFonts w:cs="Arial"/>
+          <w:sz w:val="20"/>
+          <w:szCs w:val="20"/>
+          <w:highlight w:val="green"/>
+          <w:lang w:bidi="ar-EG"/>
+        </w:rPr>
+        <w:t xml:space="preserve">bidding </w:t>
+      </w:r>
+      <w:r>
+        <w:rPr>
+          <w:rFonts w:cs="Arial" w:hint="cs"/>
+          <w:sz w:val="20"/>
+          <w:szCs w:val="20"/>
+          <w:highlight w:val="green"/>
+          <w:rtl/>
+          <w:lang w:bidi="ar-EG"/>
+        </w:rPr>
+        <w:t xml:space="preserve"> اول ما </w:t>
+      </w:r>
+      <w:r>
+        <w:rPr>
+          <w:rFonts w:cs="Arial"/>
+          <w:sz w:val="20"/>
+          <w:szCs w:val="20"/>
+          <w:highlight w:val="green"/>
+          <w:lang w:bidi="ar-EG"/>
+        </w:rPr>
+        <w:t xml:space="preserve">bidder </w:t>
+      </w:r>
+      <w:r>
+        <w:rPr>
+          <w:rFonts w:cs="Arial" w:hint="cs"/>
+          <w:sz w:val="20"/>
+          <w:szCs w:val="20"/>
+          <w:highlight w:val="green"/>
+          <w:rtl/>
+          <w:lang w:bidi="ar-EG"/>
+        </w:rPr>
+        <w:t xml:space="preserve"> يضيف مزايدة يصبح تاريخ ال</w:t>
+      </w:r>
+      <w:r>
+        <w:rPr>
+          <w:rFonts w:cs="Arial"/>
+          <w:sz w:val="20"/>
+          <w:szCs w:val="20"/>
+          <w:highlight w:val="green"/>
+          <w:lang w:bidi="ar-EG"/>
+        </w:rPr>
+        <w:t xml:space="preserve">bidding </w:t>
+      </w:r>
+      <w:r>
+        <w:rPr>
+          <w:rFonts w:cs="Arial" w:hint="cs"/>
+          <w:sz w:val="20"/>
+          <w:szCs w:val="20"/>
+          <w:highlight w:val="green"/>
+          <w:rtl/>
+          <w:lang w:bidi="ar-EG"/>
+        </w:rPr>
+        <w:t>الاحدث هوالاقدم بمقدار يوم والمزايدة الاقدم هي الاحدث بمقدار يوم ايضا</w:t>
+      </w:r>
+    </w:p>
+    <w:p>
+      <w:pPr>
+        <w:pStyle w:val="ListParagraph"/>
+        <w:numPr>
+          <w:ilvl w:val="0"/>
+          <w:numId w:val="2"/>
+        </w:numPr>
+        <w:bidi/>
+        <w:rPr>
+          <w:rFonts w:cs="Arial"/>
+          <w:sz w:val="20"/>
+          <w:szCs w:val="20"/>
+          <w:highlight w:val="green"/>
+          <w:rtl/>
+          <w:lang w:bidi="ar-EG"/>
+        </w:rPr>
+      </w:pPr>
+      <w:r>
+        <w:rPr>
+          <w:rFonts w:cs="Arial" w:hint="cs"/>
+          <w:sz w:val="20"/>
+          <w:szCs w:val="20"/>
+          <w:highlight w:val="green"/>
+          <w:rtl/>
+          <w:lang w:bidi="ar-EG"/>
+        </w:rPr>
+        <w:t xml:space="preserve">اريد اخفاء استمارة تقديم العرض للمزايد الذي قدم عرضا بالفعل </w:t>
+      </w:r>
+    </w:p>
+    <w:p>
+      <w:pPr>
+        <w:pStyle w:val="ListParagraph"/>
+        <w:numPr>
+          <w:ilvl w:val="0"/>
+          <w:numId w:val="2"/>
+        </w:numPr>
+        <w:bidi/>
+        <w:rPr>
+          <w:sz w:val="20"/>
+          <w:szCs w:val="20"/>
+          <w:highlight w:val="green"/>
+        </w:rPr>
+      </w:pPr>
+      <w:r>
+        <w:rPr>
+          <w:rFonts w:cs="Arial"/>
+          <w:sz w:val="20"/>
+          <w:szCs w:val="20"/>
+          <w:highlight w:val="green"/>
+          <w:rtl/>
+        </w:rPr>
+        <w:t>ازالة رمز التاسك من المهمة</w:t>
+      </w:r>
+      <w:r>
+        <w:rPr>
+          <w:rFonts w:cs="Arial" w:hint="cs"/>
+          <w:sz w:val="20"/>
+          <w:szCs w:val="20"/>
+          <w:highlight w:val="green"/>
+          <w:rtl/>
+        </w:rPr>
+        <w:t xml:space="preserve">  في الكارد في الفرونت</w:t>
+      </w:r>
+    </w:p>
+    <w:p>
+      <w:pPr>
+        <w:pStyle w:val="ListParagraph"/>
+        <w:numPr>
+          <w:ilvl w:val="0"/>
+          <w:numId w:val="2"/>
+        </w:numPr>
+        <w:bidi/>
+        <w:rPr>
+          <w:sz w:val="20"/>
+          <w:szCs w:val="20"/>
+          <w:highlight w:val="green"/>
+        </w:rPr>
+      </w:pPr>
+      <w:r>
+        <w:rPr>
+          <w:rFonts w:cs="Arial" w:hint="cs"/>
+          <w:sz w:val="20"/>
+          <w:szCs w:val="20"/>
+          <w:highlight w:val="green"/>
+          <w:rtl/>
+        </w:rPr>
         <w:lastRenderedPageBreak/>
-        <w:t>تم</w:t>
-      </w:r>
-    </w:p>
-    <w:p>
-      <w:pPr>
-        <w:pStyle w:val="ListParagraph"/>
-        <w:numPr>
-          <w:ilvl w:val="0"/>
-          <w:numId w:val="2"/>
-        </w:numPr>
-        <w:bidi/>
-        <w:rPr>
-          <w:rFonts w:cs="Arial"/>
-          <w:sz w:val="20"/>
-          <w:szCs w:val="20"/>
-          <w:highlight w:val="green"/>
-          <w:rtl/>
-        </w:rPr>
-      </w:pPr>
-      <w:r>
-        <w:rPr>
-          <w:rFonts w:cs="Arial"/>
-          <w:sz w:val="20"/>
-          <w:szCs w:val="20"/>
-          <w:highlight w:val="green"/>
-          <w:rtl/>
-        </w:rPr>
-        <w:t>عرض عروض الاخرين</w:t>
-      </w:r>
-      <w:r>
-        <w:rPr>
-          <w:rFonts w:cs="Arial" w:hint="cs"/>
-          <w:sz w:val="20"/>
-          <w:szCs w:val="20"/>
-          <w:highlight w:val="green"/>
-          <w:rtl/>
-        </w:rPr>
-        <w:t xml:space="preserve"> للمستقل</w:t>
-      </w:r>
-    </w:p>
-    <w:p>
-      <w:pPr>
-        <w:pStyle w:val="ListParagraph"/>
-        <w:numPr>
-          <w:ilvl w:val="0"/>
-          <w:numId w:val="2"/>
-        </w:numPr>
-        <w:bidi/>
-        <w:rPr>
-          <w:sz w:val="20"/>
-          <w:szCs w:val="20"/>
-          <w:highlight w:val="green"/>
-        </w:rPr>
-      </w:pPr>
-      <w:r>
-        <w:rPr>
-          <w:rFonts w:cs="Arial"/>
-          <w:sz w:val="20"/>
-          <w:szCs w:val="20"/>
-          <w:highlight w:val="green"/>
-          <w:rtl/>
-        </w:rPr>
-        <w:t>اضافة اقسام للمشاريع وتصفية وفرز</w:t>
-      </w:r>
-    </w:p>
-    <w:p>
-      <w:pPr>
-        <w:pStyle w:val="ListParagraph"/>
-        <w:numPr>
-          <w:ilvl w:val="0"/>
-          <w:numId w:val="2"/>
-        </w:numPr>
-        <w:bidi/>
-        <w:rPr>
-          <w:rFonts w:cs="Arial"/>
-          <w:sz w:val="20"/>
-          <w:szCs w:val="20"/>
-          <w:highlight w:val="green"/>
-          <w:rtl/>
-        </w:rPr>
-      </w:pPr>
-      <w:r>
-        <w:rPr>
-          <w:rFonts w:cs="Arial"/>
-          <w:sz w:val="20"/>
-          <w:szCs w:val="20"/>
-          <w:highlight w:val="green"/>
-          <w:rtl/>
-        </w:rPr>
-        <w:t xml:space="preserve">زر اضافة مهمة يختفي في الموبايل </w:t>
-      </w:r>
-    </w:p>
-    <w:p>
-      <w:pPr>
-        <w:pStyle w:val="ListParagraph"/>
-        <w:numPr>
-          <w:ilvl w:val="0"/>
-          <w:numId w:val="2"/>
-        </w:numPr>
-        <w:bidi/>
-        <w:rPr>
-          <w:rFonts w:cs="Arial"/>
-          <w:sz w:val="20"/>
-          <w:szCs w:val="20"/>
-          <w:highlight w:val="green"/>
-          <w:rtl/>
-          <w:lang w:bidi="ar-EG"/>
-        </w:rPr>
-      </w:pPr>
-      <w:r>
-        <w:rPr>
-          <w:rFonts w:cs="Arial" w:hint="cs"/>
-          <w:sz w:val="20"/>
-          <w:szCs w:val="20"/>
-          <w:highlight w:val="green"/>
-          <w:rtl/>
-          <w:lang w:bidi="ar-EG"/>
-        </w:rPr>
-        <w:t>علامة العين جنب الباسوورد</w:t>
-      </w:r>
-    </w:p>
-    <w:p>
-      <w:pPr>
-        <w:pStyle w:val="ListParagraph"/>
-        <w:numPr>
-          <w:ilvl w:val="0"/>
-          <w:numId w:val="2"/>
-        </w:numPr>
-        <w:bidi/>
-        <w:rPr>
-          <w:rFonts w:cs="Arial"/>
-          <w:sz w:val="20"/>
-          <w:szCs w:val="20"/>
-          <w:highlight w:val="green"/>
-          <w:rtl/>
-          <w:lang w:bidi="ar-EG"/>
-        </w:rPr>
-      </w:pPr>
-      <w:r>
-        <w:rPr>
-          <w:rFonts w:cs="Arial" w:hint="cs"/>
-          <w:sz w:val="20"/>
-          <w:szCs w:val="20"/>
-          <w:highlight w:val="green"/>
-          <w:rtl/>
-          <w:lang w:bidi="ar-EG"/>
-        </w:rPr>
-        <w:t>اضافة عرض</w:t>
-      </w:r>
-    </w:p>
-    <w:p>
-      <w:pPr>
-        <w:pStyle w:val="ListParagraph"/>
-        <w:numPr>
-          <w:ilvl w:val="0"/>
-          <w:numId w:val="2"/>
-        </w:numPr>
-        <w:bidi/>
-        <w:rPr>
-          <w:sz w:val="20"/>
-          <w:szCs w:val="20"/>
-          <w:highlight w:val="green"/>
-        </w:rPr>
-      </w:pPr>
-      <w:r>
-        <w:rPr>
-          <w:rFonts w:cs="Arial"/>
-          <w:sz w:val="20"/>
-          <w:szCs w:val="20"/>
-          <w:highlight w:val="green"/>
-          <w:rtl/>
-        </w:rPr>
-        <w:t>حسابي،معرض الاعمال</w:t>
-      </w:r>
-    </w:p>
-    <w:p>
-      <w:pPr>
-        <w:pStyle w:val="ListParagraph"/>
-        <w:numPr>
-          <w:ilvl w:val="0"/>
-          <w:numId w:val="2"/>
-        </w:numPr>
-        <w:bidi/>
-        <w:rPr>
-          <w:sz w:val="20"/>
-          <w:szCs w:val="20"/>
-          <w:highlight w:val="green"/>
-        </w:rPr>
-      </w:pPr>
-      <w:r>
-        <w:rPr>
-          <w:rFonts w:cs="Arial"/>
-          <w:sz w:val="20"/>
-          <w:szCs w:val="20"/>
-          <w:highlight w:val="green"/>
-          <w:rtl/>
-        </w:rPr>
-        <w:t>عرض العرض مع التقييم ورابط الاعمال فقط او تن</w:t>
-      </w:r>
-      <w:r>
-        <w:rPr>
-          <w:rFonts w:cs="Arial" w:hint="cs"/>
-          <w:sz w:val="20"/>
-          <w:szCs w:val="20"/>
-          <w:highlight w:val="green"/>
-          <w:rtl/>
-        </w:rPr>
-        <w:t>ق</w:t>
-      </w:r>
-      <w:r>
-        <w:rPr>
-          <w:rFonts w:cs="Arial"/>
-          <w:sz w:val="20"/>
-          <w:szCs w:val="20"/>
-          <w:highlight w:val="green"/>
-          <w:rtl/>
-        </w:rPr>
-        <w:t xml:space="preserve">يته بال </w:t>
-      </w:r>
-      <w:r>
-        <w:rPr>
-          <w:sz w:val="20"/>
-          <w:szCs w:val="20"/>
-          <w:highlight w:val="green"/>
-        </w:rPr>
-        <w:t>ai</w:t>
-      </w:r>
-      <w:r>
-        <w:rPr>
-          <w:rFonts w:cs="Arial"/>
-          <w:sz w:val="20"/>
-          <w:szCs w:val="20"/>
-          <w:highlight w:val="green"/>
-          <w:rtl/>
-        </w:rPr>
-        <w:t xml:space="preserve"> </w:t>
-      </w:r>
-    </w:p>
-    <w:p>
-      <w:pPr>
-        <w:pStyle w:val="ListParagraph"/>
-        <w:numPr>
-          <w:ilvl w:val="0"/>
-          <w:numId w:val="2"/>
-        </w:numPr>
-        <w:bidi/>
-        <w:rPr>
-          <w:sz w:val="20"/>
-          <w:szCs w:val="20"/>
-          <w:highlight w:val="green"/>
-        </w:rPr>
-      </w:pPr>
-      <w:r>
-        <w:rPr>
-          <w:rFonts w:cs="Arial" w:hint="cs"/>
-          <w:sz w:val="20"/>
-          <w:szCs w:val="20"/>
-          <w:highlight w:val="green"/>
-          <w:rtl/>
-        </w:rPr>
-        <w:t xml:space="preserve"> </w:t>
-      </w:r>
-      <w:r>
-        <w:rPr>
-          <w:rFonts w:cs="Arial"/>
-          <w:sz w:val="20"/>
-          <w:szCs w:val="20"/>
-          <w:highlight w:val="green"/>
-          <w:rtl/>
-        </w:rPr>
-        <w:t>رسائل الخطا مثلا كلمة مرور غير صحيحة او ايميل غير موجود</w:t>
-      </w:r>
-    </w:p>
-    <w:p>
-      <w:pPr>
-        <w:pStyle w:val="ListParagraph"/>
-        <w:numPr>
-          <w:ilvl w:val="0"/>
-          <w:numId w:val="2"/>
-        </w:numPr>
-        <w:bidi/>
-        <w:rPr>
-          <w:sz w:val="20"/>
-          <w:szCs w:val="20"/>
-          <w:highlight w:val="green"/>
-        </w:rPr>
-      </w:pPr>
-      <w:r>
-        <w:rPr>
-          <w:rFonts w:cs="Arial" w:hint="cs"/>
-          <w:sz w:val="20"/>
-          <w:szCs w:val="20"/>
-          <w:highlight w:val="green"/>
-          <w:rtl/>
-        </w:rPr>
-        <w:t xml:space="preserve"> </w:t>
-      </w:r>
-      <w:r>
-        <w:rPr>
-          <w:rFonts w:cs="Arial"/>
-          <w:sz w:val="20"/>
-          <w:szCs w:val="20"/>
-          <w:highlight w:val="green"/>
-          <w:rtl/>
-        </w:rPr>
-        <w:t>تعيين مستقل وبدء المحادثة</w:t>
-      </w:r>
-    </w:p>
-    <w:p>
-      <w:pPr>
-        <w:pStyle w:val="ListParagraph"/>
-        <w:numPr>
-          <w:ilvl w:val="0"/>
-          <w:numId w:val="2"/>
-        </w:numPr>
-        <w:bidi/>
-        <w:rPr>
-          <w:rFonts w:cs="Arial"/>
-          <w:sz w:val="20"/>
-          <w:szCs w:val="20"/>
-          <w:highlight w:val="green"/>
-          <w:lang w:bidi="ar-EG"/>
-        </w:rPr>
-      </w:pPr>
-      <w:r>
-        <w:rPr>
-          <w:rFonts w:cs="Arial" w:hint="cs"/>
-          <w:sz w:val="20"/>
-          <w:szCs w:val="20"/>
-          <w:highlight w:val="green"/>
-          <w:rtl/>
-          <w:lang w:bidi="ar-EG"/>
-        </w:rPr>
-        <w:t>موافقة الادمن على المهمة</w:t>
-      </w:r>
-    </w:p>
-    <w:p>
-      <w:pPr>
-        <w:pStyle w:val="ListParagraph"/>
-        <w:numPr>
-          <w:ilvl w:val="0"/>
-          <w:numId w:val="2"/>
-        </w:numPr>
-        <w:bidi/>
-        <w:rPr>
-          <w:rFonts w:cs="Arial"/>
-          <w:sz w:val="20"/>
-          <w:szCs w:val="20"/>
-          <w:highlight w:val="green"/>
-          <w:lang w:bidi="ar-EG"/>
-        </w:rPr>
-      </w:pPr>
-      <w:r>
-        <w:rPr>
-          <w:rFonts w:cs="Arial" w:hint="cs"/>
-          <w:sz w:val="20"/>
-          <w:szCs w:val="20"/>
-          <w:highlight w:val="green"/>
-          <w:rtl/>
-          <w:lang w:bidi="ar-EG"/>
-        </w:rPr>
-        <w:t>الداشبورد في الناف</w:t>
-      </w:r>
-    </w:p>
-    <w:p>
-      <w:pPr>
-        <w:pStyle w:val="ListParagraph"/>
-        <w:numPr>
-          <w:ilvl w:val="0"/>
-          <w:numId w:val="2"/>
-        </w:numPr>
-        <w:bidi/>
-        <w:rPr>
-          <w:rFonts w:cs="Arial"/>
-          <w:sz w:val="20"/>
-          <w:szCs w:val="20"/>
-          <w:highlight w:val="green"/>
-          <w:lang w:bidi="ar-EG"/>
-        </w:rPr>
-      </w:pPr>
-      <w:r>
-        <w:rPr>
-          <w:rFonts w:cs="Arial" w:hint="cs"/>
-          <w:sz w:val="20"/>
-          <w:szCs w:val="20"/>
-          <w:highlight w:val="green"/>
-          <w:rtl/>
-          <w:lang w:bidi="ar-EG"/>
-        </w:rPr>
-        <w:t>اخفاء اكتب رسالة</w:t>
-      </w:r>
-    </w:p>
-    <w:p>
-      <w:pPr>
-        <w:pStyle w:val="ListParagraph"/>
-        <w:numPr>
-          <w:ilvl w:val="0"/>
-          <w:numId w:val="2"/>
-        </w:numPr>
-        <w:bidi/>
-        <w:rPr>
-          <w:rFonts w:cs="Arial"/>
-          <w:sz w:val="20"/>
-          <w:szCs w:val="20"/>
-          <w:highlight w:val="green"/>
-          <w:rtl/>
-          <w:lang w:bidi="ar-EG"/>
-        </w:rPr>
-      </w:pPr>
-      <w:r>
-        <w:rPr>
-          <w:rFonts w:cs="Arial" w:hint="cs"/>
-          <w:sz w:val="20"/>
-          <w:szCs w:val="20"/>
-          <w:highlight w:val="green"/>
-          <w:rtl/>
-          <w:lang w:bidi="ar-EG"/>
-        </w:rPr>
-        <w:t>في جزء التحقق من الهوية (اضافة جزء في الملف السخصي انه تم التحقق منالهوية او لا ولكن يمكنه ممارسة نشاطه في التطبيق عادي وتظهر بجانب العرض او المهمة)</w:t>
-      </w:r>
-    </w:p>
-    <w:p>
-      <w:pPr>
-        <w:pStyle w:val="ListParagraph"/>
-        <w:numPr>
-          <w:ilvl w:val="0"/>
-          <w:numId w:val="2"/>
-        </w:numPr>
-        <w:bidi/>
-        <w:rPr>
-          <w:rFonts w:cs="Arial"/>
-          <w:sz w:val="20"/>
-          <w:szCs w:val="20"/>
-          <w:highlight w:val="green"/>
-          <w:lang w:bidi="ar-EG"/>
-        </w:rPr>
-      </w:pPr>
-      <w:r>
-        <w:rPr>
-          <w:rFonts w:cs="Arial" w:hint="cs"/>
-          <w:sz w:val="20"/>
-          <w:szCs w:val="20"/>
-          <w:rtl/>
-          <w:lang w:bidi="ar-EG"/>
-        </w:rPr>
-        <w:t xml:space="preserve"> </w:t>
-      </w:r>
-      <w:r>
-        <w:rPr>
-          <w:rFonts w:cs="Arial" w:hint="cs"/>
-          <w:sz w:val="20"/>
-          <w:szCs w:val="20"/>
-          <w:highlight w:val="green"/>
-          <w:rtl/>
-          <w:lang w:bidi="ar-EG"/>
-        </w:rPr>
-        <w:t>لما بضغط على لينك الملف الشخصي بتاع ال</w:t>
-      </w:r>
-      <w:r>
-        <w:rPr>
-          <w:rFonts w:cs="Arial"/>
-          <w:sz w:val="20"/>
-          <w:szCs w:val="20"/>
-          <w:highlight w:val="green"/>
-          <w:lang w:bidi="ar-EG"/>
-        </w:rPr>
-        <w:t xml:space="preserve">bidder </w:t>
-      </w:r>
-      <w:r>
-        <w:rPr>
-          <w:rFonts w:cs="Arial" w:hint="cs"/>
-          <w:sz w:val="20"/>
-          <w:szCs w:val="20"/>
-          <w:highlight w:val="green"/>
-          <w:rtl/>
-          <w:lang w:bidi="ar-EG"/>
-        </w:rPr>
-        <w:t xml:space="preserve"> لا تظهر تفاصيل الملف الشخصي فقط حتى لو ال</w:t>
-      </w:r>
-      <w:r>
-        <w:rPr>
-          <w:rFonts w:cs="Arial"/>
-          <w:sz w:val="20"/>
-          <w:szCs w:val="20"/>
-          <w:highlight w:val="green"/>
-          <w:lang w:bidi="ar-EG"/>
-        </w:rPr>
-        <w:t xml:space="preserve"> bidder </w:t>
-      </w:r>
-      <w:r>
-        <w:rPr>
-          <w:rFonts w:cs="Arial" w:hint="cs"/>
-          <w:sz w:val="20"/>
-          <w:szCs w:val="20"/>
-          <w:highlight w:val="green"/>
-          <w:rtl/>
-          <w:lang w:bidi="ar-EG"/>
-        </w:rPr>
-        <w:t>اكمل ملفه الشخصي</w:t>
-      </w:r>
-    </w:p>
-    <w:p>
-      <w:pPr>
-        <w:pStyle w:val="ListParagraph"/>
-        <w:numPr>
-          <w:ilvl w:val="0"/>
-          <w:numId w:val="2"/>
-        </w:numPr>
-        <w:bidi/>
-        <w:rPr>
-          <w:rFonts w:cs="Arial"/>
-          <w:sz w:val="20"/>
-          <w:szCs w:val="20"/>
-          <w:highlight w:val="green"/>
-          <w:rtl/>
-          <w:lang w:bidi="ar-EG"/>
-        </w:rPr>
-      </w:pPr>
-      <w:r>
-        <w:rPr>
-          <w:rFonts w:cs="Arial" w:hint="cs"/>
-          <w:sz w:val="20"/>
-          <w:szCs w:val="20"/>
-          <w:highlight w:val="green"/>
-          <w:rtl/>
-          <w:lang w:bidi="ar-EG"/>
-        </w:rPr>
-        <w:t>زر اكتب رسال</w:t>
-      </w:r>
-      <w:r>
-        <w:rPr>
-          <w:rFonts w:cs="Arial" w:hint="cs"/>
-          <w:sz w:val="20"/>
-          <w:szCs w:val="20"/>
-          <w:highlight w:val="green"/>
-          <w:rtl/>
-          <w:lang w:bidi="ar-EG"/>
-        </w:rPr>
-        <w:t>ة</w:t>
-      </w:r>
-      <w:r>
-        <w:rPr>
-          <w:rFonts w:cs="Arial" w:hint="cs"/>
-          <w:sz w:val="20"/>
-          <w:szCs w:val="20"/>
-          <w:highlight w:val="green"/>
-          <w:rtl/>
-          <w:lang w:bidi="ar-EG"/>
-        </w:rPr>
-        <w:t xml:space="preserve"> لا يجب ان يظهر الا بين العميل وال </w:t>
-      </w:r>
-      <w:r>
-        <w:rPr>
-          <w:rFonts w:cs="Arial"/>
-          <w:sz w:val="20"/>
-          <w:szCs w:val="20"/>
-          <w:highlight w:val="green"/>
-          <w:lang w:bidi="ar-EG"/>
-        </w:rPr>
-        <w:t xml:space="preserve">bidder </w:t>
-      </w:r>
-      <w:r>
-        <w:rPr>
-          <w:rFonts w:cs="Arial" w:hint="cs"/>
-          <w:sz w:val="20"/>
-          <w:szCs w:val="20"/>
-          <w:highlight w:val="green"/>
-          <w:rtl/>
-          <w:lang w:bidi="ar-EG"/>
-        </w:rPr>
-        <w:t xml:space="preserve">اللي على المهمة لكن بين </w:t>
-      </w:r>
-      <w:r>
-        <w:rPr>
-          <w:rFonts w:cs="Arial"/>
-          <w:sz w:val="20"/>
-          <w:szCs w:val="20"/>
-          <w:highlight w:val="green"/>
-          <w:lang w:bidi="ar-EG"/>
-        </w:rPr>
-        <w:t xml:space="preserve">freelancer </w:t>
-      </w:r>
-      <w:r>
-        <w:rPr>
-          <w:rFonts w:cs="Arial" w:hint="cs"/>
-          <w:sz w:val="20"/>
-          <w:szCs w:val="20"/>
-          <w:highlight w:val="green"/>
-          <w:rtl/>
-          <w:lang w:bidi="ar-EG"/>
-        </w:rPr>
-        <w:t>والاخر لا يجب ان يظهر</w:t>
-      </w:r>
-    </w:p>
-    <w:p>
-      <w:pPr>
-        <w:pStyle w:val="ListParagraph"/>
-        <w:numPr>
-          <w:ilvl w:val="0"/>
-          <w:numId w:val="2"/>
-        </w:numPr>
-        <w:bidi/>
-        <w:rPr>
-          <w:rFonts w:cs="Arial"/>
-          <w:sz w:val="20"/>
-          <w:szCs w:val="20"/>
-          <w:highlight w:val="green"/>
-          <w:rtl/>
-          <w:lang w:bidi="ar-EG"/>
-        </w:rPr>
-      </w:pPr>
-      <w:r>
-        <w:rPr>
-          <w:rFonts w:cs="Arial" w:hint="cs"/>
-          <w:sz w:val="20"/>
-          <w:szCs w:val="20"/>
-          <w:highlight w:val="green"/>
-          <w:rtl/>
-          <w:lang w:bidi="ar-EG"/>
-        </w:rPr>
-        <w:t xml:space="preserve">اول ما الادمن بيسجل دخول بيدخل على داشبورد ولوحة تحكم مهامي انا عايزاه يروح على الادمن بانل على طول </w:t>
-      </w:r>
-      <w:r>
-        <w:rPr>
-          <w:rFonts w:cs="Arial"/>
-          <w:sz w:val="20"/>
-          <w:szCs w:val="20"/>
-          <w:highlight w:val="green"/>
-          <w:lang w:bidi="ar-EG"/>
-        </w:rPr>
-        <w:t>admin/dashboard</w:t>
-      </w:r>
-    </w:p>
-    <w:p>
-      <w:pPr>
-        <w:pStyle w:val="ListParagraph"/>
-        <w:numPr>
-          <w:ilvl w:val="0"/>
-          <w:numId w:val="2"/>
-        </w:numPr>
-        <w:bidi/>
-        <w:rPr>
-          <w:rFonts w:cs="Arial"/>
-          <w:sz w:val="20"/>
-          <w:szCs w:val="20"/>
-          <w:highlight w:val="green"/>
-          <w:rtl/>
-          <w:lang w:bidi="ar-EG"/>
-        </w:rPr>
-      </w:pPr>
-      <w:r>
-        <w:rPr>
-          <w:rFonts w:cs="Arial" w:hint="cs"/>
-          <w:sz w:val="20"/>
-          <w:szCs w:val="20"/>
-          <w:highlight w:val="green"/>
-          <w:rtl/>
-          <w:lang w:bidi="ar-EG"/>
-        </w:rPr>
-        <w:t>الناف بار بتاعت الابليكيشن مش عايزاها تظهر للادمن خالص</w:t>
-      </w:r>
-    </w:p>
-    <w:p>
-      <w:pPr>
-        <w:pStyle w:val="ListParagraph"/>
-        <w:numPr>
-          <w:ilvl w:val="0"/>
-          <w:numId w:val="2"/>
-        </w:numPr>
-        <w:bidi/>
-        <w:rPr>
-          <w:rFonts w:cs="Arial"/>
-          <w:sz w:val="20"/>
-          <w:szCs w:val="20"/>
-          <w:highlight w:val="green"/>
-          <w:rtl/>
-          <w:lang w:bidi="ar-EG"/>
-        </w:rPr>
-      </w:pPr>
-      <w:r>
-        <w:rPr>
-          <w:rFonts w:cs="Arial" w:hint="cs"/>
-          <w:sz w:val="20"/>
-          <w:szCs w:val="20"/>
-          <w:highlight w:val="green"/>
-          <w:rtl/>
-          <w:lang w:bidi="ar-EG"/>
-        </w:rPr>
-        <w:t xml:space="preserve">يوجد مشكلة اخرى وهي تاريخ ال </w:t>
-      </w:r>
-      <w:r>
-        <w:rPr>
-          <w:rFonts w:cs="Arial"/>
-          <w:sz w:val="20"/>
-          <w:szCs w:val="20"/>
-          <w:highlight w:val="green"/>
-          <w:lang w:bidi="ar-EG"/>
-        </w:rPr>
-        <w:t xml:space="preserve">bidding </w:t>
-      </w:r>
-      <w:r>
-        <w:rPr>
-          <w:rFonts w:cs="Arial" w:hint="cs"/>
-          <w:sz w:val="20"/>
-          <w:szCs w:val="20"/>
-          <w:highlight w:val="green"/>
-          <w:rtl/>
-          <w:lang w:bidi="ar-EG"/>
-        </w:rPr>
-        <w:t xml:space="preserve"> اول ما </w:t>
-      </w:r>
-      <w:r>
-        <w:rPr>
-          <w:rFonts w:cs="Arial"/>
-          <w:sz w:val="20"/>
-          <w:szCs w:val="20"/>
-          <w:highlight w:val="green"/>
-          <w:lang w:bidi="ar-EG"/>
-        </w:rPr>
-        <w:t xml:space="preserve">bidder </w:t>
-      </w:r>
-      <w:r>
-        <w:rPr>
-          <w:rFonts w:cs="Arial" w:hint="cs"/>
-          <w:sz w:val="20"/>
-          <w:szCs w:val="20"/>
-          <w:highlight w:val="green"/>
-          <w:rtl/>
-          <w:lang w:bidi="ar-EG"/>
-        </w:rPr>
-        <w:t xml:space="preserve"> يضيف مزايدة يصبح تاريخ ال</w:t>
-      </w:r>
-      <w:r>
-        <w:rPr>
-          <w:rFonts w:cs="Arial"/>
-          <w:sz w:val="20"/>
-          <w:szCs w:val="20"/>
-          <w:highlight w:val="green"/>
-          <w:lang w:bidi="ar-EG"/>
-        </w:rPr>
-        <w:t xml:space="preserve">bidding </w:t>
-      </w:r>
-      <w:r>
-        <w:rPr>
-          <w:rFonts w:cs="Arial" w:hint="cs"/>
-          <w:sz w:val="20"/>
-          <w:szCs w:val="20"/>
-          <w:highlight w:val="green"/>
-          <w:rtl/>
-          <w:lang w:bidi="ar-EG"/>
-        </w:rPr>
-        <w:t>الاحدث هوالاقدم بمقدار يوم والمزايدة الاقدم هي الاحدث بمقدار يوم ايضا</w:t>
-      </w:r>
-    </w:p>
-    <w:p>
-      <w:pPr>
-        <w:pStyle w:val="ListParagraph"/>
-        <w:numPr>
-          <w:ilvl w:val="0"/>
-          <w:numId w:val="2"/>
-        </w:numPr>
-        <w:bidi/>
-        <w:rPr>
-          <w:rFonts w:cs="Arial"/>
-          <w:sz w:val="20"/>
-          <w:szCs w:val="20"/>
-          <w:highlight w:val="green"/>
-          <w:rtl/>
-          <w:lang w:bidi="ar-EG"/>
-        </w:rPr>
-      </w:pPr>
-      <w:r>
-        <w:rPr>
-          <w:rFonts w:cs="Arial" w:hint="cs"/>
-          <w:sz w:val="20"/>
-          <w:szCs w:val="20"/>
-          <w:highlight w:val="green"/>
-          <w:rtl/>
-          <w:lang w:bidi="ar-EG"/>
-        </w:rPr>
-        <w:t xml:space="preserve">اريد اخفاء استمارة تقديم العرض للمزايد الذي قدم عرضا بالفعل </w:t>
-      </w:r>
-    </w:p>
-    <w:p>
-      <w:pPr>
-        <w:pStyle w:val="ListParagraph"/>
-        <w:numPr>
-          <w:ilvl w:val="0"/>
-          <w:numId w:val="2"/>
-        </w:numPr>
-        <w:bidi/>
-        <w:rPr>
-          <w:sz w:val="20"/>
-          <w:szCs w:val="20"/>
-          <w:highlight w:val="green"/>
-        </w:rPr>
-      </w:pPr>
-      <w:r>
-        <w:rPr>
-          <w:rFonts w:cs="Arial"/>
-          <w:sz w:val="20"/>
-          <w:szCs w:val="20"/>
-          <w:highlight w:val="green"/>
-          <w:rtl/>
-        </w:rPr>
-        <w:t>ازالة رمز التاسك من المهمة</w:t>
-      </w:r>
-      <w:r>
-        <w:rPr>
-          <w:rFonts w:cs="Arial" w:hint="cs"/>
-          <w:sz w:val="20"/>
-          <w:szCs w:val="20"/>
-          <w:highlight w:val="green"/>
-          <w:rtl/>
-        </w:rPr>
-        <w:t xml:space="preserve">  في الكارد في الفرونت</w:t>
-      </w:r>
-    </w:p>
-    <w:p>
-      <w:pPr>
-        <w:pStyle w:val="ListParagraph"/>
-        <w:numPr>
-          <w:ilvl w:val="0"/>
-          <w:numId w:val="2"/>
-        </w:numPr>
-        <w:bidi/>
-        <w:rPr>
-          <w:sz w:val="20"/>
-          <w:szCs w:val="20"/>
-          <w:highlight w:val="green"/>
-        </w:rPr>
-      </w:pPr>
-      <w:r>
-        <w:rPr>
-          <w:rFonts w:cs="Arial" w:hint="cs"/>
-          <w:sz w:val="20"/>
-          <w:szCs w:val="20"/>
-          <w:highlight w:val="green"/>
-          <w:rtl/>
-        </w:rPr>
         <w:t xml:space="preserve"> </w:t>
       </w:r>
       <w:r>
@@ -1808,6 +2156,105 @@
     </w:p>
     <w:p>
       <w:pPr>
+        <w:pStyle w:val="ListParagraph"/>
+        <w:numPr>
+          <w:ilvl w:val="0"/>
+          <w:numId w:val="2"/>
+        </w:numPr>
+        <w:bidi/>
+        <w:rPr>
+          <w:highlight w:val="green"/>
+        </w:rPr>
+      </w:pPr>
+      <w:r>
+        <w:rPr>
+          <w:rFonts w:cs="Arial"/>
+          <w:highlight w:val="green"/>
+          <w:rtl/>
+        </w:rPr>
+        <w:t xml:space="preserve">معنى </w:t>
+      </w:r>
+      <w:r>
+        <w:rPr>
+          <w:highlight w:val="green"/>
+        </w:rPr>
+        <w:t>escrow</w:t>
+      </w:r>
+      <w:r>
+        <w:rPr>
+          <w:rFonts w:cs="Arial"/>
+          <w:highlight w:val="green"/>
+          <w:rtl/>
+        </w:rPr>
+        <w:t xml:space="preserve"> </w:t>
+      </w:r>
+    </w:p>
+    <w:p>
+      <w:pPr>
+        <w:pStyle w:val="ListParagraph"/>
+        <w:numPr>
+          <w:ilvl w:val="0"/>
+          <w:numId w:val="2"/>
+        </w:numPr>
+        <w:bidi/>
+        <w:rPr>
+          <w:highlight w:val="green"/>
+        </w:rPr>
+      </w:pPr>
+      <w:r>
+        <w:rPr>
+          <w:rFonts w:cs="Arial"/>
+          <w:highlight w:val="green"/>
+          <w:rtl/>
+        </w:rPr>
+        <w:t>اشعارات مثل تم قبول عرضك او تم تحويل الرصيد لحساب المستقل بعد التسليم</w:t>
+      </w:r>
+    </w:p>
+    <w:p>
+      <w:pPr>
+        <w:pStyle w:val="ListParagraph"/>
+        <w:numPr>
+          <w:ilvl w:val="0"/>
+          <w:numId w:val="2"/>
+        </w:numPr>
+        <w:bidi/>
+        <w:rPr>
+          <w:rFonts w:cs="Arial"/>
+          <w:highlight w:val="green"/>
+          <w:rtl/>
+          <w:lang w:bidi="ar-EG"/>
+        </w:rPr>
+      </w:pPr>
+      <w:r>
+        <w:rPr>
+          <w:rFonts w:cs="Arial" w:hint="cs"/>
+          <w:highlight w:val="green"/>
+          <w:rtl/>
+          <w:lang w:bidi="ar-EG"/>
+        </w:rPr>
+        <w:t>رسائل الخطأ عربي -</w:t>
+      </w:r>
+      <w:proofErr w:type="spellStart"/>
+      <w:r>
+        <w:rPr>
+          <w:rFonts w:cs="Arial"/>
+          <w:highlight w:val="green"/>
+          <w:lang w:bidi="ar-EG"/>
+        </w:rPr>
+        <w:t>en</w:t>
+      </w:r>
+      <w:proofErr w:type="spellEnd"/>
+      <w:r>
+        <w:rPr>
+          <w:rFonts w:cs="Arial"/>
+          <w:highlight w:val="green"/>
+          <w:lang w:bidi="ar-EG"/>
+        </w:rPr>
+        <w:t xml:space="preserve"> </w:t>
+      </w:r>
+    </w:p>
+    <w:p>
+      <w:pPr>
         <w:bidi/>
         <w:ind w:left="360"/>
         <w:rPr>
@@ -1879,7 +2326,6 @@
           <w:rtl/>
           <w:lang w:bidi="ar-EG"/>
         </w:rPr>
-        <w:lastRenderedPageBreak/>
         <w:t>دلوقتي</w:t>
       </w:r>
     </w:p>

--- a/مهام.docx
+++ b/مهام.docx
@@ -16,20 +16,28 @@
           <w:numId w:val="3"/>
         </w:numPr>
         <w:bidi/>
+        <w:rPr>
+          <w:highlight w:val="green"/>
+        </w:rPr>
       </w:pPr>
       <w:r>
         <w:rPr>
           <w:rFonts w:hint="cs"/>
+          <w:highlight w:val="green"/>
           <w:rtl/>
         </w:rPr>
         <w:t xml:space="preserve">تغيير ال </w:t>
       </w:r>
       <w:r>
+        <w:rPr>
+          <w:highlight w:val="green"/>
+        </w:rPr>
         <w:t>confirm</w:t>
       </w:r>
       <w:r>
         <w:rPr>
           <w:rFonts w:hint="cs"/>
+          <w:highlight w:val="green"/>
           <w:rtl/>
           <w:lang w:bidi="ar-EG"/>
         </w:rPr>
@@ -37,6 +45,7 @@
       </w:r>
       <w:r>
         <w:rPr>
+          <w:highlight w:val="green"/>
           <w:lang w:bidi="ar-EG"/>
         </w:rPr>
         <w:t>award</w:t>
@@ -44,6 +53,7 @@
       <w:r>
         <w:rPr>
           <w:rFonts w:hint="cs"/>
+          <w:highlight w:val="green"/>
           <w:rtl/>
           <w:lang w:bidi="ar-EG"/>
         </w:rPr>
@@ -51,6 +61,7 @@
       </w:r>
       <w:r>
         <w:rPr>
+          <w:highlight w:val="green"/>
           <w:lang w:bidi="ar-EG"/>
         </w:rPr>
         <w:t xml:space="preserve">modal </w:t>
@@ -58,6 +69,7 @@
       <w:r>
         <w:rPr>
           <w:rFonts w:hint="cs"/>
+          <w:highlight w:val="green"/>
           <w:rtl/>
           <w:lang w:bidi="ar-EG"/>
         </w:rPr>
@@ -65,6 +77,7 @@
       </w:r>
       <w:r>
         <w:rPr>
+          <w:highlight w:val="green"/>
           <w:lang w:bidi="ar-EG"/>
         </w:rPr>
         <w:t xml:space="preserve">reusable </w:t>
@@ -72,6 +85,7 @@
       <w:r>
         <w:rPr>
           <w:rFonts w:hint="cs"/>
+          <w:highlight w:val="green"/>
           <w:rtl/>
           <w:lang w:bidi="ar-EG"/>
         </w:rPr>
@@ -86,13 +100,20 @@
           <w:numId w:val="3"/>
         </w:numPr>
         <w:bidi/>
-      </w:pPr>
-      <w:r>
+        <w:rPr>
+          <w:highlight w:val="green"/>
+        </w:rPr>
+      </w:pPr>
+      <w:r>
+        <w:rPr>
+          <w:highlight w:val="green"/>
+        </w:rPr>
         <w:t xml:space="preserve">Load </w:t>
       </w:r>
       <w:r>
         <w:rPr>
           <w:rFonts w:hint="cs"/>
+          <w:highlight w:val="green"/>
           <w:rtl/>
           <w:lang w:bidi="ar-EG"/>
         </w:rPr>
@@ -100,6 +121,7 @@
       </w:r>
       <w:r>
         <w:rPr>
+          <w:highlight w:val="green"/>
           <w:lang w:bidi="ar-EG"/>
         </w:rPr>
         <w:t xml:space="preserve">award </w:t>
@@ -107,6 +129,7 @@
       <w:r>
         <w:rPr>
           <w:rFonts w:hint="cs"/>
+          <w:highlight w:val="green"/>
           <w:rtl/>
           <w:lang w:bidi="ar-EG"/>
         </w:rPr>
@@ -114,6 +137,7 @@
       </w:r>
       <w:r>
         <w:rPr>
+          <w:highlight w:val="green"/>
           <w:lang w:bidi="ar-EG"/>
         </w:rPr>
         <w:t xml:space="preserve">success toast </w:t>
@@ -121,6 +145,7 @@
       <w:r>
         <w:rPr>
           <w:rFonts w:hint="cs"/>
+          <w:highlight w:val="green"/>
           <w:rtl/>
           <w:lang w:bidi="ar-EG"/>
         </w:rPr>
@@ -135,20 +160,28 @@
           <w:numId w:val="3"/>
         </w:numPr>
         <w:bidi/>
+        <w:rPr>
+          <w:highlight w:val="green"/>
+        </w:rPr>
       </w:pPr>
       <w:r>
         <w:rPr>
           <w:rFonts w:hint="cs"/>
+          <w:highlight w:val="green"/>
           <w:rtl/>
         </w:rPr>
         <w:t xml:space="preserve">اول </w:t>
       </w:r>
       <w:r>
+        <w:rPr>
+          <w:highlight w:val="green"/>
+        </w:rPr>
         <w:t xml:space="preserve">login </w:t>
       </w:r>
       <w:r>
         <w:rPr>
           <w:rFonts w:hint="cs"/>
+          <w:highlight w:val="green"/>
           <w:rtl/>
         </w:rPr>
         <w:t xml:space="preserve"> </w:t>
@@ -156,6 +189,7 @@
       <w:r>
         <w:rPr>
           <w:rFonts w:hint="cs"/>
+          <w:highlight w:val="green"/>
           <w:rtl/>
           <w:lang w:bidi="ar-EG"/>
         </w:rPr>
@@ -163,6 +197,7 @@
       </w:r>
       <w:r>
         <w:rPr>
+          <w:highlight w:val="green"/>
           <w:lang w:bidi="ar-EG"/>
         </w:rPr>
         <w:t xml:space="preserve">load </w:t>
@@ -170,6 +205,7 @@
       <w:r>
         <w:rPr>
           <w:rFonts w:hint="cs"/>
+          <w:highlight w:val="green"/>
           <w:rtl/>
           <w:lang w:bidi="ar-EG"/>
         </w:rPr>
@@ -184,13 +220,34 @@
           <w:numId w:val="3"/>
         </w:numPr>
         <w:bidi/>
+        <w:rPr>
+          <w:highlight w:val="green"/>
+        </w:rPr>
       </w:pPr>
       <w:r>
         <w:rPr>
           <w:rFonts w:hint="cs"/>
-          <w:rtl/>
-        </w:rPr>
-        <w:t>المستق لا يرى عرضه، عايزة المستقل يشوف عرضه عادي</w:t>
+          <w:highlight w:val="green"/>
+          <w:rtl/>
+        </w:rPr>
+        <w:t>المستق</w:t>
+      </w:r>
+      <w:r>
+        <w:rPr>
+          <w:rFonts w:hint="cs"/>
+          <w:highlight w:val="green"/>
+          <w:rtl/>
+          <w:lang w:bidi="ar-EG"/>
+        </w:rPr>
+        <w:t>ل</w:t>
+      </w:r>
+      <w:r>
+        <w:rPr>
+          <w:rFonts w:hint="cs"/>
+          <w:highlight w:val="green"/>
+          <w:rtl/>
+        </w:rPr>
+        <w:t xml:space="preserve"> لا يرى عرضه، عايزة المستقل يشوف عرضه عادي</w:t>
       </w:r>
     </w:p>
     <w:p>
@@ -201,19 +258,27 @@
           <w:numId w:val="3"/>
         </w:numPr>
         <w:bidi/>
+        <w:rPr>
+          <w:highlight w:val="green"/>
+        </w:rPr>
       </w:pPr>
       <w:r>
         <w:rPr>
           <w:rFonts w:hint="cs"/>
+          <w:highlight w:val="green"/>
           <w:rtl/>
         </w:rPr>
         <w:t>الرسائل ال</w:t>
       </w:r>
       <w:r>
+        <w:rPr>
+          <w:highlight w:val="green"/>
+        </w:rPr>
         <w:t xml:space="preserve">msg </w:t>
       </w:r>
       <w:r>
         <w:rPr>
+          <w:highlight w:val="green"/>
           <w:lang w:bidi="ar-EG"/>
         </w:rPr>
         <w:t xml:space="preserve">blocked </w:t>
@@ -221,6 +286,7 @@
       <w:r>
         <w:rPr>
           <w:rFonts w:hint="cs"/>
+          <w:highlight w:val="green"/>
           <w:rtl/>
           <w:lang w:bidi="ar-EG"/>
         </w:rPr>
@@ -235,20 +301,28 @@
           <w:numId w:val="3"/>
         </w:numPr>
         <w:bidi/>
+        <w:rPr>
+          <w:highlight w:val="green"/>
+        </w:rPr>
       </w:pPr>
       <w:r>
         <w:rPr>
           <w:rFonts w:hint="cs"/>
+          <w:highlight w:val="green"/>
           <w:rtl/>
         </w:rPr>
         <w:t xml:space="preserve">عايزة علامة لل </w:t>
       </w:r>
       <w:r>
+        <w:rPr>
+          <w:highlight w:val="green"/>
+        </w:rPr>
         <w:t xml:space="preserve">unread messages </w:t>
       </w:r>
       <w:r>
         <w:rPr>
           <w:rFonts w:hint="cs"/>
+          <w:highlight w:val="green"/>
           <w:rtl/>
           <w:lang w:bidi="ar-EG"/>
         </w:rPr>
@@ -263,10 +337,14 @@
           <w:numId w:val="3"/>
         </w:numPr>
         <w:bidi/>
+        <w:rPr>
+          <w:highlight w:val="green"/>
+        </w:rPr>
       </w:pPr>
       <w:r>
         <w:rPr>
           <w:rFonts w:hint="cs"/>
+          <w:highlight w:val="green"/>
           <w:rtl/>
         </w:rPr>
         <w:t>عندما يريد المستقل تسليم العمل تظهر تحت استمارة التسليم العروض المقدمة انا مش عايزاها تظهر عند تسليم العمل ولا حتى للعميل لما يبقا بيراجع العمل لانها بتظهرله بردو</w:t>
@@ -280,13 +358,43 @@
           <w:numId w:val="3"/>
         </w:numPr>
         <w:bidi/>
+        <w:rPr>
+          <w:highlight w:val="yellow"/>
+        </w:rPr>
       </w:pPr>
       <w:r>
         <w:rPr>
           <w:rFonts w:hint="cs"/>
-          <w:rtl/>
-        </w:rPr>
-        <w:t>عايزة الاشعارات تبقى موجهة مثلا طلب منك تعديل تذهب للصفحة التي تلائمها وهي صفحة تسليم العمل وهكذا كل الاشعارات</w:t>
+          <w:highlight w:val="yellow"/>
+          <w:rtl/>
+        </w:rPr>
+        <w:t>عايزة الاشعارات تبقى موجهة مثلا طلب منك تعديل تذهب للصفحة التي تلائمها وهي صفحة تسليم العمل وهكذا كل الاشعا</w:t>
+      </w:r>
+      <w:r>
+        <w:rPr>
+          <w:rFonts w:hint="cs"/>
+          <w:highlight w:val="yellow"/>
+          <w:rtl/>
+          <w:lang w:bidi="ar-EG"/>
+        </w:rPr>
+        <w:t xml:space="preserve">رات </w:t>
+      </w:r>
+      <w:r>
+        <w:rPr>
+          <w:highlight w:val="yellow"/>
+          <w:rtl/>
+          <w:lang w:bidi="ar-EG"/>
+        </w:rPr>
+        <w:t>–</w:t>
+      </w:r>
+      <w:r>
+        <w:rPr>
+          <w:rFonts w:hint="cs"/>
+          <w:highlight w:val="yellow"/>
+          <w:rtl/>
+          <w:lang w:bidi="ar-EG"/>
+        </w:rPr>
+        <w:t>تعمل فقط مع النزاع الى الان</w:t>
       </w:r>
     </w:p>
     <w:p>
@@ -324,20 +432,28 @@
           <w:numId w:val="3"/>
         </w:numPr>
         <w:bidi/>
+        <w:rPr>
+          <w:highlight w:val="green"/>
+        </w:rPr>
       </w:pPr>
       <w:r>
         <w:rPr>
           <w:rFonts w:hint="cs"/>
+          <w:highlight w:val="green"/>
           <w:rtl/>
         </w:rPr>
         <w:t xml:space="preserve">اظهار اسماء الفايلات التي تم اختيارها وليس فقط </w:t>
       </w:r>
       <w:r>
+        <w:rPr>
+          <w:highlight w:val="green"/>
+        </w:rPr>
         <w:t xml:space="preserve">2 file selected </w:t>
       </w:r>
       <w:r>
         <w:rPr>
           <w:rFonts w:hint="cs"/>
+          <w:highlight w:val="green"/>
           <w:rtl/>
           <w:lang w:bidi="ar-EG"/>
         </w:rPr>
@@ -345,6 +461,7 @@
       </w:r>
       <w:r>
         <w:rPr>
+          <w:highlight w:val="green"/>
           <w:lang w:bidi="ar-EG"/>
         </w:rPr>
         <w:t xml:space="preserve">pdf </w:t>
@@ -352,6 +469,7 @@
       <w:r>
         <w:rPr>
           <w:rFonts w:hint="cs"/>
+          <w:highlight w:val="green"/>
           <w:rtl/>
           <w:lang w:bidi="ar-EG"/>
         </w:rPr>
@@ -360,6 +478,7 @@
       <w:proofErr w:type="spellStart"/>
       <w:r>
         <w:rPr>
+          <w:highlight w:val="green"/>
           <w:lang w:bidi="ar-EG"/>
         </w:rPr>
         <w:t>png</w:t>
@@ -367,6 +486,7 @@
       <w:proofErr w:type="spellEnd"/>
       <w:r>
         <w:rPr>
+          <w:highlight w:val="green"/>
           <w:lang w:bidi="ar-EG"/>
         </w:rPr>
         <w:t xml:space="preserve"> </w:t>
@@ -374,6 +494,7 @@
       <w:r>
         <w:rPr>
           <w:rFonts w:hint="cs"/>
+          <w:highlight w:val="green"/>
           <w:rtl/>
           <w:lang w:bidi="ar-EG"/>
         </w:rPr>
@@ -388,10 +509,14 @@
           <w:numId w:val="3"/>
         </w:numPr>
         <w:bidi/>
+        <w:rPr>
+          <w:highlight w:val="green"/>
+        </w:rPr>
       </w:pPr>
       <w:r>
         <w:rPr>
           <w:rFonts w:hint="cs"/>
+          <w:highlight w:val="green"/>
           <w:rtl/>
           <w:lang w:bidi="ar-EG"/>
         </w:rPr>
@@ -406,10 +531,14 @@
           <w:numId w:val="3"/>
         </w:numPr>
         <w:bidi/>
+        <w:rPr>
+          <w:highlight w:val="green"/>
+        </w:rPr>
       </w:pPr>
       <w:r>
         <w:rPr>
           <w:rFonts w:hint="cs"/>
+          <w:highlight w:val="green"/>
           <w:rtl/>
           <w:lang w:bidi="ar-EG"/>
         </w:rPr>
@@ -418,6 +547,7 @@
       <w:r>
         <w:rPr>
           <w:rFonts w:hint="cs"/>
+          <w:highlight w:val="green"/>
           <w:rtl/>
           <w:lang w:bidi="ar-EG"/>
         </w:rPr>
@@ -431,6 +561,38 @@
           <w:ilvl w:val="0"/>
           <w:numId w:val="3"/>
         </w:numPr>
+        <w:bidi/>
+      </w:pPr>
+      <w:r>
+        <w:rPr>
+          <w:rFonts w:hint="cs"/>
+          <w:rtl/>
+          <w:lang w:bidi="ar-EG"/>
+        </w:rPr>
+        <w:t>امكانية ارسال الادمن رسالة للطرفين قبل التصرف المالي</w:t>
+      </w:r>
+    </w:p>
+    <w:p>
+      <w:pPr>
+        <w:pStyle w:val="ListParagraph"/>
+        <w:numPr>
+          <w:ilvl w:val="0"/>
+          <w:numId w:val="3"/>
+        </w:numPr>
+        <w:bidi/>
+      </w:pPr>
+      <w:r>
+        <w:rPr>
+          <w:rFonts w:hint="cs"/>
+          <w:rtl/>
+          <w:lang w:bidi="ar-EG"/>
+        </w:rPr>
+        <w:t>ماذا يحدث بعد حل النزاع لاي من الطرفين، المهمة لازات لم تكتمل</w:t>
+      </w:r>
+    </w:p>
+    <w:p>
+      <w:pPr>
+        <w:pStyle w:val="ListParagraph"/>
         <w:bidi/>
       </w:pPr>
     </w:p>
@@ -1644,6 +1806,7 @@
           <w:rtl/>
           <w:lang w:bidi="ar-EG"/>
         </w:rPr>
+        <w:lastRenderedPageBreak/>
         <w:t xml:space="preserve">اريد اخفاء استمارة تقديم العرض للمزايد الذي قدم عرضا بالفعل </w:t>
       </w:r>
     </w:p>
@@ -1704,7 +1867,6 @@
           <w:highlight w:val="green"/>
           <w:rtl/>
         </w:rPr>
-        <w:lastRenderedPageBreak/>
         <w:t xml:space="preserve"> </w:t>
       </w:r>
       <w:r>
@@ -2506,6 +2668,7 @@
         <w:rPr>
           <w:lang w:bidi="ar-EG"/>
         </w:rPr>
+        <w:lastRenderedPageBreak/>
         <w:t xml:space="preserve">{{ </w:t>
       </w:r>
       <w:proofErr w:type="spellStart"/>

--- a/مهام.docx
+++ b/مهام.docx
@@ -6,6 +6,10 @@
       <w:pPr>
         <w:bidi/>
         <w:ind w:left="720" w:hanging="360"/>
+        <w:rPr>
+          <w:rFonts w:hint="cs"/>
+          <w:lang w:bidi="ar-EG"/>
+        </w:rPr>
       </w:pPr>
     </w:p>
     <w:p>
@@ -359,13 +363,13 @@
         </w:numPr>
         <w:bidi/>
         <w:rPr>
-          <w:highlight w:val="yellow"/>
+          <w:highlight w:val="green"/>
         </w:rPr>
       </w:pPr>
       <w:r>
         <w:rPr>
           <w:rFonts w:hint="cs"/>
-          <w:highlight w:val="yellow"/>
+          <w:highlight w:val="green"/>
           <w:rtl/>
         </w:rPr>
         <w:t>عايزة الاشعارات تبقى موجهة مثلا طلب منك تعديل تذهب للصفحة التي تلائمها وهي صفحة تسليم العمل وهكذا كل الاشعا</w:t>
@@ -373,7 +377,7 @@
       <w:r>
         <w:rPr>
           <w:rFonts w:hint="cs"/>
-          <w:highlight w:val="yellow"/>
+          <w:highlight w:val="green"/>
           <w:rtl/>
           <w:lang w:bidi="ar-EG"/>
         </w:rPr>
@@ -381,7 +385,7 @@
       </w:r>
       <w:r>
         <w:rPr>
-          <w:highlight w:val="yellow"/>
+          <w:highlight w:val="green"/>
           <w:rtl/>
           <w:lang w:bidi="ar-EG"/>
         </w:rPr>
@@ -390,7 +394,7 @@
       <w:r>
         <w:rPr>
           <w:rFonts w:hint="cs"/>
-          <w:highlight w:val="yellow"/>
+          <w:highlight w:val="green"/>
           <w:rtl/>
           <w:lang w:bidi="ar-EG"/>
         </w:rPr>
@@ -405,20 +409,28 @@
           <w:numId w:val="3"/>
         </w:numPr>
         <w:bidi/>
+        <w:rPr>
+          <w:highlight w:val="green"/>
+        </w:rPr>
       </w:pPr>
       <w:r>
         <w:rPr>
           <w:rFonts w:hint="cs"/>
+          <w:highlight w:val="green"/>
           <w:rtl/>
         </w:rPr>
         <w:t>تنقية كل المدخلات بال</w:t>
       </w:r>
       <w:r>
+        <w:rPr>
+          <w:highlight w:val="green"/>
+        </w:rPr>
         <w:t xml:space="preserve">ai service </w:t>
       </w:r>
       <w:r>
         <w:rPr>
           <w:rFonts w:hint="cs"/>
+          <w:highlight w:val="green"/>
           <w:rtl/>
         </w:rPr>
         <w:t xml:space="preserve"> اي حاجة المستخدم هيكتب فيها بايده نص يتم تنقيتها اولا قبل نشرها ومنها ما تم انجازه التي تظهر للمستقل عند تسليم العمل وايضا ما تم تعديله وايضا ما التعديل المطلوب التي تظهر للعميل وايضا سبب النزاع التي تظهر للعميل</w:t>
@@ -432,13 +444,64 @@
           <w:numId w:val="3"/>
         </w:numPr>
         <w:bidi/>
-        <w:rPr>
-          <w:highlight w:val="green"/>
-        </w:rPr>
-      </w:pPr>
+      </w:pPr>
+      <w:r>
+        <w:t xml:space="preserve">Accept delivary modal </w:t>
+      </w:r>
       <w:r>
         <w:rPr>
           <w:rFonts w:hint="cs"/>
+          <w:rtl/>
+          <w:lang w:bidi="ar-EG"/>
+        </w:rPr>
+        <w:t>انجليزي فقط</w:t>
+      </w:r>
+    </w:p>
+    <w:p>
+      <w:pPr>
+        <w:pStyle w:val="ListParagraph"/>
+        <w:numPr>
+          <w:ilvl w:val="0"/>
+          <w:numId w:val="3"/>
+        </w:numPr>
+        <w:bidi/>
+      </w:pPr>
+      <w:r>
+        <w:t>Your delivery is under client review.</w:t>
+      </w:r>
+      <w:r>
+        <w:rPr>
+          <w:rFonts w:hint="cs"/>
+          <w:rtl/>
+        </w:rPr>
+        <w:t xml:space="preserve"> بتفضل في </w:t>
+      </w:r>
+      <w:r>
+        <w:t>task details</w:t>
+      </w:r>
+      <w:r>
+        <w:rPr>
+          <w:rFonts w:hint="cs"/>
+          <w:rtl/>
+        </w:rPr>
+        <w:t xml:space="preserve"> حتى بعد التسليم او حل النزاع </w:t>
+      </w:r>
+    </w:p>
+    <w:p>
+      <w:pPr>
+        <w:pStyle w:val="ListParagraph"/>
+        <w:numPr>
+          <w:ilvl w:val="0"/>
+          <w:numId w:val="3"/>
+        </w:numPr>
+        <w:bidi/>
+        <w:rPr>
+          <w:highlight w:val="green"/>
+        </w:rPr>
+      </w:pPr>
+      <w:r>
+        <w:rPr>
+          <w:rFonts w:hint="cs"/>
           <w:highlight w:val="green"/>
           <w:rtl/>
         </w:rPr>
@@ -475,21 +538,12 @@
         </w:rPr>
         <w:t xml:space="preserve">او </w:t>
       </w:r>
-      <w:proofErr w:type="spellStart"/>
-      <w:r>
-        <w:rPr>
-          <w:highlight w:val="green"/>
-          <w:lang w:bidi="ar-EG"/>
-        </w:rPr>
-        <w:t>png</w:t>
-      </w:r>
-      <w:proofErr w:type="spellEnd"/>
-      <w:r>
-        <w:rPr>
-          <w:highlight w:val="green"/>
-          <w:lang w:bidi="ar-EG"/>
-        </w:rPr>
-        <w:t xml:space="preserve"> </w:t>
+      <w:r>
+        <w:rPr>
+          <w:highlight w:val="green"/>
+          <w:lang w:bidi="ar-EG"/>
+        </w:rPr>
+        <w:t xml:space="preserve">png </w:t>
       </w:r>
       <w:r>
         <w:rPr>
@@ -588,6 +642,56 @@
           <w:lang w:bidi="ar-EG"/>
         </w:rPr>
         <w:t>ماذا يحدث بعد حل النزاع لاي من الطرفين، المهمة لازات لم تكتمل</w:t>
+      </w:r>
+    </w:p>
+    <w:p>
+      <w:pPr>
+        <w:pStyle w:val="ListParagraph"/>
+        <w:numPr>
+          <w:ilvl w:val="0"/>
+          <w:numId w:val="3"/>
+        </w:numPr>
+        <w:bidi/>
+      </w:pPr>
+      <w:r>
+        <w:rPr>
+          <w:lang w:bidi="ar-EG"/>
+        </w:rPr>
+        <w:t xml:space="preserve">Reload </w:t>
+      </w:r>
+      <w:r>
+        <w:rPr>
+          <w:rFonts w:hint="cs"/>
+          <w:rtl/>
+          <w:lang w:bidi="ar-EG"/>
+        </w:rPr>
+        <w:t>علشان يحس بالاشعارات و</w:t>
+      </w:r>
+      <w:r>
+        <w:rPr>
+          <w:rFonts w:hint="cs"/>
+          <w:rtl/>
+          <w:lang w:bidi="ar-EG"/>
+        </w:rPr>
+        <w:t>علشان يعرف ان انا اللي بعتت الرسائل مش الطرف الاخر</w:t>
+      </w:r>
+    </w:p>
+    <w:p>
+      <w:pPr>
+        <w:pStyle w:val="ListParagraph"/>
+        <w:numPr>
+          <w:ilvl w:val="0"/>
+          <w:numId w:val="3"/>
+        </w:numPr>
+        <w:bidi/>
+      </w:pPr>
+      <w:r>
+        <w:rPr>
+          <w:rFonts w:hint="cs"/>
+          <w:rtl/>
+          <w:lang w:bidi="ar-EG"/>
+        </w:rPr>
+        <w:t>تمت اعادة الصياغة في رسائل الشات تظهر فقط لي وليست للطرف الاخر</w:t>
       </w:r>
     </w:p>
     <w:p>
@@ -1553,6 +1657,7 @@
           <w:rtl/>
           <w:lang w:bidi="ar-EG"/>
         </w:rPr>
+        <w:lastRenderedPageBreak/>
         <w:t>زر اكتب رسال</w:t>
       </w:r>
       <w:r>
@@ -1806,7 +1911,6 @@
           <w:rtl/>
           <w:lang w:bidi="ar-EG"/>
         </w:rPr>
-        <w:lastRenderedPageBreak/>
         <w:t xml:space="preserve">اريد اخفاء استمارة تقديم العرض للمزايد الذي قدم عرضا بالفعل </w:t>
       </w:r>
     </w:p>
@@ -2396,23 +2500,13 @@
         </w:rPr>
         <w:t>رسائل الخطأ عربي -</w:t>
       </w:r>
-      <w:proofErr w:type="spellStart"/>
-      <w:r>
-        <w:rPr>
-          <w:rFonts w:cs="Arial"/>
-          <w:highlight w:val="green"/>
-          <w:lang w:bidi="ar-EG"/>
-        </w:rPr>
-        <w:t>en</w:t>
-      </w:r>
-      <w:proofErr w:type="spellEnd"/>
-      <w:r>
-        <w:rPr>
-          <w:rFonts w:cs="Arial"/>
-          <w:highlight w:val="green"/>
-          <w:lang w:bidi="ar-EG"/>
-        </w:rPr>
-        <w:t xml:space="preserve"> </w:t>
+      <w:r>
+        <w:rPr>
+          <w:rFonts w:cs="Arial"/>
+          <w:highlight w:val="green"/>
+          <w:lang w:bidi="ar-EG"/>
+        </w:rPr>
+        <w:t xml:space="preserve">en </w:t>
       </w:r>
     </w:p>
     <w:p>
@@ -2542,7 +2636,6 @@
         </w:rPr>
         <w:t xml:space="preserve"> هو يعمل ك </w:t>
       </w:r>
-      <w:proofErr w:type="spellStart"/>
       <w:r>
         <w:rPr>
           <w:rFonts w:cs="Arial"/>
@@ -2551,7 +2644,6 @@
         </w:rPr>
         <w:t>rtl-ltr</w:t>
       </w:r>
-      <w:proofErr w:type="spellEnd"/>
       <w:r>
         <w:rPr>
           <w:rFonts w:cs="Arial" w:hint="cs"/>
@@ -2642,174 +2734,57 @@
         </w:rPr>
         <w:t xml:space="preserve">  </w:t>
       </w:r>
-      <w:proofErr w:type="gramStart"/>
-      <w:r>
-        <w:rPr>
-          <w:lang w:bidi="ar-EG"/>
-        </w:rPr>
-        <w:t>&lt;!--</w:t>
-      </w:r>
-      <w:proofErr w:type="gramEnd"/>
-      <w:r>
-        <w:rPr>
-          <w:lang w:bidi="ar-EG"/>
-        </w:rPr>
-        <w:t xml:space="preserve"> Before --&gt;</w:t>
-      </w:r>
-    </w:p>
-    <w:p>
-      <w:pPr>
-        <w:rPr>
-          <w:lang w:bidi="ar-EG"/>
-        </w:rPr>
-      </w:pPr>
-      <w:proofErr w:type="gramStart"/>
-      <w:r>
-        <w:rPr>
-          <w:lang w:bidi="ar-EG"/>
-        </w:rPr>
-        <w:lastRenderedPageBreak/>
-        <w:t xml:space="preserve">{{ </w:t>
-      </w:r>
-      <w:proofErr w:type="spellStart"/>
-      <w:r>
-        <w:rPr>
-          <w:lang w:bidi="ar-EG"/>
-        </w:rPr>
-        <w:t>p</w:t>
-      </w:r>
-      <w:proofErr w:type="gramEnd"/>
-      <w:r>
-        <w:rPr>
-          <w:lang w:bidi="ar-EG"/>
-        </w:rPr>
-        <w:t>.submittedAt</w:t>
-      </w:r>
-      <w:proofErr w:type="spellEnd"/>
-      <w:r>
-        <w:rPr>
-          <w:lang w:bidi="ar-EG"/>
-        </w:rPr>
-        <w:t xml:space="preserve"> | </w:t>
-      </w:r>
-      <w:proofErr w:type="spellStart"/>
-      <w:r>
-        <w:rPr>
-          <w:lang w:bidi="ar-EG"/>
-        </w:rPr>
-        <w:t>date:'d</w:t>
-      </w:r>
-      <w:proofErr w:type="spellEnd"/>
-      <w:r>
-        <w:rPr>
-          <w:lang w:bidi="ar-EG"/>
-        </w:rPr>
-        <w:t xml:space="preserve"> MMM</w:t>
-      </w:r>
-      <w:proofErr w:type="gramStart"/>
-      <w:r>
-        <w:rPr>
-          <w:lang w:bidi="ar-EG"/>
-        </w:rPr>
-        <w:t>' }</w:t>
-      </w:r>
-      <w:proofErr w:type="gramEnd"/>
-      <w:r>
-        <w:rPr>
-          <w:lang w:bidi="ar-EG"/>
-        </w:rPr>
-        <w:t>}</w:t>
-      </w:r>
-    </w:p>
-    <w:p>
-      <w:pPr>
-        <w:rPr>
-          <w:lang w:bidi="ar-EG"/>
-        </w:rPr>
-      </w:pPr>
-    </w:p>
-    <w:p>
-      <w:pPr>
-        <w:rPr>
-          <w:lang w:bidi="ar-EG"/>
-        </w:rPr>
-      </w:pPr>
-      <w:proofErr w:type="gramStart"/>
-      <w:r>
-        <w:rPr>
-          <w:lang w:bidi="ar-EG"/>
-        </w:rPr>
-        <w:t>&lt;!--</w:t>
-      </w:r>
-      <w:proofErr w:type="gramEnd"/>
-      <w:r>
-        <w:rPr>
-          <w:lang w:bidi="ar-EG"/>
-        </w:rPr>
-        <w:t xml:space="preserve"> After — Fix 10 --&gt;</w:t>
-      </w:r>
-    </w:p>
-    <w:p>
-      <w:pPr>
-        <w:rPr>
-          <w:lang w:bidi="ar-EG"/>
-        </w:rPr>
-      </w:pPr>
-      <w:proofErr w:type="gramStart"/>
-      <w:r>
-        <w:rPr>
-          <w:lang w:bidi="ar-EG"/>
-        </w:rPr>
-        <w:t xml:space="preserve">{{ </w:t>
-      </w:r>
-      <w:proofErr w:type="spellStart"/>
-      <w:r>
-        <w:rPr>
-          <w:lang w:bidi="ar-EG"/>
-        </w:rPr>
-        <w:t>p</w:t>
-      </w:r>
-      <w:proofErr w:type="gramEnd"/>
-      <w:r>
-        <w:rPr>
-          <w:lang w:bidi="ar-EG"/>
-        </w:rPr>
-        <w:t>.submittedAt</w:t>
-      </w:r>
-      <w:proofErr w:type="spellEnd"/>
-      <w:r>
-        <w:rPr>
-          <w:lang w:bidi="ar-EG"/>
-        </w:rPr>
-        <w:t xml:space="preserve"> | </w:t>
-      </w:r>
-      <w:proofErr w:type="spellStart"/>
-      <w:r>
-        <w:rPr>
-          <w:lang w:bidi="ar-EG"/>
-        </w:rPr>
-        <w:t>utcDate</w:t>
-      </w:r>
-      <w:proofErr w:type="spellEnd"/>
-      <w:r>
-        <w:rPr>
-          <w:lang w:bidi="ar-EG"/>
-        </w:rPr>
-        <w:t>:'date</w:t>
-      </w:r>
-      <w:proofErr w:type="gramStart"/>
-      <w:r>
-        <w:rPr>
-          <w:lang w:bidi="ar-EG"/>
-        </w:rPr>
-        <w:t>' }</w:t>
-      </w:r>
-      <w:proofErr w:type="gramEnd"/>
-      <w:r>
-        <w:rPr>
-          <w:lang w:bidi="ar-EG"/>
-        </w:rPr>
-        <w:t>}</w:t>
+      <w:r>
+        <w:rPr>
+          <w:lang w:bidi="ar-EG"/>
+        </w:rPr>
+        <w:t>&lt;!-- Before --&gt;</w:t>
+      </w:r>
+    </w:p>
+    <w:p>
+      <w:pPr>
+        <w:rPr>
+          <w:lang w:bidi="ar-EG"/>
+        </w:rPr>
+      </w:pPr>
+      <w:r>
+        <w:rPr>
+          <w:lang w:bidi="ar-EG"/>
+        </w:rPr>
+        <w:t>{{ p.submittedAt | date:'d MMM' }}</w:t>
+      </w:r>
+    </w:p>
+    <w:p>
+      <w:pPr>
+        <w:rPr>
+          <w:lang w:bidi="ar-EG"/>
+        </w:rPr>
+      </w:pPr>
+    </w:p>
+    <w:p>
+      <w:pPr>
+        <w:rPr>
+          <w:lang w:bidi="ar-EG"/>
+        </w:rPr>
+      </w:pPr>
+      <w:r>
+        <w:rPr>
+          <w:lang w:bidi="ar-EG"/>
+        </w:rPr>
+        <w:t>&lt;!-- After — Fix 10 --&gt;</w:t>
+      </w:r>
+    </w:p>
+    <w:p>
+      <w:pPr>
+        <w:rPr>
+          <w:lang w:bidi="ar-EG"/>
+        </w:rPr>
+      </w:pPr>
+      <w:r>
+        <w:rPr>
+          <w:lang w:bidi="ar-EG"/>
+        </w:rPr>
+        <w:t>{{ p.submittedAt | utcDate:'date' }}</w:t>
       </w:r>
     </w:p>
     <w:p>
@@ -3892,7 +3867,6 @@
   <w:style w:type="character" w:default="1" w:styleId="DefaultParagraphFont">
     <w:name w:val="Default Paragraph Font"/>
     <w:uiPriority w:val="1"/>
-    <w:semiHidden/>
     <w:unhideWhenUsed/>
   </w:style>
   <w:style w:type="table" w:default="1" w:styleId="TableNormal">
